--- a/MAR-AGO26 (2).docx
+++ b/MAR-AGO26 (2).docx
@@ -1,6 +1,6 @@
 
 <file path=word/document.xml><?xml version="1.0" encoding="utf-8"?>
-<w:document xmlns:wpc="http://schemas.microsoft.com/office/word/2010/wordprocessingCanvas" xmlns:cx="http://schemas.microsoft.com/office/drawing/2014/chartex" xmlns:cx1="http://schemas.microsoft.com/office/drawing/2015/9/8/chartex" xmlns:mc="http://schemas.openxmlformats.org/markup-compatibility/2006" xmlns:o="urn:schemas-microsoft-com:office:office" xmlns:r="http://schemas.openxmlformats.org/officeDocument/2006/relationships" xmlns:m="http://schemas.openxmlformats.org/officeDocument/2006/math" xmlns:v="urn:schemas-microsoft-com:vml" xmlns:wp14="http://schemas.microsoft.com/office/word/2010/wordprocessingDrawing" xmlns:wp="http://schemas.openxmlformats.org/drawingml/2006/wordprocessingDrawing" xmlns:w10="urn:schemas-microsoft-com:office:word" xmlns:w="http://schemas.openxmlformats.org/wordprocessingml/2006/main" xmlns:w14="http://schemas.microsoft.com/office/word/2010/wordml" xmlns:w15="http://schemas.microsoft.com/office/word/2012/wordml" xmlns:w16se="http://schemas.microsoft.com/office/word/2015/wordml/symex" xmlns:wpg="http://schemas.microsoft.com/office/word/2010/wordprocessingGroup" xmlns:wpi="http://schemas.microsoft.com/office/word/2010/wordprocessingInk" xmlns:wne="http://schemas.microsoft.com/office/word/2006/wordml" xmlns:wps="http://schemas.microsoft.com/office/word/2010/wordprocessingShape" mc:Ignorable="w14 w15 w16se wp14">
+<w:document xmlns:wpc="http://schemas.microsoft.com/office/word/2010/wordprocessingCanvas" xmlns:cx="http://schemas.microsoft.com/office/drawing/2014/chartex" xmlns:cx1="http://schemas.microsoft.com/office/drawing/2015/9/8/chartex" xmlns:cx2="http://schemas.microsoft.com/office/drawing/2015/10/21/chartex" xmlns:cx3="http://schemas.microsoft.com/office/drawing/2016/5/9/chartex" xmlns:cx4="http://schemas.microsoft.com/office/drawing/2016/5/10/chartex" xmlns:cx5="http://schemas.microsoft.com/office/drawing/2016/5/11/chartex" xmlns:cx6="http://schemas.microsoft.com/office/drawing/2016/5/12/chartex" xmlns:cx7="http://schemas.microsoft.com/office/drawing/2016/5/13/chartex" xmlns:cx8="http://schemas.microsoft.com/office/drawing/2016/5/14/chartex" xmlns:mc="http://schemas.openxmlformats.org/markup-compatibility/2006" xmlns:aink="http://schemas.microsoft.com/office/drawing/2016/ink" xmlns:am3d="http://schemas.microsoft.com/office/drawing/2017/model3d" xmlns:o="urn:schemas-microsoft-com:office:office" xmlns:oel="http://schemas.microsoft.com/office/2019/extlst" xmlns:r="http://schemas.openxmlformats.org/officeDocument/2006/relationships" xmlns:m="http://schemas.openxmlformats.org/officeDocument/2006/math" xmlns:v="urn:schemas-microsoft-com:vml" xmlns:wp14="http://schemas.microsoft.com/office/word/2010/wordprocessingDrawing" xmlns:wp="http://schemas.openxmlformats.org/drawingml/2006/wordprocessingDrawing" xmlns:w10="urn:schemas-microsoft-com:office:word" xmlns:w="http://schemas.openxmlformats.org/wordprocessingml/2006/main" xmlns:w14="http://schemas.microsoft.com/office/word/2010/wordml" xmlns:w15="http://schemas.microsoft.com/office/word/2012/wordml" xmlns:w16cex="http://schemas.microsoft.com/office/word/2018/wordml/cex" xmlns:w16cid="http://schemas.microsoft.com/office/word/2016/wordml/cid" xmlns:w16="http://schemas.microsoft.com/office/word/2018/wordml" xmlns:w16du="http://schemas.microsoft.com/office/word/2023/wordml/word16du" xmlns:w16sdtdh="http://schemas.microsoft.com/office/word/2020/wordml/sdtdatahash" xmlns:w16sdtfl="http://schemas.microsoft.com/office/word/2024/wordml/sdtformatlock" xmlns:w16se="http://schemas.microsoft.com/office/word/2015/wordml/symex" xmlns:wpg="http://schemas.microsoft.com/office/word/2010/wordprocessingGroup" xmlns:wpi="http://schemas.microsoft.com/office/word/2010/wordprocessingInk" xmlns:wne="http://schemas.microsoft.com/office/word/2006/wordml" xmlns:wps="http://schemas.microsoft.com/office/word/2010/wordprocessingShape" mc:Ignorable="w14 w15 w16se w16cid w16 w16cex w16sdtdh w16sdtfl w16du wp14">
   <w:body>
     <w:p>
       <w:pPr>
@@ -98,18 +98,21 @@
       <w:r>
         <w:rPr>
           <w:rFonts w:ascii="Geomanist" w:hAnsi="Geomanist" w:cs="Arial"/>
+          <w:highlight w:val="yellow"/>
         </w:rPr>
         <w:fldChar w:fldCharType="begin"/>
       </w:r>
       <w:r>
         <w:rPr>
           <w:rFonts w:ascii="Geomanist" w:hAnsi="Geomanist" w:cs="Arial"/>
+          <w:highlight w:val="yellow"/>
         </w:rPr>
         <w:instrText xml:space="preserve"> MERGEFIELD SEXO </w:instrText>
       </w:r>
       <w:r>
         <w:rPr>
           <w:rFonts w:ascii="Geomanist" w:hAnsi="Geomanist" w:cs="Arial"/>
+          <w:highlight w:val="yellow"/>
         </w:rPr>
         <w:fldChar w:fldCharType="separate"/>
       </w:r>
@@ -117,12 +120,14 @@
         <w:rPr>
           <w:rFonts w:ascii="Geomanist" w:hAnsi="Geomanist" w:cs="Arial"/>
           <w:noProof/>
+          <w:highlight w:val="yellow"/>
         </w:rPr>
         <w:t>La</w:t>
       </w:r>
       <w:r>
         <w:rPr>
           <w:rFonts w:ascii="Geomanist" w:hAnsi="Geomanist" w:cs="Arial"/>
+          <w:highlight w:val="yellow"/>
         </w:rPr>
         <w:fldChar w:fldCharType="end"/>
       </w:r>
@@ -130,6 +135,7 @@
         <w:rPr>
           <w:rFonts w:ascii="Geomanist" w:hAnsi="Geomanist" w:cs="Arial"/>
           <w:b/>
+          <w:highlight w:val="yellow"/>
         </w:rPr>
         <w:t xml:space="preserve"> C. </w:t>
       </w:r>
@@ -137,6 +143,7 @@
         <w:rPr>
           <w:rFonts w:ascii="Geomanist" w:hAnsi="Geomanist" w:cs="Arial"/>
           <w:b/>
+          <w:highlight w:val="yellow"/>
         </w:rPr>
         <w:fldChar w:fldCharType="begin"/>
       </w:r>
@@ -144,6 +151,7 @@
         <w:rPr>
           <w:rFonts w:ascii="Geomanist" w:hAnsi="Geomanist" w:cs="Arial"/>
           <w:b/>
+          <w:highlight w:val="yellow"/>
         </w:rPr>
         <w:instrText xml:space="preserve"> MERGEFIELD GRADO </w:instrText>
       </w:r>
@@ -151,6 +159,7 @@
         <w:rPr>
           <w:rFonts w:ascii="Geomanist" w:hAnsi="Geomanist" w:cs="Arial"/>
           <w:b/>
+          <w:highlight w:val="yellow"/>
         </w:rPr>
         <w:fldChar w:fldCharType="separate"/>
       </w:r>
@@ -159,6 +168,7 @@
           <w:rFonts w:ascii="Geomanist" w:hAnsi="Geomanist" w:cs="Arial"/>
           <w:b/>
           <w:noProof/>
+          <w:highlight w:val="yellow"/>
         </w:rPr>
         <w:t>Licenciada</w:t>
       </w:r>
@@ -166,6 +176,7 @@
         <w:rPr>
           <w:rFonts w:ascii="Geomanist" w:hAnsi="Geomanist" w:cs="Arial"/>
           <w:b/>
+          <w:highlight w:val="yellow"/>
         </w:rPr>
         <w:fldChar w:fldCharType="end"/>
       </w:r>
@@ -173,6 +184,7 @@
         <w:rPr>
           <w:rFonts w:ascii="Geomanist" w:hAnsi="Geomanist" w:cs="Arial"/>
           <w:b/>
+          <w:highlight w:val="yellow"/>
         </w:rPr>
         <w:t xml:space="preserve"> </w:t>
       </w:r>
@@ -180,6 +192,7 @@
         <w:rPr>
           <w:rFonts w:ascii="Geomanist" w:hAnsi="Geomanist" w:cs="Arial"/>
           <w:b/>
+          <w:highlight w:val="yellow"/>
         </w:rPr>
         <w:fldChar w:fldCharType="begin"/>
       </w:r>
@@ -187,6 +200,7 @@
         <w:rPr>
           <w:rFonts w:ascii="Geomanist" w:hAnsi="Geomanist" w:cs="Arial"/>
           <w:b/>
+          <w:highlight w:val="yellow"/>
         </w:rPr>
         <w:instrText xml:space="preserve"> MERGEFIELD NOMBRE </w:instrText>
       </w:r>
@@ -194,6 +208,7 @@
         <w:rPr>
           <w:rFonts w:ascii="Geomanist" w:hAnsi="Geomanist" w:cs="Arial"/>
           <w:b/>
+          <w:highlight w:val="yellow"/>
         </w:rPr>
         <w:fldChar w:fldCharType="separate"/>
       </w:r>
@@ -202,6 +217,7 @@
           <w:rFonts w:ascii="Geomanist" w:hAnsi="Geomanist" w:cs="Arial"/>
           <w:b/>
           <w:noProof/>
+          <w:highlight w:val="yellow"/>
         </w:rPr>
         <w:t>Fátima Margarita Lechuga Blanco</w:t>
       </w:r>
@@ -209,6 +225,7 @@
         <w:rPr>
           <w:rFonts w:ascii="Geomanist" w:hAnsi="Geomanist" w:cs="Arial"/>
           <w:b/>
+          <w:highlight w:val="yellow"/>
         </w:rPr>
         <w:fldChar w:fldCharType="end"/>
       </w:r>
@@ -222,6 +239,7 @@
         <w:rPr>
           <w:rFonts w:ascii="Geomanist" w:hAnsi="Geomanist" w:cs="Arial"/>
           <w:b/>
+          <w:highlight w:val="yellow"/>
         </w:rPr>
         <w:t>“</w:t>
       </w:r>
@@ -229,6 +247,7 @@
         <w:rPr>
           <w:rFonts w:ascii="Geomanist" w:hAnsi="Geomanist" w:cs="Arial"/>
           <w:b/>
+          <w:highlight w:val="yellow"/>
         </w:rPr>
         <w:fldChar w:fldCharType="begin"/>
       </w:r>
@@ -236,6 +255,7 @@
         <w:rPr>
           <w:rFonts w:ascii="Geomanist" w:hAnsi="Geomanist" w:cs="Arial"/>
           <w:b/>
+          <w:highlight w:val="yellow"/>
         </w:rPr>
         <w:instrText xml:space="preserve"> MERGEFIELD SEXO </w:instrText>
       </w:r>
@@ -243,6 +263,7 @@
         <w:rPr>
           <w:rFonts w:ascii="Geomanist" w:hAnsi="Geomanist" w:cs="Arial"/>
           <w:b/>
+          <w:highlight w:val="yellow"/>
         </w:rPr>
         <w:fldChar w:fldCharType="separate"/>
       </w:r>
@@ -251,6 +272,7 @@
           <w:rFonts w:ascii="Geomanist" w:hAnsi="Geomanist" w:cs="Arial"/>
           <w:b/>
           <w:noProof/>
+          <w:highlight w:val="yellow"/>
         </w:rPr>
         <w:t>La</w:t>
       </w:r>
@@ -258,6 +280,7 @@
         <w:rPr>
           <w:rFonts w:ascii="Geomanist" w:hAnsi="Geomanist" w:cs="Arial"/>
           <w:b/>
+          <w:highlight w:val="yellow"/>
         </w:rPr>
         <w:fldChar w:fldCharType="end"/>
       </w:r>
@@ -265,6 +288,7 @@
         <w:rPr>
           <w:rFonts w:ascii="Geomanist" w:hAnsi="Geomanist" w:cs="Arial"/>
           <w:b/>
+          <w:highlight w:val="yellow"/>
         </w:rPr>
         <w:t xml:space="preserve"> Prestador</w:t>
       </w:r>
@@ -272,6 +296,7 @@
         <w:rPr>
           <w:rFonts w:ascii="Geomanist" w:hAnsi="Geomanist" w:cs="Arial"/>
           <w:b/>
+          <w:highlight w:val="yellow"/>
         </w:rPr>
         <w:fldChar w:fldCharType="begin"/>
       </w:r>
@@ -279,6 +304,7 @@
         <w:rPr>
           <w:rFonts w:ascii="Geomanist" w:hAnsi="Geomanist" w:cs="Arial"/>
           <w:b/>
+          <w:highlight w:val="yellow"/>
         </w:rPr>
         <w:instrText xml:space="preserve"> MERGEFIELD PRESTADOR1 </w:instrText>
       </w:r>
@@ -286,6 +312,7 @@
         <w:rPr>
           <w:rFonts w:ascii="Geomanist" w:hAnsi="Geomanist" w:cs="Arial"/>
           <w:b/>
+          <w:highlight w:val="yellow"/>
         </w:rPr>
         <w:fldChar w:fldCharType="separate"/>
       </w:r>
@@ -294,6 +321,7 @@
           <w:rFonts w:ascii="Geomanist" w:hAnsi="Geomanist" w:cs="Arial"/>
           <w:b/>
           <w:noProof/>
+          <w:highlight w:val="yellow"/>
         </w:rPr>
         <w:t>a</w:t>
       </w:r>
@@ -301,6 +329,7 @@
         <w:rPr>
           <w:rFonts w:ascii="Geomanist" w:hAnsi="Geomanist" w:cs="Arial"/>
           <w:b/>
+          <w:highlight w:val="yellow"/>
         </w:rPr>
         <w:fldChar w:fldCharType="end"/>
       </w:r>
@@ -308,22 +337,22 @@
         <w:rPr>
           <w:rFonts w:ascii="Geomanist" w:hAnsi="Geomanist" w:cs="Arial"/>
           <w:b/>
-        </w:rPr>
-        <w:t xml:space="preserve"> de Servicios”</w:t>
-      </w:r>
-      <w:r>
-        <w:rPr>
-          <w:rFonts w:ascii="Geomanist" w:hAnsi="Geomanist" w:cs="Arial"/>
-        </w:rPr>
-        <w:t xml:space="preserve">, de acuerdo con las declaraciones </w:t>
-      </w:r>
-      <w:bookmarkStart w:id="0" w:name="_GoBack"/>
-      <w:bookmarkEnd w:id="0"/>
-      <w:r>
-        <w:rPr>
-          <w:rFonts w:ascii="Geomanist" w:hAnsi="Geomanist" w:cs="Arial"/>
-        </w:rPr>
-        <w:t>y cláusulas siguientes:</w:t>
+          <w:highlight w:val="yellow"/>
+        </w:rPr>
+        <w:t xml:space="preserve"> de Servicios</w:t>
+      </w:r>
+      <w:r>
+        <w:rPr>
+          <w:rFonts w:ascii="Geomanist" w:hAnsi="Geomanist" w:cs="Arial"/>
+          <w:b/>
+        </w:rPr>
+        <w:t>”</w:t>
+      </w:r>
+      <w:r>
+        <w:rPr>
+          <w:rFonts w:ascii="Geomanist" w:hAnsi="Geomanist" w:cs="Arial"/>
+        </w:rPr>
+        <w:t>, de acuerdo con las declaraciones y cláusulas siguientes:</w:t>
       </w:r>
     </w:p>
     <w:p>
@@ -510,21 +539,7 @@
           <w:rFonts w:ascii="Geomanist" w:hAnsi="Geomanist" w:cs="Arial"/>
         </w:rPr>
         <w:tab/>
-        <w:t xml:space="preserve">Que el C. General Ricardo </w:t>
-      </w:r>
-      <w:proofErr w:type="spellStart"/>
-      <w:r>
-        <w:rPr>
-          <w:rFonts w:ascii="Geomanist" w:hAnsi="Geomanist" w:cs="Arial"/>
-        </w:rPr>
-        <w:t>Trevilla</w:t>
-      </w:r>
-      <w:proofErr w:type="spellEnd"/>
-      <w:r>
-        <w:rPr>
-          <w:rFonts w:ascii="Geomanist" w:hAnsi="Geomanist" w:cs="Arial"/>
-        </w:rPr>
-        <w:t xml:space="preserve"> Trejo, Secretario de la Defensa Nacional, ha tenido a bien designar al C. General de </w:t>
+        <w:t xml:space="preserve">Que el C. General Ricardo Trevilla Trejo, Secretario de la Defensa Nacional, ha tenido a bien designar al C. General de </w:t>
       </w:r>
       <w:r>
         <w:rPr>
@@ -752,12 +767,21 @@
           <w:rFonts w:ascii="Geomanist" w:hAnsi="Geomanist" w:cs="Arial"/>
           <w:b/>
         </w:rPr>
-        <w:t>“Prestador</w:t>
-      </w:r>
-      <w:r>
-        <w:rPr>
-          <w:rFonts w:ascii="Geomanist" w:hAnsi="Geomanist" w:cs="Arial"/>
-          <w:b/>
+        <w:t>“</w:t>
+      </w:r>
+      <w:r>
+        <w:rPr>
+          <w:rFonts w:ascii="Geomanist" w:hAnsi="Geomanist" w:cs="Arial"/>
+          <w:b/>
+          <w:highlight w:val="yellow"/>
+        </w:rPr>
+        <w:t>Prestador</w:t>
+      </w:r>
+      <w:r>
+        <w:rPr>
+          <w:rFonts w:ascii="Geomanist" w:hAnsi="Geomanist" w:cs="Arial"/>
+          <w:b/>
+          <w:highlight w:val="yellow"/>
         </w:rPr>
         <w:fldChar w:fldCharType="begin"/>
       </w:r>
@@ -765,6 +789,7 @@
         <w:rPr>
           <w:rFonts w:ascii="Geomanist" w:hAnsi="Geomanist" w:cs="Arial"/>
           <w:b/>
+          <w:highlight w:val="yellow"/>
         </w:rPr>
         <w:instrText xml:space="preserve"> MERGEFIELD PRESTADOR1 </w:instrText>
       </w:r>
@@ -772,6 +797,7 @@
         <w:rPr>
           <w:rFonts w:ascii="Geomanist" w:hAnsi="Geomanist" w:cs="Arial"/>
           <w:b/>
+          <w:highlight w:val="yellow"/>
         </w:rPr>
         <w:fldChar w:fldCharType="separate"/>
       </w:r>
@@ -780,6 +806,7 @@
           <w:rFonts w:ascii="Geomanist" w:hAnsi="Geomanist" w:cs="Arial"/>
           <w:b/>
           <w:noProof/>
+          <w:highlight w:val="yellow"/>
         </w:rPr>
         <w:t>a</w:t>
       </w:r>
@@ -787,6 +814,7 @@
         <w:rPr>
           <w:rFonts w:ascii="Geomanist" w:hAnsi="Geomanist" w:cs="Arial"/>
           <w:b/>
+          <w:highlight w:val="yellow"/>
         </w:rPr>
         <w:fldChar w:fldCharType="end"/>
       </w:r>
@@ -795,6 +823,7 @@
           <w:rFonts w:ascii="Geomanist" w:hAnsi="Geomanist" w:cs="Arial"/>
           <w:b/>
           <w:noProof/>
+          <w:highlight w:val="yellow"/>
         </w:rPr>
         <w:t xml:space="preserve"> de Servicios</w:t>
       </w:r>
@@ -802,6 +831,7 @@
         <w:rPr>
           <w:rFonts w:ascii="Geomanist" w:hAnsi="Geomanist" w:cs="Arial"/>
           <w:b/>
+          <w:highlight w:val="yellow"/>
         </w:rPr>
         <w:t>”</w:t>
       </w:r>
@@ -835,6 +865,7 @@
         <w:rPr>
           <w:rFonts w:ascii="Geomanist" w:hAnsi="Geomanist" w:cs="Arial"/>
           <w:b/>
+          <w:highlight w:val="yellow"/>
         </w:rPr>
         <w:fldChar w:fldCharType="begin"/>
       </w:r>
@@ -842,6 +873,7 @@
         <w:rPr>
           <w:rFonts w:ascii="Geomanist" w:hAnsi="Geomanist" w:cs="Arial"/>
           <w:b/>
+          <w:highlight w:val="yellow"/>
         </w:rPr>
         <w:instrText xml:space="preserve"> MERGEFIELD NIVEL_IMPARTIR </w:instrText>
       </w:r>
@@ -849,6 +881,7 @@
         <w:rPr>
           <w:rFonts w:ascii="Geomanist" w:hAnsi="Geomanist" w:cs="Arial"/>
           <w:b/>
+          <w:highlight w:val="yellow"/>
         </w:rPr>
         <w:fldChar w:fldCharType="separate"/>
       </w:r>
@@ -857,6 +890,7 @@
           <w:rFonts w:ascii="Geomanist" w:hAnsi="Geomanist" w:cs="Arial"/>
           <w:b/>
           <w:noProof/>
+          <w:highlight w:val="yellow"/>
         </w:rPr>
         <w:t>Licenciatura</w:t>
       </w:r>
@@ -864,6 +898,7 @@
         <w:rPr>
           <w:rFonts w:ascii="Geomanist" w:hAnsi="Geomanist" w:cs="Arial"/>
           <w:b/>
+          <w:highlight w:val="yellow"/>
         </w:rPr>
         <w:fldChar w:fldCharType="end"/>
       </w:r>
@@ -871,6 +906,7 @@
         <w:rPr>
           <w:rFonts w:ascii="Geomanist" w:hAnsi="Geomanist" w:cs="Arial"/>
           <w:b/>
+          <w:highlight w:val="yellow"/>
         </w:rPr>
         <w:t xml:space="preserve"> y demás </w:t>
       </w:r>
@@ -878,6 +914,7 @@
         <w:rPr>
           <w:rFonts w:ascii="Geomanist" w:hAnsi="Geomanist" w:cs="Arial"/>
           <w:b/>
+          <w:highlight w:val="yellow"/>
         </w:rPr>
         <w:t>actividades</w:t>
       </w:r>
@@ -885,6 +922,7 @@
         <w:rPr>
           <w:rFonts w:ascii="Geomanist" w:hAnsi="Geomanist" w:cs="Arial"/>
           <w:b/>
+          <w:highlight w:val="yellow"/>
         </w:rPr>
         <w:t xml:space="preserve"> afines a </w:t>
       </w:r>
@@ -892,6 +930,7 @@
         <w:rPr>
           <w:rFonts w:ascii="Geomanist" w:hAnsi="Geomanist" w:cs="Arial"/>
           <w:b/>
+          <w:highlight w:val="yellow"/>
         </w:rPr>
         <w:t>su especialidad</w:t>
       </w:r>
@@ -1024,7 +1063,20 @@
         <w:rPr>
           <w:rFonts w:ascii="Geomanist" w:hAnsi="Geomanist" w:cs="Arial"/>
         </w:rPr>
-        <w:t xml:space="preserve"> para los efectos del presente contrato, señala como su domicilio el ubicado en: Campo Militar Númer</w:t>
+        <w:t xml:space="preserve"> para los efectos del presente contrato, señala como su domicilio el ubicado en</w:t>
+      </w:r>
+      <w:r>
+        <w:rPr>
+          <w:rFonts w:ascii="Geomanist" w:hAnsi="Geomanist" w:cs="Arial"/>
+          <w:highlight w:val="yellow"/>
+        </w:rPr>
+        <w:t xml:space="preserve">: </w:t>
+      </w:r>
+      <w:r>
+        <w:rPr>
+          <w:rFonts w:ascii="Geomanist" w:hAnsi="Geomanist" w:cs="Arial"/>
+        </w:rPr>
+        <w:t>Campo Militar Númer</w:t>
       </w:r>
       <w:r>
         <w:rPr>
@@ -1048,21 +1100,7 @@
         <w:rPr>
           <w:rFonts w:ascii="Geomanist" w:hAnsi="Geomanist" w:cs="Arial"/>
         </w:rPr>
-        <w:t xml:space="preserve">, “Gral. </w:t>
-      </w:r>
-      <w:proofErr w:type="spellStart"/>
-      <w:r>
-        <w:rPr>
-          <w:rFonts w:ascii="Geomanist" w:hAnsi="Geomanist" w:cs="Arial"/>
-        </w:rPr>
-        <w:t>Div</w:t>
-      </w:r>
-      <w:proofErr w:type="spellEnd"/>
-      <w:r>
-        <w:rPr>
-          <w:rFonts w:ascii="Geomanist" w:hAnsi="Geomanist" w:cs="Arial"/>
-        </w:rPr>
-        <w:t>. Joaquín Amaro Domínguez”,</w:t>
+        <w:t>, “Gral. Div. Joaquín Amaro Domínguez”,</w:t>
       </w:r>
       <w:r>
         <w:rPr>
@@ -1086,21 +1124,7 @@
         <w:rPr>
           <w:rFonts w:ascii="Geomanist" w:hAnsi="Geomanist" w:cs="Arial"/>
         </w:rPr>
-        <w:t xml:space="preserve"> Colonia </w:t>
-      </w:r>
-      <w:proofErr w:type="spellStart"/>
-      <w:r>
-        <w:rPr>
-          <w:rFonts w:ascii="Geomanist" w:hAnsi="Geomanist" w:cs="Arial"/>
-        </w:rPr>
-        <w:t>Popotla</w:t>
-      </w:r>
-      <w:proofErr w:type="spellEnd"/>
-      <w:r>
-        <w:rPr>
-          <w:rFonts w:ascii="Geomanist" w:hAnsi="Geomanist" w:cs="Arial"/>
-        </w:rPr>
-        <w:t>, Alcaldía Miguel Hidalgo, Código Postal</w:t>
+        <w:t xml:space="preserve"> Colonia Popotla, Alcaldía Miguel Hidalgo, Código Postal</w:t>
       </w:r>
       <w:r>
         <w:rPr>
@@ -1152,6 +1176,7 @@
         <w:rPr>
           <w:rFonts w:ascii="Geomanist" w:hAnsi="Geomanist" w:cs="Arial"/>
           <w:b/>
+          <w:highlight w:val="yellow"/>
         </w:rPr>
         <w:fldChar w:fldCharType="begin"/>
       </w:r>
@@ -1159,6 +1184,7 @@
         <w:rPr>
           <w:rFonts w:ascii="Geomanist" w:hAnsi="Geomanist" w:cs="Arial"/>
           <w:b/>
+          <w:highlight w:val="yellow"/>
         </w:rPr>
         <w:instrText xml:space="preserve"> MERGEFIELD SEXO </w:instrText>
       </w:r>
@@ -1166,6 +1192,7 @@
         <w:rPr>
           <w:rFonts w:ascii="Geomanist" w:hAnsi="Geomanist" w:cs="Arial"/>
           <w:b/>
+          <w:highlight w:val="yellow"/>
         </w:rPr>
         <w:fldChar w:fldCharType="separate"/>
       </w:r>
@@ -1174,6 +1201,7 @@
           <w:rFonts w:ascii="Geomanist" w:hAnsi="Geomanist" w:cs="Arial"/>
           <w:b/>
           <w:noProof/>
+          <w:highlight w:val="yellow"/>
         </w:rPr>
         <w:t>La</w:t>
       </w:r>
@@ -1181,6 +1209,7 @@
         <w:rPr>
           <w:rFonts w:ascii="Geomanist" w:hAnsi="Geomanist" w:cs="Arial"/>
           <w:b/>
+          <w:highlight w:val="yellow"/>
         </w:rPr>
         <w:fldChar w:fldCharType="end"/>
       </w:r>
@@ -1188,6 +1217,7 @@
         <w:rPr>
           <w:rFonts w:ascii="Geomanist" w:hAnsi="Geomanist" w:cs="Arial"/>
           <w:b/>
+          <w:highlight w:val="yellow"/>
         </w:rPr>
         <w:t xml:space="preserve"> Prestador</w:t>
       </w:r>
@@ -1195,6 +1225,7 @@
         <w:rPr>
           <w:rFonts w:ascii="Geomanist" w:hAnsi="Geomanist" w:cs="Arial"/>
           <w:b/>
+          <w:highlight w:val="yellow"/>
         </w:rPr>
         <w:fldChar w:fldCharType="begin"/>
       </w:r>
@@ -1202,6 +1233,7 @@
         <w:rPr>
           <w:rFonts w:ascii="Geomanist" w:hAnsi="Geomanist" w:cs="Arial"/>
           <w:b/>
+          <w:highlight w:val="yellow"/>
         </w:rPr>
         <w:instrText xml:space="preserve"> MERGEFIELD PRESTADOR1 </w:instrText>
       </w:r>
@@ -1209,6 +1241,7 @@
         <w:rPr>
           <w:rFonts w:ascii="Geomanist" w:hAnsi="Geomanist" w:cs="Arial"/>
           <w:b/>
+          <w:highlight w:val="yellow"/>
         </w:rPr>
         <w:fldChar w:fldCharType="separate"/>
       </w:r>
@@ -1217,6 +1250,7 @@
           <w:rFonts w:ascii="Geomanist" w:hAnsi="Geomanist" w:cs="Arial"/>
           <w:b/>
           <w:noProof/>
+          <w:highlight w:val="yellow"/>
         </w:rPr>
         <w:t>a</w:t>
       </w:r>
@@ -1224,6 +1258,7 @@
         <w:rPr>
           <w:rFonts w:ascii="Geomanist" w:hAnsi="Geomanist" w:cs="Arial"/>
           <w:b/>
+          <w:highlight w:val="yellow"/>
         </w:rPr>
         <w:fldChar w:fldCharType="end"/>
       </w:r>
@@ -1231,6 +1266,7 @@
         <w:rPr>
           <w:rFonts w:ascii="Geomanist" w:hAnsi="Geomanist" w:cs="Arial"/>
           <w:b/>
+          <w:highlight w:val="yellow"/>
         </w:rPr>
         <w:t xml:space="preserve"> </w:t>
       </w:r>
@@ -1239,6 +1275,7 @@
           <w:rFonts w:ascii="Geomanist" w:hAnsi="Geomanist" w:cs="Arial"/>
           <w:b/>
           <w:noProof/>
+          <w:highlight w:val="yellow"/>
         </w:rPr>
         <w:t>de Servicios</w:t>
       </w:r>
@@ -1246,12 +1283,14 @@
         <w:rPr>
           <w:rFonts w:ascii="Geomanist" w:hAnsi="Geomanist" w:cs="Arial"/>
           <w:b/>
+          <w:highlight w:val="yellow"/>
         </w:rPr>
         <w:t>”</w:t>
       </w:r>
       <w:r>
         <w:rPr>
           <w:rFonts w:ascii="Geomanist" w:hAnsi="Geomanist" w:cs="Arial"/>
+          <w:highlight w:val="yellow"/>
         </w:rPr>
         <w:t>:</w:t>
       </w:r>
@@ -1348,6 +1387,7 @@
         <w:rPr>
           <w:rFonts w:ascii="Geomanist" w:hAnsi="Geomanist" w:cs="Arial"/>
           <w:b/>
+          <w:highlight w:val="yellow"/>
         </w:rPr>
         <w:fldChar w:fldCharType="begin"/>
       </w:r>
@@ -1355,6 +1395,7 @@
         <w:rPr>
           <w:rFonts w:ascii="Geomanist" w:hAnsi="Geomanist" w:cs="Arial"/>
           <w:b/>
+          <w:highlight w:val="yellow"/>
         </w:rPr>
         <w:instrText xml:space="preserve"> MERGEFIELD UNIDAD_DE_APENDIZAJE </w:instrText>
       </w:r>
@@ -1362,6 +1403,7 @@
         <w:rPr>
           <w:rFonts w:ascii="Geomanist" w:hAnsi="Geomanist" w:cs="Arial"/>
           <w:b/>
+          <w:highlight w:val="yellow"/>
         </w:rPr>
         <w:fldChar w:fldCharType="separate"/>
       </w:r>
@@ -1370,6 +1412,7 @@
           <w:rFonts w:ascii="Geomanist" w:hAnsi="Geomanist" w:cs="Arial"/>
           <w:b/>
           <w:noProof/>
+          <w:highlight w:val="yellow"/>
         </w:rPr>
         <w:t>Inteligencia Artificial</w:t>
       </w:r>
@@ -1377,12 +1420,14 @@
         <w:rPr>
           <w:rFonts w:ascii="Geomanist" w:hAnsi="Geomanist" w:cs="Arial"/>
           <w:b/>
+          <w:highlight w:val="yellow"/>
         </w:rPr>
         <w:fldChar w:fldCharType="end"/>
       </w:r>
       <w:r>
         <w:rPr>
           <w:rFonts w:ascii="Geomanist" w:hAnsi="Geomanist" w:cs="Arial"/>
+          <w:highlight w:val="yellow"/>
         </w:rPr>
         <w:t>,</w:t>
       </w:r>
@@ -1523,6 +1568,7 @@
         <w:rPr>
           <w:rFonts w:ascii="Geomanist" w:hAnsi="Geomanist" w:cs="Arial"/>
           <w:b/>
+          <w:highlight w:val="yellow"/>
         </w:rPr>
         <w:fldChar w:fldCharType="begin"/>
       </w:r>
@@ -1530,6 +1576,7 @@
         <w:rPr>
           <w:rFonts w:ascii="Geomanist" w:hAnsi="Geomanist" w:cs="Arial"/>
           <w:b/>
+          <w:highlight w:val="yellow"/>
         </w:rPr>
         <w:instrText xml:space="preserve"> MERGEFIELD DOMICILIO </w:instrText>
       </w:r>
@@ -1537,6 +1584,7 @@
         <w:rPr>
           <w:rFonts w:ascii="Geomanist" w:hAnsi="Geomanist" w:cs="Arial"/>
           <w:b/>
+          <w:highlight w:val="yellow"/>
         </w:rPr>
         <w:fldChar w:fldCharType="separate"/>
       </w:r>
@@ -1545,6 +1593,7 @@
           <w:rFonts w:ascii="Geomanist" w:hAnsi="Geomanist" w:cs="Arial"/>
           <w:b/>
           <w:noProof/>
+          <w:highlight w:val="yellow"/>
         </w:rPr>
         <w:t>Guillermo Prieto  No. 15, La Mora, Ecatepec, Estado de México; C.P. 55030.</w:t>
       </w:r>
@@ -1552,6 +1601,7 @@
         <w:rPr>
           <w:rFonts w:ascii="Geomanist" w:hAnsi="Geomanist" w:cs="Arial"/>
           <w:b/>
+          <w:highlight w:val="yellow"/>
         </w:rPr>
         <w:fldChar w:fldCharType="end"/>
       </w:r>
@@ -1634,6 +1684,7 @@
         <w:rPr>
           <w:rFonts w:ascii="Geomanist" w:hAnsi="Geomanist" w:cs="Arial"/>
           <w:b/>
+          <w:highlight w:val="yellow"/>
         </w:rPr>
         <w:fldChar w:fldCharType="begin"/>
       </w:r>
@@ -1641,6 +1692,7 @@
         <w:rPr>
           <w:rFonts w:ascii="Geomanist" w:hAnsi="Geomanist" w:cs="Arial"/>
           <w:b/>
+          <w:highlight w:val="yellow"/>
         </w:rPr>
         <w:instrText xml:space="preserve"> MERGEFIELD RFC </w:instrText>
       </w:r>
@@ -1648,6 +1700,7 @@
         <w:rPr>
           <w:rFonts w:ascii="Geomanist" w:hAnsi="Geomanist" w:cs="Arial"/>
           <w:b/>
+          <w:highlight w:val="yellow"/>
         </w:rPr>
         <w:fldChar w:fldCharType="separate"/>
       </w:r>
@@ -1656,6 +1709,7 @@
           <w:rFonts w:ascii="Geomanist" w:hAnsi="Geomanist" w:cs="Arial"/>
           <w:b/>
           <w:noProof/>
+          <w:highlight w:val="yellow"/>
         </w:rPr>
         <w:t>LEBF8006168A9</w:t>
       </w:r>
@@ -1663,12 +1717,14 @@
         <w:rPr>
           <w:rFonts w:ascii="Geomanist" w:hAnsi="Geomanist" w:cs="Arial"/>
           <w:b/>
+          <w:highlight w:val="yellow"/>
         </w:rPr>
         <w:fldChar w:fldCharType="end"/>
       </w:r>
       <w:r>
         <w:rPr>
           <w:rFonts w:ascii="Geomanist" w:hAnsi="Geomanist" w:cs="Arial"/>
+          <w:highlight w:val="yellow"/>
         </w:rPr>
         <w:t>,</w:t>
       </w:r>
@@ -1682,6 +1738,7 @@
         <w:rPr>
           <w:rFonts w:ascii="Geomanist" w:hAnsi="Geomanist" w:cs="Arial"/>
           <w:bCs/>
+          <w:highlight w:val="yellow"/>
         </w:rPr>
         <w:fldChar w:fldCharType="begin"/>
       </w:r>
@@ -1689,6 +1746,7 @@
         <w:rPr>
           <w:rFonts w:ascii="Geomanist" w:hAnsi="Geomanist" w:cs="Arial"/>
           <w:bCs/>
+          <w:highlight w:val="yellow"/>
         </w:rPr>
         <w:instrText xml:space="preserve"> MERGEFIELD INE_PASAPORTE </w:instrText>
       </w:r>
@@ -1696,6 +1754,7 @@
         <w:rPr>
           <w:rFonts w:ascii="Geomanist" w:hAnsi="Geomanist" w:cs="Arial"/>
           <w:bCs/>
+          <w:highlight w:val="yellow"/>
         </w:rPr>
         <w:fldChar w:fldCharType="separate"/>
       </w:r>
@@ -1704,6 +1763,7 @@
           <w:rFonts w:ascii="Geomanist" w:hAnsi="Geomanist" w:cs="Arial"/>
           <w:bCs/>
           <w:noProof/>
+          <w:highlight w:val="yellow"/>
         </w:rPr>
         <w:t>Credencial para Votar No.</w:t>
       </w:r>
@@ -1711,6 +1771,7 @@
         <w:rPr>
           <w:rFonts w:ascii="Geomanist" w:hAnsi="Geomanist" w:cs="Arial"/>
           <w:bCs/>
+          <w:highlight w:val="yellow"/>
         </w:rPr>
         <w:fldChar w:fldCharType="end"/>
       </w:r>
@@ -1719,6 +1780,7 @@
           <w:rFonts w:ascii="Geomanist" w:hAnsi="Geomanist" w:cs="Arial"/>
           <w:b/>
           <w:bCs/>
+          <w:highlight w:val="yellow"/>
         </w:rPr>
         <w:t xml:space="preserve"> </w:t>
       </w:r>
@@ -1727,6 +1789,7 @@
           <w:rFonts w:ascii="Geomanist" w:hAnsi="Geomanist" w:cs="Arial"/>
           <w:b/>
           <w:bCs/>
+          <w:highlight w:val="yellow"/>
         </w:rPr>
         <w:fldChar w:fldCharType="begin"/>
       </w:r>
@@ -1735,6 +1798,7 @@
           <w:rFonts w:ascii="Geomanist" w:hAnsi="Geomanist" w:cs="Arial"/>
           <w:b/>
           <w:bCs/>
+          <w:highlight w:val="yellow"/>
         </w:rPr>
         <w:instrText xml:space="preserve"> MERGEFIELD NO_INE </w:instrText>
       </w:r>
@@ -1743,6 +1807,7 @@
           <w:rFonts w:ascii="Geomanist" w:hAnsi="Geomanist" w:cs="Arial"/>
           <w:b/>
           <w:bCs/>
+          <w:highlight w:val="yellow"/>
         </w:rPr>
         <w:fldChar w:fldCharType="separate"/>
       </w:r>
@@ -1752,6 +1817,7 @@
           <w:b/>
           <w:bCs/>
           <w:noProof/>
+          <w:highlight w:val="yellow"/>
         </w:rPr>
         <w:t>IDMEX1727778852</w:t>
       </w:r>
@@ -1760,6 +1826,7 @@
           <w:rFonts w:ascii="Geomanist" w:hAnsi="Geomanist" w:cs="Arial"/>
           <w:b/>
           <w:bCs/>
+          <w:highlight w:val="yellow"/>
         </w:rPr>
         <w:fldChar w:fldCharType="end"/>
       </w:r>
@@ -1767,6 +1834,7 @@
         <w:rPr>
           <w:rFonts w:ascii="Geomanist" w:hAnsi="Geomanist" w:cs="Arial"/>
           <w:bCs/>
+          <w:highlight w:val="yellow"/>
         </w:rPr>
         <w:t>.</w:t>
       </w:r>
@@ -1921,6 +1989,7 @@
         <w:rPr>
           <w:rFonts w:ascii="Geomanist" w:hAnsi="Geomanist" w:cs="Arial"/>
           <w:b/>
+          <w:highlight w:val="yellow"/>
         </w:rPr>
         <w:t>“</w:t>
       </w:r>
@@ -1928,6 +1997,7 @@
         <w:rPr>
           <w:rFonts w:ascii="Geomanist" w:hAnsi="Geomanist" w:cs="Arial"/>
           <w:b/>
+          <w:highlight w:val="yellow"/>
         </w:rPr>
         <w:fldChar w:fldCharType="begin"/>
       </w:r>
@@ -1935,6 +2005,7 @@
         <w:rPr>
           <w:rFonts w:ascii="Geomanist" w:hAnsi="Geomanist" w:cs="Arial"/>
           <w:b/>
+          <w:highlight w:val="yellow"/>
         </w:rPr>
         <w:instrText xml:space="preserve"> MERGEFIELD SEXO </w:instrText>
       </w:r>
@@ -1942,6 +2013,7 @@
         <w:rPr>
           <w:rFonts w:ascii="Geomanist" w:hAnsi="Geomanist" w:cs="Arial"/>
           <w:b/>
+          <w:highlight w:val="yellow"/>
         </w:rPr>
         <w:fldChar w:fldCharType="separate"/>
       </w:r>
@@ -1950,6 +2022,7 @@
           <w:rFonts w:ascii="Geomanist" w:hAnsi="Geomanist" w:cs="Arial"/>
           <w:b/>
           <w:noProof/>
+          <w:highlight w:val="yellow"/>
         </w:rPr>
         <w:t>La</w:t>
       </w:r>
@@ -1957,6 +2030,7 @@
         <w:rPr>
           <w:rFonts w:ascii="Geomanist" w:hAnsi="Geomanist" w:cs="Arial"/>
           <w:b/>
+          <w:highlight w:val="yellow"/>
         </w:rPr>
         <w:fldChar w:fldCharType="end"/>
       </w:r>
@@ -1964,6 +2038,7 @@
         <w:rPr>
           <w:rFonts w:ascii="Geomanist" w:hAnsi="Geomanist" w:cs="Arial"/>
           <w:b/>
+          <w:highlight w:val="yellow"/>
         </w:rPr>
         <w:t xml:space="preserve"> Prestador</w:t>
       </w:r>
@@ -1971,6 +2046,7 @@
         <w:rPr>
           <w:rFonts w:ascii="Geomanist" w:hAnsi="Geomanist" w:cs="Arial"/>
           <w:b/>
+          <w:highlight w:val="yellow"/>
         </w:rPr>
         <w:fldChar w:fldCharType="begin"/>
       </w:r>
@@ -1978,6 +2054,7 @@
         <w:rPr>
           <w:rFonts w:ascii="Geomanist" w:hAnsi="Geomanist" w:cs="Arial"/>
           <w:b/>
+          <w:highlight w:val="yellow"/>
         </w:rPr>
         <w:instrText xml:space="preserve"> MERGEFIELD PRESTADOR1 </w:instrText>
       </w:r>
@@ -1985,6 +2062,7 @@
         <w:rPr>
           <w:rFonts w:ascii="Geomanist" w:hAnsi="Geomanist" w:cs="Arial"/>
           <w:b/>
+          <w:highlight w:val="yellow"/>
         </w:rPr>
         <w:fldChar w:fldCharType="separate"/>
       </w:r>
@@ -1993,6 +2071,7 @@
           <w:rFonts w:ascii="Geomanist" w:hAnsi="Geomanist" w:cs="Arial"/>
           <w:b/>
           <w:noProof/>
+          <w:highlight w:val="yellow"/>
         </w:rPr>
         <w:t>a</w:t>
       </w:r>
@@ -2000,6 +2079,7 @@
         <w:rPr>
           <w:rFonts w:ascii="Geomanist" w:hAnsi="Geomanist" w:cs="Arial"/>
           <w:b/>
+          <w:highlight w:val="yellow"/>
         </w:rPr>
         <w:fldChar w:fldCharType="end"/>
       </w:r>
@@ -2007,8 +2087,16 @@
         <w:rPr>
           <w:rFonts w:ascii="Geomanist" w:hAnsi="Geomanist" w:cs="Arial"/>
           <w:b/>
-        </w:rPr>
-        <w:t xml:space="preserve"> de Servicios”</w:t>
+          <w:highlight w:val="yellow"/>
+        </w:rPr>
+        <w:t xml:space="preserve"> de Servicios</w:t>
+      </w:r>
+      <w:r>
+        <w:rPr>
+          <w:rFonts w:ascii="Geomanist" w:hAnsi="Geomanist" w:cs="Arial"/>
+          <w:b/>
+        </w:rPr>
+        <w:t>”</w:t>
       </w:r>
       <w:r>
         <w:rPr>
@@ -2077,6 +2165,7 @@
         <w:rPr>
           <w:rFonts w:ascii="Geomanist" w:hAnsi="Geomanist" w:cs="Arial"/>
           <w:b/>
+          <w:highlight w:val="yellow"/>
         </w:rPr>
         <w:fldChar w:fldCharType="begin"/>
       </w:r>
@@ -2084,6 +2173,7 @@
         <w:rPr>
           <w:rFonts w:ascii="Geomanist" w:hAnsi="Geomanist" w:cs="Arial"/>
           <w:b/>
+          <w:highlight w:val="yellow"/>
         </w:rPr>
         <w:instrText xml:space="preserve"> MERGEFIELD UNIDAD_DE_APENDIZAJE </w:instrText>
       </w:r>
@@ -2091,6 +2181,7 @@
         <w:rPr>
           <w:rFonts w:ascii="Geomanist" w:hAnsi="Geomanist" w:cs="Arial"/>
           <w:b/>
+          <w:highlight w:val="yellow"/>
         </w:rPr>
         <w:fldChar w:fldCharType="separate"/>
       </w:r>
@@ -2099,6 +2190,7 @@
           <w:rFonts w:ascii="Geomanist" w:hAnsi="Geomanist" w:cs="Arial"/>
           <w:b/>
           <w:noProof/>
+          <w:highlight w:val="yellow"/>
         </w:rPr>
         <w:t>Inteligencia Artificial</w:t>
       </w:r>
@@ -2106,12 +2198,14 @@
         <w:rPr>
           <w:rFonts w:ascii="Geomanist" w:hAnsi="Geomanist" w:cs="Arial"/>
           <w:b/>
+          <w:highlight w:val="yellow"/>
         </w:rPr>
         <w:fldChar w:fldCharType="end"/>
       </w:r>
       <w:r>
         <w:rPr>
           <w:rFonts w:ascii="Geomanist" w:hAnsi="Geomanist" w:cs="Arial"/>
+          <w:highlight w:val="yellow"/>
         </w:rPr>
         <w:t>,</w:t>
       </w:r>
@@ -2173,6 +2267,7 @@
         <w:rPr>
           <w:rFonts w:ascii="Geomanist" w:hAnsi="Geomanist" w:cs="Arial"/>
           <w:b/>
+          <w:highlight w:val="yellow"/>
         </w:rPr>
         <w:t>“</w:t>
       </w:r>
@@ -2180,6 +2275,7 @@
         <w:rPr>
           <w:rFonts w:ascii="Geomanist" w:hAnsi="Geomanist" w:cs="Arial"/>
           <w:b/>
+          <w:highlight w:val="yellow"/>
         </w:rPr>
         <w:fldChar w:fldCharType="begin"/>
       </w:r>
@@ -2187,6 +2283,7 @@
         <w:rPr>
           <w:rFonts w:ascii="Geomanist" w:hAnsi="Geomanist" w:cs="Arial"/>
           <w:b/>
+          <w:highlight w:val="yellow"/>
         </w:rPr>
         <w:instrText xml:space="preserve"> MERGEFIELD SEXO </w:instrText>
       </w:r>
@@ -2194,6 +2291,7 @@
         <w:rPr>
           <w:rFonts w:ascii="Geomanist" w:hAnsi="Geomanist" w:cs="Arial"/>
           <w:b/>
+          <w:highlight w:val="yellow"/>
         </w:rPr>
         <w:fldChar w:fldCharType="separate"/>
       </w:r>
@@ -2202,6 +2300,7 @@
           <w:rFonts w:ascii="Geomanist" w:hAnsi="Geomanist" w:cs="Arial"/>
           <w:b/>
           <w:noProof/>
+          <w:highlight w:val="yellow"/>
         </w:rPr>
         <w:t>La</w:t>
       </w:r>
@@ -2209,6 +2308,7 @@
         <w:rPr>
           <w:rFonts w:ascii="Geomanist" w:hAnsi="Geomanist" w:cs="Arial"/>
           <w:b/>
+          <w:highlight w:val="yellow"/>
         </w:rPr>
         <w:fldChar w:fldCharType="end"/>
       </w:r>
@@ -2216,6 +2316,7 @@
         <w:rPr>
           <w:rFonts w:ascii="Geomanist" w:hAnsi="Geomanist" w:cs="Arial"/>
           <w:b/>
+          <w:highlight w:val="yellow"/>
         </w:rPr>
         <w:t xml:space="preserve"> Prestador</w:t>
       </w:r>
@@ -2223,6 +2324,7 @@
         <w:rPr>
           <w:rFonts w:ascii="Geomanist" w:hAnsi="Geomanist" w:cs="Arial"/>
           <w:b/>
+          <w:highlight w:val="yellow"/>
         </w:rPr>
         <w:fldChar w:fldCharType="begin"/>
       </w:r>
@@ -2230,6 +2332,7 @@
         <w:rPr>
           <w:rFonts w:ascii="Geomanist" w:hAnsi="Geomanist" w:cs="Arial"/>
           <w:b/>
+          <w:highlight w:val="yellow"/>
         </w:rPr>
         <w:instrText xml:space="preserve"> MERGEFIELD PRESTADOR1 </w:instrText>
       </w:r>
@@ -2237,6 +2340,7 @@
         <w:rPr>
           <w:rFonts w:ascii="Geomanist" w:hAnsi="Geomanist" w:cs="Arial"/>
           <w:b/>
+          <w:highlight w:val="yellow"/>
         </w:rPr>
         <w:fldChar w:fldCharType="separate"/>
       </w:r>
@@ -2245,6 +2349,7 @@
           <w:rFonts w:ascii="Geomanist" w:hAnsi="Geomanist" w:cs="Arial"/>
           <w:b/>
           <w:noProof/>
+          <w:highlight w:val="yellow"/>
         </w:rPr>
         <w:t>a</w:t>
       </w:r>
@@ -2252,6 +2357,7 @@
         <w:rPr>
           <w:rFonts w:ascii="Geomanist" w:hAnsi="Geomanist" w:cs="Arial"/>
           <w:b/>
+          <w:highlight w:val="yellow"/>
         </w:rPr>
         <w:fldChar w:fldCharType="end"/>
       </w:r>
@@ -2259,6 +2365,7 @@
         <w:rPr>
           <w:rFonts w:ascii="Geomanist" w:hAnsi="Geomanist" w:cs="Arial"/>
           <w:b/>
+          <w:highlight w:val="yellow"/>
         </w:rPr>
         <w:t xml:space="preserve"> de Servicios</w:t>
       </w:r>
@@ -2499,6 +2606,7 @@
         <w:rPr>
           <w:rFonts w:ascii="Geomanist" w:hAnsi="Geomanist" w:cs="Arial"/>
           <w:b/>
+          <w:highlight w:val="yellow"/>
         </w:rPr>
         <w:fldChar w:fldCharType="begin"/>
       </w:r>
@@ -2506,6 +2614,7 @@
         <w:rPr>
           <w:rFonts w:ascii="Geomanist" w:hAnsi="Geomanist" w:cs="Arial"/>
           <w:b/>
+          <w:highlight w:val="yellow"/>
         </w:rPr>
         <w:instrText xml:space="preserve"> MERGEFIELD UNIDAD_DE_APENDIZAJE </w:instrText>
       </w:r>
@@ -2513,6 +2622,7 @@
         <w:rPr>
           <w:rFonts w:ascii="Geomanist" w:hAnsi="Geomanist" w:cs="Arial"/>
           <w:b/>
+          <w:highlight w:val="yellow"/>
         </w:rPr>
         <w:fldChar w:fldCharType="separate"/>
       </w:r>
@@ -2521,6 +2631,7 @@
           <w:rFonts w:ascii="Geomanist" w:hAnsi="Geomanist" w:cs="Arial"/>
           <w:b/>
           <w:noProof/>
+          <w:highlight w:val="yellow"/>
         </w:rPr>
         <w:t>Inteligencia Artificial</w:t>
       </w:r>
@@ -2528,12 +2639,14 @@
         <w:rPr>
           <w:rFonts w:ascii="Geomanist" w:hAnsi="Geomanist" w:cs="Arial"/>
           <w:b/>
+          <w:highlight w:val="yellow"/>
         </w:rPr>
         <w:fldChar w:fldCharType="end"/>
       </w:r>
       <w:r>
         <w:rPr>
           <w:rFonts w:ascii="Geomanist" w:hAnsi="Geomanist" w:cs="Arial"/>
+          <w:highlight w:val="yellow"/>
         </w:rPr>
         <w:t>,</w:t>
       </w:r>
@@ -2554,6 +2667,7 @@
         <w:rPr>
           <w:rFonts w:ascii="Geomanist" w:hAnsi="Geomanist" w:cs="Arial"/>
           <w:b/>
+          <w:highlight w:val="yellow"/>
         </w:rPr>
         <w:fldChar w:fldCharType="begin"/>
       </w:r>
@@ -2561,6 +2675,7 @@
         <w:rPr>
           <w:rFonts w:ascii="Geomanist" w:hAnsi="Geomanist" w:cs="Arial"/>
           <w:b/>
+          <w:highlight w:val="yellow"/>
         </w:rPr>
         <w:instrText xml:space="preserve"> MERGEFIELD HORAS </w:instrText>
       </w:r>
@@ -2568,6 +2683,7 @@
         <w:rPr>
           <w:rFonts w:ascii="Geomanist" w:hAnsi="Geomanist" w:cs="Arial"/>
           <w:b/>
+          <w:highlight w:val="yellow"/>
         </w:rPr>
         <w:fldChar w:fldCharType="separate"/>
       </w:r>
@@ -2576,6 +2692,7 @@
           <w:rFonts w:ascii="Geomanist" w:hAnsi="Geomanist" w:cs="Arial"/>
           <w:b/>
           <w:noProof/>
+          <w:highlight w:val="yellow"/>
         </w:rPr>
         <w:t>128</w:t>
       </w:r>
@@ -2583,6 +2700,7 @@
         <w:rPr>
           <w:rFonts w:ascii="Geomanist" w:hAnsi="Geomanist" w:cs="Arial"/>
           <w:b/>
+          <w:highlight w:val="yellow"/>
         </w:rPr>
         <w:fldChar w:fldCharType="end"/>
       </w:r>
@@ -2738,12 +2856,20 @@
         <w:rPr>
           <w:rFonts w:ascii="Geomanist" w:hAnsi="Geomanist" w:cs="Arial"/>
         </w:rPr>
-        <w:t>Igualmente se obliga a “</w:t>
-      </w:r>
-      <w:r>
-        <w:rPr>
-          <w:rFonts w:ascii="Geomanist" w:hAnsi="Geomanist" w:cs="Arial"/>
-          <w:b/>
+        <w:t xml:space="preserve">Igualmente se obliga a </w:t>
+      </w:r>
+      <w:r>
+        <w:rPr>
+          <w:rFonts w:ascii="Geomanist" w:hAnsi="Geomanist" w:cs="Arial"/>
+          <w:highlight w:val="yellow"/>
+        </w:rPr>
+        <w:t>“</w:t>
+      </w:r>
+      <w:r>
+        <w:rPr>
+          <w:rFonts w:ascii="Geomanist" w:hAnsi="Geomanist" w:cs="Arial"/>
+          <w:b/>
+          <w:highlight w:val="yellow"/>
         </w:rPr>
         <w:fldChar w:fldCharType="begin"/>
       </w:r>
@@ -2751,6 +2877,7 @@
         <w:rPr>
           <w:rFonts w:ascii="Geomanist" w:hAnsi="Geomanist" w:cs="Arial"/>
           <w:b/>
+          <w:highlight w:val="yellow"/>
         </w:rPr>
         <w:instrText xml:space="preserve"> MERGEFIELD SEXO </w:instrText>
       </w:r>
@@ -2758,6 +2885,7 @@
         <w:rPr>
           <w:rFonts w:ascii="Geomanist" w:hAnsi="Geomanist" w:cs="Arial"/>
           <w:b/>
+          <w:highlight w:val="yellow"/>
         </w:rPr>
         <w:fldChar w:fldCharType="separate"/>
       </w:r>
@@ -2766,6 +2894,7 @@
           <w:rFonts w:ascii="Geomanist" w:hAnsi="Geomanist" w:cs="Arial"/>
           <w:b/>
           <w:noProof/>
+          <w:highlight w:val="yellow"/>
         </w:rPr>
         <w:t>La</w:t>
       </w:r>
@@ -2773,6 +2902,7 @@
         <w:rPr>
           <w:rFonts w:ascii="Geomanist" w:hAnsi="Geomanist" w:cs="Arial"/>
           <w:b/>
+          <w:highlight w:val="yellow"/>
         </w:rPr>
         <w:fldChar w:fldCharType="end"/>
       </w:r>
@@ -2780,6 +2910,7 @@
         <w:rPr>
           <w:rFonts w:ascii="Geomanist" w:hAnsi="Geomanist" w:cs="Arial"/>
           <w:b/>
+          <w:highlight w:val="yellow"/>
         </w:rPr>
         <w:t xml:space="preserve"> Prestador</w:t>
       </w:r>
@@ -2787,6 +2918,7 @@
         <w:rPr>
           <w:rFonts w:ascii="Geomanist" w:hAnsi="Geomanist" w:cs="Arial"/>
           <w:b/>
+          <w:highlight w:val="yellow"/>
         </w:rPr>
         <w:fldChar w:fldCharType="begin"/>
       </w:r>
@@ -2794,6 +2926,7 @@
         <w:rPr>
           <w:rFonts w:ascii="Geomanist" w:hAnsi="Geomanist" w:cs="Arial"/>
           <w:b/>
+          <w:highlight w:val="yellow"/>
         </w:rPr>
         <w:instrText xml:space="preserve"> MERGEFIELD PRESTADOR1 </w:instrText>
       </w:r>
@@ -2801,6 +2934,7 @@
         <w:rPr>
           <w:rFonts w:ascii="Geomanist" w:hAnsi="Geomanist" w:cs="Arial"/>
           <w:b/>
+          <w:highlight w:val="yellow"/>
         </w:rPr>
         <w:fldChar w:fldCharType="separate"/>
       </w:r>
@@ -2809,6 +2943,7 @@
           <w:rFonts w:ascii="Geomanist" w:hAnsi="Geomanist" w:cs="Arial"/>
           <w:b/>
           <w:noProof/>
+          <w:highlight w:val="yellow"/>
         </w:rPr>
         <w:t>a</w:t>
       </w:r>
@@ -2816,6 +2951,7 @@
         <w:rPr>
           <w:rFonts w:ascii="Geomanist" w:hAnsi="Geomanist" w:cs="Arial"/>
           <w:b/>
+          <w:highlight w:val="yellow"/>
         </w:rPr>
         <w:fldChar w:fldCharType="end"/>
       </w:r>
@@ -2823,14 +2959,22 @@
         <w:rPr>
           <w:rFonts w:ascii="Geomanist" w:hAnsi="Geomanist" w:cs="Arial"/>
           <w:b/>
+          <w:highlight w:val="yellow"/>
         </w:rPr>
         <w:t xml:space="preserve"> de Servicios”</w:t>
       </w:r>
       <w:r>
         <w:rPr>
           <w:rFonts w:ascii="Geomanist" w:hAnsi="Geomanist" w:cs="Arial"/>
-        </w:rPr>
-        <w:t>, a no ceder a terceras personas físicas o morales sus derechos y obligaciones derivadas de este contrato.</w:t>
+          <w:highlight w:val="yellow"/>
+        </w:rPr>
+        <w:t>,</w:t>
+      </w:r>
+      <w:r>
+        <w:rPr>
+          <w:rFonts w:ascii="Geomanist" w:hAnsi="Geomanist" w:cs="Arial"/>
+        </w:rPr>
+        <w:t xml:space="preserve"> a no ceder a terceras personas físicas o morales sus derechos y obligaciones derivadas de este contrato.</w:t>
       </w:r>
     </w:p>
     <w:p>
@@ -3050,6 +3194,7 @@
         <w:rPr>
           <w:rFonts w:ascii="Geomanist" w:hAnsi="Geomanist" w:cs="Arial"/>
           <w:b/>
+          <w:highlight w:val="yellow"/>
         </w:rPr>
         <w:fldChar w:fldCharType="begin"/>
       </w:r>
@@ -3057,6 +3202,7 @@
         <w:rPr>
           <w:rFonts w:ascii="Geomanist" w:hAnsi="Geomanist" w:cs="Arial"/>
           <w:b/>
+          <w:highlight w:val="yellow"/>
         </w:rPr>
         <w:instrText xml:space="preserve"> MERGEFIELD SEXO </w:instrText>
       </w:r>
@@ -3064,6 +3210,7 @@
         <w:rPr>
           <w:rFonts w:ascii="Geomanist" w:hAnsi="Geomanist" w:cs="Arial"/>
           <w:b/>
+          <w:highlight w:val="yellow"/>
         </w:rPr>
         <w:fldChar w:fldCharType="separate"/>
       </w:r>
@@ -3072,6 +3219,7 @@
           <w:rFonts w:ascii="Geomanist" w:hAnsi="Geomanist" w:cs="Arial"/>
           <w:b/>
           <w:noProof/>
+          <w:highlight w:val="yellow"/>
         </w:rPr>
         <w:t>La</w:t>
       </w:r>
@@ -3079,6 +3227,7 @@
         <w:rPr>
           <w:rFonts w:ascii="Geomanist" w:hAnsi="Geomanist" w:cs="Arial"/>
           <w:b/>
+          <w:highlight w:val="yellow"/>
         </w:rPr>
         <w:fldChar w:fldCharType="end"/>
       </w:r>
@@ -3086,6 +3235,7 @@
         <w:rPr>
           <w:rFonts w:ascii="Geomanist" w:hAnsi="Geomanist" w:cs="Arial"/>
           <w:b/>
+          <w:highlight w:val="yellow"/>
         </w:rPr>
         <w:t xml:space="preserve"> Prestador</w:t>
       </w:r>
@@ -3093,6 +3243,7 @@
         <w:rPr>
           <w:rFonts w:ascii="Geomanist" w:hAnsi="Geomanist" w:cs="Arial"/>
           <w:b/>
+          <w:highlight w:val="yellow"/>
         </w:rPr>
         <w:fldChar w:fldCharType="begin"/>
       </w:r>
@@ -3100,6 +3251,7 @@
         <w:rPr>
           <w:rFonts w:ascii="Geomanist" w:hAnsi="Geomanist" w:cs="Arial"/>
           <w:b/>
+          <w:highlight w:val="yellow"/>
         </w:rPr>
         <w:instrText xml:space="preserve"> MERGEFIELD PRESTADOR1 </w:instrText>
       </w:r>
@@ -3107,6 +3259,7 @@
         <w:rPr>
           <w:rFonts w:ascii="Geomanist" w:hAnsi="Geomanist" w:cs="Arial"/>
           <w:b/>
+          <w:highlight w:val="yellow"/>
         </w:rPr>
         <w:fldChar w:fldCharType="separate"/>
       </w:r>
@@ -3115,6 +3268,7 @@
           <w:rFonts w:ascii="Geomanist" w:hAnsi="Geomanist" w:cs="Arial"/>
           <w:b/>
           <w:noProof/>
+          <w:highlight w:val="yellow"/>
         </w:rPr>
         <w:t>a</w:t>
       </w:r>
@@ -3122,6 +3276,7 @@
         <w:rPr>
           <w:rFonts w:ascii="Geomanist" w:hAnsi="Geomanist" w:cs="Arial"/>
           <w:b/>
+          <w:highlight w:val="yellow"/>
         </w:rPr>
         <w:fldChar w:fldCharType="end"/>
       </w:r>
@@ -3129,6 +3284,7 @@
         <w:rPr>
           <w:rFonts w:ascii="Geomanist" w:hAnsi="Geomanist" w:cs="Arial"/>
           <w:b/>
+          <w:highlight w:val="yellow"/>
         </w:rPr>
         <w:t xml:space="preserve"> de Servicios”</w:t>
       </w:r>
@@ -3155,6 +3311,7 @@
         <w:rPr>
           <w:rFonts w:ascii="Geomanist" w:hAnsi="Geomanist" w:cs="Arial"/>
           <w:b/>
+          <w:highlight w:val="yellow"/>
         </w:rPr>
         <w:t xml:space="preserve">$ </w:t>
       </w:r>
@@ -3162,6 +3319,7 @@
         <w:rPr>
           <w:rFonts w:ascii="Geomanist" w:hAnsi="Geomanist" w:cs="Arial"/>
           <w:b/>
+          <w:highlight w:val="yellow"/>
         </w:rPr>
         <w:fldChar w:fldCharType="begin"/>
       </w:r>
@@ -3169,6 +3327,7 @@
         <w:rPr>
           <w:rFonts w:ascii="Geomanist" w:hAnsi="Geomanist" w:cs="Arial"/>
           <w:b/>
+          <w:highlight w:val="yellow"/>
         </w:rPr>
         <w:instrText xml:space="preserve"> MERGEFIELD  TOTAL_RECIBIR \#"#,##0.00" </w:instrText>
       </w:r>
@@ -3176,6 +3335,7 @@
         <w:rPr>
           <w:rFonts w:ascii="Geomanist" w:hAnsi="Geomanist" w:cs="Arial"/>
           <w:b/>
+          <w:highlight w:val="yellow"/>
         </w:rPr>
         <w:fldChar w:fldCharType="separate"/>
       </w:r>
@@ -3184,6 +3344,7 @@
           <w:rFonts w:ascii="Geomanist" w:hAnsi="Geomanist" w:cs="Arial"/>
           <w:b/>
           <w:noProof/>
+          <w:highlight w:val="yellow"/>
         </w:rPr>
         <w:t>55,898.88</w:t>
       </w:r>
@@ -3191,6 +3352,7 @@
         <w:rPr>
           <w:rFonts w:ascii="Geomanist" w:hAnsi="Geomanist" w:cs="Arial"/>
           <w:b/>
+          <w:highlight w:val="yellow"/>
         </w:rPr>
         <w:fldChar w:fldCharType="end"/>
       </w:r>
@@ -3198,6 +3360,7 @@
         <w:rPr>
           <w:rFonts w:ascii="Geomanist" w:hAnsi="Geomanist" w:cs="Arial"/>
           <w:b/>
+          <w:highlight w:val="yellow"/>
         </w:rPr>
         <w:t xml:space="preserve"> </w:t>
       </w:r>
@@ -3205,6 +3368,7 @@
         <w:rPr>
           <w:rFonts w:ascii="Geomanist" w:hAnsi="Geomanist" w:cs="Arial"/>
           <w:b/>
+          <w:highlight w:val="yellow"/>
         </w:rPr>
         <w:fldChar w:fldCharType="begin"/>
       </w:r>
@@ -3212,6 +3376,7 @@
         <w:rPr>
           <w:rFonts w:ascii="Geomanist" w:hAnsi="Geomanist" w:cs="Arial"/>
           <w:b/>
+          <w:highlight w:val="yellow"/>
         </w:rPr>
         <w:instrText xml:space="preserve"> MERGEFIELD LETRA </w:instrText>
       </w:r>
@@ -3219,6 +3384,7 @@
         <w:rPr>
           <w:rFonts w:ascii="Geomanist" w:hAnsi="Geomanist" w:cs="Arial"/>
           <w:b/>
+          <w:highlight w:val="yellow"/>
         </w:rPr>
         <w:fldChar w:fldCharType="separate"/>
       </w:r>
@@ -3227,6 +3393,7 @@
           <w:rFonts w:ascii="Geomanist" w:hAnsi="Geomanist" w:cs="Arial"/>
           <w:b/>
           <w:noProof/>
+          <w:highlight w:val="yellow"/>
         </w:rPr>
         <w:t>(Cincuenta y Cinco Mil Ochocientos Noventa y Ocho Pesos 88/100 M.N.)</w:t>
       </w:r>
@@ -3234,6 +3401,7 @@
         <w:rPr>
           <w:rFonts w:ascii="Geomanist" w:hAnsi="Geomanist" w:cs="Arial"/>
           <w:b/>
+          <w:highlight w:val="yellow"/>
         </w:rPr>
         <w:fldChar w:fldCharType="end"/>
       </w:r>
@@ -3260,6 +3428,7 @@
         <w:rPr>
           <w:rFonts w:ascii="Geomanist" w:hAnsi="Geomanist" w:cs="Arial"/>
           <w:b/>
+          <w:highlight w:val="yellow"/>
         </w:rPr>
         <w:t>$</w:t>
       </w:r>
@@ -3267,6 +3436,7 @@
         <w:rPr>
           <w:rFonts w:ascii="Geomanist" w:hAnsi="Geomanist" w:cs="Arial"/>
           <w:b/>
+          <w:highlight w:val="yellow"/>
         </w:rPr>
         <w:fldChar w:fldCharType="begin"/>
       </w:r>
@@ -3274,6 +3444,7 @@
         <w:rPr>
           <w:rFonts w:ascii="Geomanist" w:hAnsi="Geomanist" w:cs="Arial"/>
           <w:b/>
+          <w:highlight w:val="yellow"/>
         </w:rPr>
         <w:instrText xml:space="preserve"> MERGEFIELD POR_HORA </w:instrText>
       </w:r>
@@ -3281,6 +3452,7 @@
         <w:rPr>
           <w:rFonts w:ascii="Geomanist" w:hAnsi="Geomanist" w:cs="Arial"/>
           <w:b/>
+          <w:highlight w:val="yellow"/>
         </w:rPr>
         <w:fldChar w:fldCharType="separate"/>
       </w:r>
@@ -3289,6 +3461,7 @@
           <w:rFonts w:ascii="Geomanist" w:hAnsi="Geomanist" w:cs="Arial"/>
           <w:b/>
           <w:noProof/>
+          <w:highlight w:val="yellow"/>
         </w:rPr>
         <w:t>436.71</w:t>
       </w:r>
@@ -3296,6 +3469,7 @@
         <w:rPr>
           <w:rFonts w:ascii="Geomanist" w:hAnsi="Geomanist" w:cs="Arial"/>
           <w:b/>
+          <w:highlight w:val="yellow"/>
         </w:rPr>
         <w:fldChar w:fldCharType="end"/>
       </w:r>
@@ -3303,6 +3477,7 @@
         <w:rPr>
           <w:rFonts w:ascii="Geomanist" w:hAnsi="Geomanist" w:cs="Arial"/>
           <w:b/>
+          <w:highlight w:val="yellow"/>
         </w:rPr>
         <w:t xml:space="preserve"> </w:t>
       </w:r>
@@ -3310,6 +3485,7 @@
         <w:rPr>
           <w:rFonts w:ascii="Geomanist" w:hAnsi="Geomanist" w:cs="Arial"/>
           <w:b/>
+          <w:highlight w:val="yellow"/>
         </w:rPr>
         <w:fldChar w:fldCharType="begin"/>
       </w:r>
@@ -3317,6 +3493,7 @@
         <w:rPr>
           <w:rFonts w:ascii="Geomanist" w:hAnsi="Geomanist" w:cs="Arial"/>
           <w:b/>
+          <w:highlight w:val="yellow"/>
         </w:rPr>
         <w:instrText xml:space="preserve"> MERGEFIELD LETRA_HORA </w:instrText>
       </w:r>
@@ -3324,6 +3501,7 @@
         <w:rPr>
           <w:rFonts w:ascii="Geomanist" w:hAnsi="Geomanist" w:cs="Arial"/>
           <w:b/>
+          <w:highlight w:val="yellow"/>
         </w:rPr>
         <w:fldChar w:fldCharType="separate"/>
       </w:r>
@@ -3332,6 +3510,7 @@
           <w:rFonts w:ascii="Geomanist" w:hAnsi="Geomanist" w:cs="Arial"/>
           <w:b/>
           <w:noProof/>
+          <w:highlight w:val="yellow"/>
         </w:rPr>
         <w:t>(Cuatrocientos Treinta y Seis Pesos 71/100 M.N.)</w:t>
       </w:r>
@@ -3339,6 +3518,7 @@
         <w:rPr>
           <w:rFonts w:ascii="Geomanist" w:hAnsi="Geomanist" w:cs="Arial"/>
           <w:b/>
+          <w:highlight w:val="yellow"/>
         </w:rPr>
         <w:fldChar w:fldCharType="end"/>
       </w:r>
@@ -3451,6 +3631,7 @@
         <w:rPr>
           <w:rFonts w:ascii="Geomanist" w:hAnsi="Geomanist" w:cs="Arial"/>
           <w:b/>
+          <w:highlight w:val="yellow"/>
         </w:rPr>
         <w:fldChar w:fldCharType="begin"/>
       </w:r>
@@ -3458,6 +3639,7 @@
         <w:rPr>
           <w:rFonts w:ascii="Geomanist" w:hAnsi="Geomanist" w:cs="Arial"/>
           <w:b/>
+          <w:highlight w:val="yellow"/>
         </w:rPr>
         <w:instrText xml:space="preserve"> MERGEFIELD HORAS </w:instrText>
       </w:r>
@@ -3465,6 +3647,7 @@
         <w:rPr>
           <w:rFonts w:ascii="Geomanist" w:hAnsi="Geomanist" w:cs="Arial"/>
           <w:b/>
+          <w:highlight w:val="yellow"/>
         </w:rPr>
         <w:fldChar w:fldCharType="separate"/>
       </w:r>
@@ -3473,6 +3656,7 @@
           <w:rFonts w:ascii="Geomanist" w:hAnsi="Geomanist" w:cs="Arial"/>
           <w:b/>
           <w:noProof/>
+          <w:highlight w:val="yellow"/>
         </w:rPr>
         <w:t>128</w:t>
       </w:r>
@@ -3480,6 +3664,7 @@
         <w:rPr>
           <w:rFonts w:ascii="Geomanist" w:hAnsi="Geomanist" w:cs="Arial"/>
           <w:b/>
+          <w:highlight w:val="yellow"/>
         </w:rPr>
         <w:fldChar w:fldCharType="end"/>
       </w:r>
@@ -3487,12 +3672,14 @@
         <w:rPr>
           <w:rFonts w:ascii="Geomanist" w:hAnsi="Geomanist" w:cs="Arial"/>
           <w:b/>
+          <w:highlight w:val="yellow"/>
         </w:rPr>
         <w:t xml:space="preserve"> horas</w:t>
       </w:r>
       <w:r>
         <w:rPr>
           <w:rFonts w:ascii="Geomanist" w:hAnsi="Geomanist" w:cs="Arial"/>
+          <w:highlight w:val="yellow"/>
         </w:rPr>
         <w:t>:</w:t>
       </w:r>
@@ -3550,6 +3737,7 @@
         <w:rPr>
           <w:rFonts w:ascii="Geomanist" w:hAnsi="Geomanist" w:cs="Arial"/>
           <w:b/>
+          <w:highlight w:val="yellow"/>
         </w:rPr>
         <w:fldChar w:fldCharType="begin"/>
       </w:r>
@@ -3557,6 +3745,7 @@
         <w:rPr>
           <w:rFonts w:ascii="Geomanist" w:hAnsi="Geomanist" w:cs="Arial"/>
           <w:b/>
+          <w:highlight w:val="yellow"/>
         </w:rPr>
         <w:instrText xml:space="preserve"> MERGEFIELD UNIDAD_DE_APENDIZAJE </w:instrText>
       </w:r>
@@ -3564,6 +3753,7 @@
         <w:rPr>
           <w:rFonts w:ascii="Geomanist" w:hAnsi="Geomanist" w:cs="Arial"/>
           <w:b/>
+          <w:highlight w:val="yellow"/>
         </w:rPr>
         <w:fldChar w:fldCharType="separate"/>
       </w:r>
@@ -3572,6 +3762,7 @@
           <w:rFonts w:ascii="Geomanist" w:hAnsi="Geomanist" w:cs="Arial"/>
           <w:b/>
           <w:noProof/>
+          <w:highlight w:val="yellow"/>
         </w:rPr>
         <w:t>Inteligencia Artificial</w:t>
       </w:r>
@@ -3579,12 +3770,14 @@
         <w:rPr>
           <w:rFonts w:ascii="Geomanist" w:hAnsi="Geomanist" w:cs="Arial"/>
           <w:b/>
+          <w:highlight w:val="yellow"/>
         </w:rPr>
         <w:fldChar w:fldCharType="end"/>
       </w:r>
       <w:r>
         <w:rPr>
           <w:rFonts w:ascii="Geomanist" w:hAnsi="Geomanist" w:cs="Arial"/>
+          <w:highlight w:val="yellow"/>
         </w:rPr>
         <w:t>,</w:t>
       </w:r>
@@ -3666,12 +3859,136 @@
         <w:rPr>
           <w:rFonts w:ascii="Geomanist" w:hAnsi="Geomanist" w:cs="Arial"/>
         </w:rPr>
+        <w:t xml:space="preserve"> </w:t>
+      </w:r>
+      <w:r>
+        <w:rPr>
+          <w:rFonts w:ascii="Geomanist" w:hAnsi="Geomanist" w:cs="Arial"/>
+          <w:highlight w:val="yellow"/>
+        </w:rPr>
+        <w:t>“</w:t>
+      </w:r>
+      <w:r>
+        <w:rPr>
+          <w:rFonts w:ascii="Geomanist" w:hAnsi="Geomanist" w:cs="Arial"/>
+          <w:b/>
+          <w:highlight w:val="yellow"/>
+        </w:rPr>
+        <w:fldChar w:fldCharType="begin"/>
+      </w:r>
+      <w:r>
+        <w:rPr>
+          <w:rFonts w:ascii="Geomanist" w:hAnsi="Geomanist" w:cs="Arial"/>
+          <w:b/>
+          <w:highlight w:val="yellow"/>
+        </w:rPr>
+        <w:instrText xml:space="preserve"> MERGEFIELD SEXO </w:instrText>
+      </w:r>
+      <w:r>
+        <w:rPr>
+          <w:rFonts w:ascii="Geomanist" w:hAnsi="Geomanist" w:cs="Arial"/>
+          <w:b/>
+          <w:highlight w:val="yellow"/>
+        </w:rPr>
+        <w:fldChar w:fldCharType="separate"/>
+      </w:r>
+      <w:r>
+        <w:rPr>
+          <w:rFonts w:ascii="Geomanist" w:hAnsi="Geomanist" w:cs="Arial"/>
+          <w:b/>
+          <w:noProof/>
+          <w:highlight w:val="yellow"/>
+        </w:rPr>
+        <w:t>La</w:t>
+      </w:r>
+      <w:r>
+        <w:rPr>
+          <w:rFonts w:ascii="Geomanist" w:hAnsi="Geomanist" w:cs="Arial"/>
+          <w:b/>
+          <w:highlight w:val="yellow"/>
+        </w:rPr>
+        <w:fldChar w:fldCharType="end"/>
+      </w:r>
+      <w:r>
+        <w:rPr>
+          <w:rFonts w:ascii="Geomanist" w:hAnsi="Geomanist" w:cs="Arial"/>
+          <w:b/>
+          <w:highlight w:val="yellow"/>
+        </w:rPr>
+        <w:t xml:space="preserve"> Prestador</w:t>
+      </w:r>
+      <w:r>
+        <w:rPr>
+          <w:rFonts w:ascii="Geomanist" w:hAnsi="Geomanist" w:cs="Arial"/>
+          <w:b/>
+          <w:highlight w:val="yellow"/>
+        </w:rPr>
+        <w:fldChar w:fldCharType="begin"/>
+      </w:r>
+      <w:r>
+        <w:rPr>
+          <w:rFonts w:ascii="Geomanist" w:hAnsi="Geomanist" w:cs="Arial"/>
+          <w:b/>
+          <w:highlight w:val="yellow"/>
+        </w:rPr>
+        <w:instrText xml:space="preserve"> MERGEFIELD PRESTADOR1 </w:instrText>
+      </w:r>
+      <w:r>
+        <w:rPr>
+          <w:rFonts w:ascii="Geomanist" w:hAnsi="Geomanist" w:cs="Arial"/>
+          <w:b/>
+          <w:highlight w:val="yellow"/>
+        </w:rPr>
+        <w:fldChar w:fldCharType="separate"/>
+      </w:r>
+      <w:r>
+        <w:rPr>
+          <w:rFonts w:ascii="Geomanist" w:hAnsi="Geomanist" w:cs="Arial"/>
+          <w:b/>
+          <w:noProof/>
+          <w:highlight w:val="yellow"/>
+        </w:rPr>
+        <w:t>a</w:t>
+      </w:r>
+      <w:r>
+        <w:rPr>
+          <w:rFonts w:ascii="Geomanist" w:hAnsi="Geomanist" w:cs="Arial"/>
+          <w:b/>
+          <w:highlight w:val="yellow"/>
+        </w:rPr>
+        <w:fldChar w:fldCharType="end"/>
+      </w:r>
+      <w:r>
+        <w:rPr>
+          <w:rFonts w:ascii="Geomanist" w:hAnsi="Geomanist" w:cs="Arial"/>
+          <w:b/>
+          <w:highlight w:val="yellow"/>
+        </w:rPr>
+        <w:t xml:space="preserve"> de Servicios”</w:t>
+      </w:r>
+      <w:r>
+        <w:rPr>
+          <w:rFonts w:ascii="Geomanist" w:hAnsi="Geomanist" w:cs="Arial"/>
+        </w:rPr>
+        <w:t xml:space="preserve">  contra la entrega del recibo de pago respectivo, de conformidad con las disposiciones fiscales vigentes; responsabilizándose</w:t>
+      </w:r>
+      <w:r>
+        <w:rPr>
+          <w:rFonts w:ascii="Geomanist" w:hAnsi="Geomanist" w:cs="Arial"/>
+        </w:rPr>
+        <w:t xml:space="preserve"> a</w:t>
+      </w:r>
+      <w:r>
+        <w:rPr>
+          <w:rFonts w:ascii="Geomanist" w:hAnsi="Geomanist" w:cs="Arial"/>
+        </w:rPr>
         <w:t xml:space="preserve"> “</w:t>
       </w:r>
       <w:r>
         <w:rPr>
           <w:rFonts w:ascii="Geomanist" w:hAnsi="Geomanist" w:cs="Arial"/>
           <w:b/>
+          <w:highlight w:val="yellow"/>
         </w:rPr>
         <w:fldChar w:fldCharType="begin"/>
       </w:r>
@@ -3679,6 +3996,7 @@
         <w:rPr>
           <w:rFonts w:ascii="Geomanist" w:hAnsi="Geomanist" w:cs="Arial"/>
           <w:b/>
+          <w:highlight w:val="yellow"/>
         </w:rPr>
         <w:instrText xml:space="preserve"> MERGEFIELD SEXO </w:instrText>
       </w:r>
@@ -3686,6 +4004,7 @@
         <w:rPr>
           <w:rFonts w:ascii="Geomanist" w:hAnsi="Geomanist" w:cs="Arial"/>
           <w:b/>
+          <w:highlight w:val="yellow"/>
         </w:rPr>
         <w:fldChar w:fldCharType="separate"/>
       </w:r>
@@ -3694,6 +4013,7 @@
           <w:rFonts w:ascii="Geomanist" w:hAnsi="Geomanist" w:cs="Arial"/>
           <w:b/>
           <w:noProof/>
+          <w:highlight w:val="yellow"/>
         </w:rPr>
         <w:t>La</w:t>
       </w:r>
@@ -3701,6 +4021,7 @@
         <w:rPr>
           <w:rFonts w:ascii="Geomanist" w:hAnsi="Geomanist" w:cs="Arial"/>
           <w:b/>
+          <w:highlight w:val="yellow"/>
         </w:rPr>
         <w:fldChar w:fldCharType="end"/>
       </w:r>
@@ -3708,6 +4029,7 @@
         <w:rPr>
           <w:rFonts w:ascii="Geomanist" w:hAnsi="Geomanist" w:cs="Arial"/>
           <w:b/>
+          <w:highlight w:val="yellow"/>
         </w:rPr>
         <w:t xml:space="preserve"> Prestador</w:t>
       </w:r>
@@ -3715,6 +4037,7 @@
         <w:rPr>
           <w:rFonts w:ascii="Geomanist" w:hAnsi="Geomanist" w:cs="Arial"/>
           <w:b/>
+          <w:highlight w:val="yellow"/>
         </w:rPr>
         <w:fldChar w:fldCharType="begin"/>
       </w:r>
@@ -3722,6 +4045,7 @@
         <w:rPr>
           <w:rFonts w:ascii="Geomanist" w:hAnsi="Geomanist" w:cs="Arial"/>
           <w:b/>
+          <w:highlight w:val="yellow"/>
         </w:rPr>
         <w:instrText xml:space="preserve"> MERGEFIELD PRESTADOR1 </w:instrText>
       </w:r>
@@ -3729,6 +4053,7 @@
         <w:rPr>
           <w:rFonts w:ascii="Geomanist" w:hAnsi="Geomanist" w:cs="Arial"/>
           <w:b/>
+          <w:highlight w:val="yellow"/>
         </w:rPr>
         <w:fldChar w:fldCharType="separate"/>
       </w:r>
@@ -3737,6 +4062,7 @@
           <w:rFonts w:ascii="Geomanist" w:hAnsi="Geomanist" w:cs="Arial"/>
           <w:b/>
           <w:noProof/>
+          <w:highlight w:val="yellow"/>
         </w:rPr>
         <w:t>a</w:t>
       </w:r>
@@ -3744,6 +4070,7 @@
         <w:rPr>
           <w:rFonts w:ascii="Geomanist" w:hAnsi="Geomanist" w:cs="Arial"/>
           <w:b/>
+          <w:highlight w:val="yellow"/>
         </w:rPr>
         <w:fldChar w:fldCharType="end"/>
       </w:r>
@@ -3751,31 +4078,66 @@
         <w:rPr>
           <w:rFonts w:ascii="Geomanist" w:hAnsi="Geomanist" w:cs="Arial"/>
           <w:b/>
-        </w:rPr>
-        <w:t xml:space="preserve"> de Servicios”</w:t>
-      </w:r>
-      <w:r>
-        <w:rPr>
-          <w:rFonts w:ascii="Geomanist" w:hAnsi="Geomanist" w:cs="Arial"/>
-        </w:rPr>
-        <w:t xml:space="preserve">  contra la entrega del recibo de pago respectivo, de conformidad con las disposiciones fiscales vigentes; responsabilizándose</w:t>
-      </w:r>
-      <w:r>
-        <w:rPr>
-          <w:rFonts w:ascii="Geomanist" w:hAnsi="Geomanist" w:cs="Arial"/>
-        </w:rPr>
-        <w:t xml:space="preserve"> a</w:t>
-      </w:r>
-      <w:r>
-        <w:rPr>
-          <w:rFonts w:ascii="Geomanist" w:hAnsi="Geomanist" w:cs="Arial"/>
-        </w:rPr>
-        <w:t xml:space="preserve"> “</w:t>
-      </w:r>
-      <w:r>
-        <w:rPr>
-          <w:rFonts w:ascii="Geomanist" w:hAnsi="Geomanist" w:cs="Arial"/>
-          <w:b/>
+          <w:highlight w:val="yellow"/>
+        </w:rPr>
+        <w:t xml:space="preserve"> de Servicios</w:t>
+      </w:r>
+      <w:r>
+        <w:rPr>
+          <w:rFonts w:ascii="Geomanist" w:hAnsi="Geomanist" w:cs="Arial"/>
+        </w:rPr>
+        <w:t xml:space="preserve">” de proporcionar el medio por el cual </w:t>
+      </w:r>
+      <w:r>
+        <w:rPr>
+          <w:rFonts w:ascii="Geomanist" w:hAnsi="Geomanist" w:cs="Arial"/>
+          <w:b/>
+          <w:bCs/>
+        </w:rPr>
+        <w:t xml:space="preserve">“La Secretaría” </w:t>
+      </w:r>
+      <w:r>
+        <w:rPr>
+          <w:rFonts w:ascii="Geomanist" w:hAnsi="Geomanist" w:cs="Arial"/>
+        </w:rPr>
+        <w:t>realizar</w:t>
+      </w:r>
+      <w:r>
+        <w:rPr>
+          <w:rFonts w:ascii="Geomanist" w:hAnsi="Geomanist" w:cs="Arial"/>
+        </w:rPr>
+        <w:t>á</w:t>
+      </w:r>
+      <w:r>
+        <w:rPr>
+          <w:rFonts w:ascii="Geomanist" w:hAnsi="Geomanist" w:cs="Arial"/>
+        </w:rPr>
+        <w:t xml:space="preserve"> </w:t>
+      </w:r>
+      <w:r>
+        <w:rPr>
+          <w:rFonts w:ascii="Geomanist" w:hAnsi="Geomanist" w:cs="Arial"/>
+        </w:rPr>
+        <w:t>Transferencia Electrónica de F</w:t>
+      </w:r>
+      <w:r>
+        <w:rPr>
+          <w:rFonts w:ascii="Geomanist" w:hAnsi="Geomanist" w:cs="Arial"/>
+        </w:rPr>
+        <w:t xml:space="preserve">ondos a nombre de </w:t>
+      </w:r>
+      <w:r>
+        <w:rPr>
+          <w:rFonts w:ascii="Geomanist" w:hAnsi="Geomanist" w:cs="Arial"/>
+          <w:highlight w:val="yellow"/>
+        </w:rPr>
+        <w:t>“</w:t>
+      </w:r>
+      <w:r>
+        <w:rPr>
+          <w:rFonts w:ascii="Geomanist" w:hAnsi="Geomanist" w:cs="Arial"/>
+          <w:b/>
+          <w:highlight w:val="yellow"/>
         </w:rPr>
         <w:fldChar w:fldCharType="begin"/>
       </w:r>
@@ -3783,6 +4145,7 @@
         <w:rPr>
           <w:rFonts w:ascii="Geomanist" w:hAnsi="Geomanist" w:cs="Arial"/>
           <w:b/>
+          <w:highlight w:val="yellow"/>
         </w:rPr>
         <w:instrText xml:space="preserve"> MERGEFIELD SEXO </w:instrText>
       </w:r>
@@ -3790,6 +4153,7 @@
         <w:rPr>
           <w:rFonts w:ascii="Geomanist" w:hAnsi="Geomanist" w:cs="Arial"/>
           <w:b/>
+          <w:highlight w:val="yellow"/>
         </w:rPr>
         <w:fldChar w:fldCharType="separate"/>
       </w:r>
@@ -3798,6 +4162,7 @@
           <w:rFonts w:ascii="Geomanist" w:hAnsi="Geomanist" w:cs="Arial"/>
           <w:b/>
           <w:noProof/>
+          <w:highlight w:val="yellow"/>
         </w:rPr>
         <w:t>La</w:t>
       </w:r>
@@ -3805,6 +4170,7 @@
         <w:rPr>
           <w:rFonts w:ascii="Geomanist" w:hAnsi="Geomanist" w:cs="Arial"/>
           <w:b/>
+          <w:highlight w:val="yellow"/>
         </w:rPr>
         <w:fldChar w:fldCharType="end"/>
       </w:r>
@@ -3812,6 +4178,7 @@
         <w:rPr>
           <w:rFonts w:ascii="Geomanist" w:hAnsi="Geomanist" w:cs="Arial"/>
           <w:b/>
+          <w:highlight w:val="yellow"/>
         </w:rPr>
         <w:t xml:space="preserve"> Prestador</w:t>
       </w:r>
@@ -3819,6 +4186,7 @@
         <w:rPr>
           <w:rFonts w:ascii="Geomanist" w:hAnsi="Geomanist" w:cs="Arial"/>
           <w:b/>
+          <w:highlight w:val="yellow"/>
         </w:rPr>
         <w:fldChar w:fldCharType="begin"/>
       </w:r>
@@ -3826,6 +4194,7 @@
         <w:rPr>
           <w:rFonts w:ascii="Geomanist" w:hAnsi="Geomanist" w:cs="Arial"/>
           <w:b/>
+          <w:highlight w:val="yellow"/>
         </w:rPr>
         <w:instrText xml:space="preserve"> MERGEFIELD PRESTADOR1 </w:instrText>
       </w:r>
@@ -3833,6 +4202,7 @@
         <w:rPr>
           <w:rFonts w:ascii="Geomanist" w:hAnsi="Geomanist" w:cs="Arial"/>
           <w:b/>
+          <w:highlight w:val="yellow"/>
         </w:rPr>
         <w:fldChar w:fldCharType="separate"/>
       </w:r>
@@ -3841,6 +4211,7 @@
           <w:rFonts w:ascii="Geomanist" w:hAnsi="Geomanist" w:cs="Arial"/>
           <w:b/>
           <w:noProof/>
+          <w:highlight w:val="yellow"/>
         </w:rPr>
         <w:t>a</w:t>
       </w:r>
@@ -3848,6 +4219,7 @@
         <w:rPr>
           <w:rFonts w:ascii="Geomanist" w:hAnsi="Geomanist" w:cs="Arial"/>
           <w:b/>
+          <w:highlight w:val="yellow"/>
         </w:rPr>
         <w:fldChar w:fldCharType="end"/>
       </w:r>
@@ -3855,136 +4227,7 @@
         <w:rPr>
           <w:rFonts w:ascii="Geomanist" w:hAnsi="Geomanist" w:cs="Arial"/>
           <w:b/>
-        </w:rPr>
-        <w:t xml:space="preserve"> de Servicios</w:t>
-      </w:r>
-      <w:r>
-        <w:rPr>
-          <w:rFonts w:ascii="Geomanist" w:hAnsi="Geomanist" w:cs="Arial"/>
-        </w:rPr>
-        <w:t xml:space="preserve">” de proporcionar el medio por el cual </w:t>
-      </w:r>
-      <w:r>
-        <w:rPr>
-          <w:rFonts w:ascii="Geomanist" w:hAnsi="Geomanist" w:cs="Arial"/>
-          <w:b/>
-          <w:bCs/>
-        </w:rPr>
-        <w:t xml:space="preserve">“La Secretaría” </w:t>
-      </w:r>
-      <w:r>
-        <w:rPr>
-          <w:rFonts w:ascii="Geomanist" w:hAnsi="Geomanist" w:cs="Arial"/>
-        </w:rPr>
-        <w:t>realizar</w:t>
-      </w:r>
-      <w:r>
-        <w:rPr>
-          <w:rFonts w:ascii="Geomanist" w:hAnsi="Geomanist" w:cs="Arial"/>
-        </w:rPr>
-        <w:t>á</w:t>
-      </w:r>
-      <w:r>
-        <w:rPr>
-          <w:rFonts w:ascii="Geomanist" w:hAnsi="Geomanist" w:cs="Arial"/>
-        </w:rPr>
-        <w:t xml:space="preserve"> </w:t>
-      </w:r>
-      <w:r>
-        <w:rPr>
-          <w:rFonts w:ascii="Geomanist" w:hAnsi="Geomanist" w:cs="Arial"/>
-        </w:rPr>
-        <w:t>Transferencia Electrónica de F</w:t>
-      </w:r>
-      <w:r>
-        <w:rPr>
-          <w:rFonts w:ascii="Geomanist" w:hAnsi="Geomanist" w:cs="Arial"/>
-        </w:rPr>
-        <w:t>ondos a nombre de “</w:t>
-      </w:r>
-      <w:r>
-        <w:rPr>
-          <w:rFonts w:ascii="Geomanist" w:hAnsi="Geomanist" w:cs="Arial"/>
-          <w:b/>
-        </w:rPr>
-        <w:fldChar w:fldCharType="begin"/>
-      </w:r>
-      <w:r>
-        <w:rPr>
-          <w:rFonts w:ascii="Geomanist" w:hAnsi="Geomanist" w:cs="Arial"/>
-          <w:b/>
-        </w:rPr>
-        <w:instrText xml:space="preserve"> MERGEFIELD SEXO </w:instrText>
-      </w:r>
-      <w:r>
-        <w:rPr>
-          <w:rFonts w:ascii="Geomanist" w:hAnsi="Geomanist" w:cs="Arial"/>
-          <w:b/>
-        </w:rPr>
-        <w:fldChar w:fldCharType="separate"/>
-      </w:r>
-      <w:r>
-        <w:rPr>
-          <w:rFonts w:ascii="Geomanist" w:hAnsi="Geomanist" w:cs="Arial"/>
-          <w:b/>
-          <w:noProof/>
-        </w:rPr>
-        <w:t>La</w:t>
-      </w:r>
-      <w:r>
-        <w:rPr>
-          <w:rFonts w:ascii="Geomanist" w:hAnsi="Geomanist" w:cs="Arial"/>
-          <w:b/>
-        </w:rPr>
-        <w:fldChar w:fldCharType="end"/>
-      </w:r>
-      <w:r>
-        <w:rPr>
-          <w:rFonts w:ascii="Geomanist" w:hAnsi="Geomanist" w:cs="Arial"/>
-          <w:b/>
-        </w:rPr>
-        <w:t xml:space="preserve"> Prestador</w:t>
-      </w:r>
-      <w:r>
-        <w:rPr>
-          <w:rFonts w:ascii="Geomanist" w:hAnsi="Geomanist" w:cs="Arial"/>
-          <w:b/>
-        </w:rPr>
-        <w:fldChar w:fldCharType="begin"/>
-      </w:r>
-      <w:r>
-        <w:rPr>
-          <w:rFonts w:ascii="Geomanist" w:hAnsi="Geomanist" w:cs="Arial"/>
-          <w:b/>
-        </w:rPr>
-        <w:instrText xml:space="preserve"> MERGEFIELD PRESTADOR1 </w:instrText>
-      </w:r>
-      <w:r>
-        <w:rPr>
-          <w:rFonts w:ascii="Geomanist" w:hAnsi="Geomanist" w:cs="Arial"/>
-          <w:b/>
-        </w:rPr>
-        <w:fldChar w:fldCharType="separate"/>
-      </w:r>
-      <w:r>
-        <w:rPr>
-          <w:rFonts w:ascii="Geomanist" w:hAnsi="Geomanist" w:cs="Arial"/>
-          <w:b/>
-          <w:noProof/>
-        </w:rPr>
-        <w:t>a</w:t>
-      </w:r>
-      <w:r>
-        <w:rPr>
-          <w:rFonts w:ascii="Geomanist" w:hAnsi="Geomanist" w:cs="Arial"/>
-          <w:b/>
-        </w:rPr>
-        <w:fldChar w:fldCharType="end"/>
-      </w:r>
-      <w:r>
-        <w:rPr>
-          <w:rFonts w:ascii="Geomanist" w:hAnsi="Geomanist" w:cs="Arial"/>
-          <w:b/>
+          <w:highlight w:val="yellow"/>
         </w:rPr>
         <w:t xml:space="preserve"> de Servicios”</w:t>
       </w:r>
@@ -4041,8 +4284,8 @@
           <w:rFonts w:ascii="Geomanist" w:hAnsi="Geomanist" w:cs="Arial"/>
         </w:rPr>
       </w:pPr>
-      <w:bookmarkStart w:id="1" w:name="_MON_1572333833"/>
-      <w:bookmarkEnd w:id="1"/>
+      <w:bookmarkStart w:id="0" w:name="_MON_1572333833"/>
+      <w:bookmarkEnd w:id="0"/>
     </w:p>
     <w:tbl>
       <w:tblPr>
@@ -4083,11 +4326,13 @@
               <w:jc w:val="center"/>
               <w:rPr>
                 <w:rFonts w:ascii="Geomanist" w:hAnsi="Geomanist" w:cs="Arial"/>
+                <w:highlight w:val="yellow"/>
               </w:rPr>
             </w:pPr>
             <w:r>
               <w:rPr>
                 <w:rFonts w:ascii="Geomanist" w:hAnsi="Geomanist" w:cs="Arial"/>
+                <w:highlight w:val="yellow"/>
               </w:rPr>
               <w:t>Mes</w:t>
             </w:r>
@@ -4107,12 +4352,14 @@
               <w:rPr>
                 <w:rFonts w:ascii="Geomanist" w:hAnsi="Geomanist" w:cs="Arial"/>
                 <w:spacing w:val="-10"/>
+                <w:highlight w:val="yellow"/>
               </w:rPr>
             </w:pPr>
             <w:r>
               <w:rPr>
                 <w:rFonts w:ascii="Geomanist" w:hAnsi="Geomanist" w:cs="Arial"/>
                 <w:spacing w:val="-10"/>
+                <w:highlight w:val="yellow"/>
               </w:rPr>
               <w:t>Horas</w:t>
             </w:r>
@@ -4126,12 +4373,14 @@
               <w:rPr>
                 <w:rFonts w:ascii="Geomanist" w:hAnsi="Geomanist" w:cs="Arial"/>
                 <w:spacing w:val="-10"/>
+                <w:highlight w:val="yellow"/>
               </w:rPr>
             </w:pPr>
             <w:r>
               <w:rPr>
                 <w:rFonts w:ascii="Geomanist" w:hAnsi="Geomanist" w:cs="Arial"/>
                 <w:spacing w:val="-10"/>
+                <w:highlight w:val="yellow"/>
               </w:rPr>
               <w:t>Clase</w:t>
             </w:r>
@@ -4151,12 +4400,14 @@
               <w:rPr>
                 <w:rFonts w:ascii="Geomanist" w:hAnsi="Geomanist" w:cs="Arial"/>
                 <w:spacing w:val="-10"/>
+                <w:highlight w:val="yellow"/>
               </w:rPr>
             </w:pPr>
             <w:r>
               <w:rPr>
                 <w:rFonts w:ascii="Geomanist" w:hAnsi="Geomanist" w:cs="Arial"/>
                 <w:spacing w:val="-10"/>
+                <w:highlight w:val="yellow"/>
               </w:rPr>
               <w:t>Importe por H</w:t>
             </w:r>
@@ -4164,6 +4415,7 @@
               <w:rPr>
                 <w:rFonts w:ascii="Geomanist" w:hAnsi="Geomanist" w:cs="Arial"/>
                 <w:spacing w:val="-10"/>
+                <w:highlight w:val="yellow"/>
               </w:rPr>
               <w:t>ora-</w:t>
             </w:r>
@@ -4171,6 +4423,7 @@
               <w:rPr>
                 <w:rFonts w:ascii="Geomanist" w:hAnsi="Geomanist" w:cs="Arial"/>
                 <w:spacing w:val="-10"/>
+                <w:highlight w:val="yellow"/>
               </w:rPr>
               <w:t>C</w:t>
             </w:r>
@@ -4178,6 +4431,7 @@
               <w:rPr>
                 <w:rFonts w:ascii="Geomanist" w:hAnsi="Geomanist" w:cs="Arial"/>
                 <w:spacing w:val="-10"/>
+                <w:highlight w:val="yellow"/>
               </w:rPr>
               <w:t>lase</w:t>
             </w:r>
@@ -4197,12 +4451,14 @@
               <w:rPr>
                 <w:rFonts w:ascii="Geomanist" w:hAnsi="Geomanist" w:cs="Arial"/>
                 <w:spacing w:val="-10"/>
+                <w:highlight w:val="yellow"/>
               </w:rPr>
             </w:pPr>
             <w:r>
               <w:rPr>
                 <w:rFonts w:ascii="Geomanist" w:hAnsi="Geomanist" w:cs="Arial"/>
                 <w:spacing w:val="-10"/>
+                <w:highlight w:val="yellow"/>
               </w:rPr>
               <w:t>Importe Total de Horas Clase</w:t>
             </w:r>
@@ -4222,12 +4478,14 @@
               <w:rPr>
                 <w:rFonts w:ascii="Geomanist" w:hAnsi="Geomanist" w:cs="Arial"/>
                 <w:spacing w:val="-10"/>
+                <w:highlight w:val="yellow"/>
               </w:rPr>
             </w:pPr>
             <w:r>
               <w:rPr>
                 <w:rFonts w:ascii="Geomanist" w:hAnsi="Geomanist" w:cs="Arial"/>
                 <w:spacing w:val="-10"/>
+                <w:highlight w:val="yellow"/>
               </w:rPr>
               <w:t>Más I.V.A.</w:t>
             </w:r>
@@ -4247,12 +4505,14 @@
               <w:rPr>
                 <w:rFonts w:ascii="Geomanist" w:hAnsi="Geomanist" w:cs="Arial"/>
                 <w:spacing w:val="-10"/>
+                <w:highlight w:val="yellow"/>
               </w:rPr>
             </w:pPr>
             <w:r>
               <w:rPr>
                 <w:rFonts w:ascii="Geomanist" w:hAnsi="Geomanist" w:cs="Arial"/>
                 <w:spacing w:val="-10"/>
+                <w:highlight w:val="yellow"/>
               </w:rPr>
               <w:t>Importe Bruto</w:t>
             </w:r>
@@ -4272,23 +4532,16 @@
               <w:rPr>
                 <w:rFonts w:ascii="Geomanist" w:hAnsi="Geomanist" w:cs="Arial"/>
                 <w:spacing w:val="-10"/>
+                <w:highlight w:val="yellow"/>
               </w:rPr>
             </w:pPr>
-            <w:proofErr w:type="spellStart"/>
-            <w:r>
-              <w:rPr>
-                <w:rFonts w:ascii="Geomanist" w:hAnsi="Geomanist" w:cs="Arial"/>
-                <w:spacing w:val="-10"/>
-              </w:rPr>
-              <w:t>Ret</w:t>
-            </w:r>
-            <w:proofErr w:type="spellEnd"/>
-            <w:r>
-              <w:rPr>
-                <w:rFonts w:ascii="Geomanist" w:hAnsi="Geomanist" w:cs="Arial"/>
-                <w:spacing w:val="-10"/>
-              </w:rPr>
-              <w:t>. I.S.R.</w:t>
+            <w:r>
+              <w:rPr>
+                <w:rFonts w:ascii="Geomanist" w:hAnsi="Geomanist" w:cs="Arial"/>
+                <w:spacing w:val="-10"/>
+                <w:highlight w:val="yellow"/>
+              </w:rPr>
+              <w:t>Ret. I.S.R.</w:t>
             </w:r>
           </w:p>
         </w:tc>
@@ -4306,12 +4559,14 @@
               <w:rPr>
                 <w:rFonts w:ascii="Geomanist" w:hAnsi="Geomanist" w:cs="Arial"/>
                 <w:spacing w:val="-10"/>
+                <w:highlight w:val="yellow"/>
               </w:rPr>
             </w:pPr>
             <w:r>
               <w:rPr>
                 <w:rFonts w:ascii="Geomanist" w:hAnsi="Geomanist" w:cs="Arial"/>
                 <w:spacing w:val="-10"/>
+                <w:highlight w:val="yellow"/>
               </w:rPr>
               <w:t xml:space="preserve">Retenciones </w:t>
             </w:r>
@@ -4319,6 +4574,7 @@
               <w:rPr>
                 <w:rFonts w:ascii="Geomanist" w:hAnsi="Geomanist" w:cs="Arial"/>
                 <w:spacing w:val="-10"/>
+                <w:highlight w:val="yellow"/>
               </w:rPr>
               <w:t xml:space="preserve">de </w:t>
             </w:r>
@@ -4326,6 +4582,7 @@
               <w:rPr>
                 <w:rFonts w:ascii="Geomanist" w:hAnsi="Geomanist" w:cs="Arial"/>
                 <w:spacing w:val="-10"/>
+                <w:highlight w:val="yellow"/>
               </w:rPr>
               <w:t>I.V.A.</w:t>
             </w:r>
@@ -4345,12 +4602,14 @@
               <w:rPr>
                 <w:rFonts w:ascii="Geomanist" w:hAnsi="Geomanist" w:cs="Arial"/>
                 <w:spacing w:val="-10"/>
+                <w:highlight w:val="yellow"/>
               </w:rPr>
             </w:pPr>
             <w:r>
               <w:rPr>
                 <w:rFonts w:ascii="Geomanist" w:hAnsi="Geomanist" w:cs="Arial"/>
                 <w:spacing w:val="-10"/>
+                <w:highlight w:val="yellow"/>
               </w:rPr>
               <w:t>Importe Neto</w:t>
             </w:r>
@@ -4374,12 +4633,14 @@
               <w:rPr>
                 <w:rFonts w:ascii="Geomanist" w:hAnsi="Geomanist" w:cs="Arial"/>
                 <w:spacing w:val="-10"/>
+                <w:highlight w:val="yellow"/>
               </w:rPr>
             </w:pPr>
             <w:r>
               <w:rPr>
                 <w:rFonts w:ascii="Geomanist" w:hAnsi="Geomanist" w:cs="Arial"/>
                 <w:spacing w:val="-10"/>
+                <w:highlight w:val="yellow"/>
               </w:rPr>
               <w:t>Mar</w:t>
             </w:r>
@@ -4387,6 +4648,7 @@
               <w:rPr>
                 <w:rFonts w:ascii="Geomanist" w:hAnsi="Geomanist" w:cs="Arial"/>
                 <w:spacing w:val="-10"/>
+                <w:highlight w:val="yellow"/>
               </w:rPr>
               <w:t>. 2026</w:t>
             </w:r>
@@ -4405,23 +4667,27 @@
               <w:jc w:val="center"/>
               <w:rPr>
                 <w:rFonts w:ascii="Geomanist" w:hAnsi="Geomanist" w:cs="Arial"/>
+                <w:highlight w:val="yellow"/>
               </w:rPr>
             </w:pPr>
             <w:r>
               <w:rPr>
                 <w:rFonts w:ascii="Geomanist" w:hAnsi="Geomanist" w:cs="Arial"/>
+                <w:highlight w:val="yellow"/>
               </w:rPr>
               <w:fldChar w:fldCharType="begin"/>
             </w:r>
             <w:r>
               <w:rPr>
                 <w:rFonts w:ascii="Geomanist" w:hAnsi="Geomanist" w:cs="Arial"/>
+                <w:highlight w:val="yellow"/>
               </w:rPr>
               <w:instrText xml:space="preserve"> MERGEFIELD HsMes1 </w:instrText>
             </w:r>
             <w:r>
               <w:rPr>
                 <w:rFonts w:ascii="Geomanist" w:hAnsi="Geomanist" w:cs="Arial"/>
+                <w:highlight w:val="yellow"/>
               </w:rPr>
               <w:fldChar w:fldCharType="separate"/>
             </w:r>
@@ -4429,12 +4695,14 @@
               <w:rPr>
                 <w:rFonts w:ascii="Geomanist" w:hAnsi="Geomanist" w:cs="Arial"/>
                 <w:noProof/>
+                <w:highlight w:val="yellow"/>
               </w:rPr>
               <w:t>32</w:t>
             </w:r>
             <w:r>
               <w:rPr>
                 <w:rFonts w:ascii="Geomanist" w:hAnsi="Geomanist" w:cs="Arial"/>
+                <w:highlight w:val="yellow"/>
               </w:rPr>
               <w:fldChar w:fldCharType="end"/>
             </w:r>
@@ -4454,12 +4722,14 @@
               <w:rPr>
                 <w:rFonts w:ascii="Geomanist" w:hAnsi="Geomanist" w:cs="Arial"/>
                 <w:spacing w:val="-10"/>
+                <w:highlight w:val="yellow"/>
               </w:rPr>
             </w:pPr>
             <w:r>
               <w:rPr>
                 <w:rFonts w:ascii="Geomanist" w:hAnsi="Geomanist" w:cs="Arial"/>
                 <w:spacing w:val="-10"/>
+                <w:highlight w:val="yellow"/>
               </w:rPr>
               <w:fldChar w:fldCharType="begin"/>
             </w:r>
@@ -4467,6 +4737,7 @@
               <w:rPr>
                 <w:rFonts w:ascii="Geomanist" w:hAnsi="Geomanist" w:cs="Arial"/>
                 <w:spacing w:val="-10"/>
+                <w:highlight w:val="yellow"/>
               </w:rPr>
               <w:instrText xml:space="preserve"> MERGEFIELD  IMP_HS  \# $####,0.00 </w:instrText>
             </w:r>
@@ -4474,6 +4745,7 @@
               <w:rPr>
                 <w:rFonts w:ascii="Geomanist" w:hAnsi="Geomanist" w:cs="Arial"/>
                 <w:spacing w:val="-10"/>
+                <w:highlight w:val="yellow"/>
               </w:rPr>
               <w:fldChar w:fldCharType="separate"/>
             </w:r>
@@ -4482,6 +4754,7 @@
                 <w:rFonts w:ascii="Geomanist" w:hAnsi="Geomanist" w:cs="Arial"/>
                 <w:noProof/>
                 <w:spacing w:val="-10"/>
+                <w:highlight w:val="yellow"/>
               </w:rPr>
               <w:t>$  419.58</w:t>
             </w:r>
@@ -4489,6 +4762,7 @@
               <w:rPr>
                 <w:rFonts w:ascii="Geomanist" w:hAnsi="Geomanist" w:cs="Arial"/>
                 <w:spacing w:val="-10"/>
+                <w:highlight w:val="yellow"/>
               </w:rPr>
               <w:fldChar w:fldCharType="end"/>
             </w:r>
@@ -4508,12 +4782,14 @@
               <w:rPr>
                 <w:rFonts w:ascii="Geomanist" w:hAnsi="Geomanist" w:cs="Arial"/>
                 <w:spacing w:val="-10"/>
+                <w:highlight w:val="yellow"/>
               </w:rPr>
             </w:pPr>
             <w:r>
               <w:rPr>
                 <w:rFonts w:ascii="Geomanist" w:hAnsi="Geomanist" w:cs="Arial"/>
                 <w:spacing w:val="-10"/>
+                <w:highlight w:val="yellow"/>
               </w:rPr>
               <w:fldChar w:fldCharType="begin"/>
             </w:r>
@@ -4521,6 +4797,7 @@
               <w:rPr>
                 <w:rFonts w:ascii="Geomanist" w:hAnsi="Geomanist" w:cs="Arial"/>
                 <w:spacing w:val="-10"/>
+                <w:highlight w:val="yellow"/>
               </w:rPr>
               <w:instrText xml:space="preserve"> MERGEFIELD  ImpBruto_Mes1 \#"$ #,##0.00" </w:instrText>
             </w:r>
@@ -4528,6 +4805,7 @@
               <w:rPr>
                 <w:rFonts w:ascii="Geomanist" w:hAnsi="Geomanist" w:cs="Arial"/>
                 <w:spacing w:val="-10"/>
+                <w:highlight w:val="yellow"/>
               </w:rPr>
               <w:fldChar w:fldCharType="separate"/>
             </w:r>
@@ -4536,6 +4814,7 @@
                 <w:rFonts w:ascii="Geomanist" w:hAnsi="Geomanist" w:cs="Arial"/>
                 <w:noProof/>
                 <w:spacing w:val="-10"/>
+                <w:highlight w:val="yellow"/>
               </w:rPr>
               <w:t>$ 13,426.56</w:t>
             </w:r>
@@ -4543,6 +4822,7 @@
               <w:rPr>
                 <w:rFonts w:ascii="Geomanist" w:hAnsi="Geomanist" w:cs="Arial"/>
                 <w:spacing w:val="-10"/>
+                <w:highlight w:val="yellow"/>
               </w:rPr>
               <w:fldChar w:fldCharType="end"/>
             </w:r>
@@ -4562,12 +4842,14 @@
               <w:rPr>
                 <w:rFonts w:ascii="Geomanist" w:hAnsi="Geomanist" w:cs="Arial"/>
                 <w:spacing w:val="-10"/>
+                <w:highlight w:val="yellow"/>
               </w:rPr>
             </w:pPr>
             <w:r>
               <w:rPr>
                 <w:rFonts w:ascii="Geomanist" w:hAnsi="Geomanist" w:cs="Arial"/>
                 <w:spacing w:val="-10"/>
+                <w:highlight w:val="yellow"/>
               </w:rPr>
               <w:fldChar w:fldCharType="begin"/>
             </w:r>
@@ -4575,6 +4857,7 @@
               <w:rPr>
                 <w:rFonts w:ascii="Geomanist" w:hAnsi="Geomanist" w:cs="Arial"/>
                 <w:spacing w:val="-10"/>
+                <w:highlight w:val="yellow"/>
               </w:rPr>
               <w:instrText xml:space="preserve"> MERGEFIELD  IvaMes1 \#"$ #,##0.00" </w:instrText>
             </w:r>
@@ -4582,6 +4865,7 @@
               <w:rPr>
                 <w:rFonts w:ascii="Geomanist" w:hAnsi="Geomanist" w:cs="Arial"/>
                 <w:spacing w:val="-10"/>
+                <w:highlight w:val="yellow"/>
               </w:rPr>
               <w:fldChar w:fldCharType="separate"/>
             </w:r>
@@ -4590,6 +4874,7 @@
                 <w:rFonts w:ascii="Geomanist" w:hAnsi="Geomanist" w:cs="Arial"/>
                 <w:noProof/>
                 <w:spacing w:val="-10"/>
+                <w:highlight w:val="yellow"/>
               </w:rPr>
               <w:t>$ 2,148.16</w:t>
             </w:r>
@@ -4597,6 +4882,7 @@
               <w:rPr>
                 <w:rFonts w:ascii="Geomanist" w:hAnsi="Geomanist" w:cs="Arial"/>
                 <w:spacing w:val="-10"/>
+                <w:highlight w:val="yellow"/>
               </w:rPr>
               <w:fldChar w:fldCharType="end"/>
             </w:r>
@@ -4616,12 +4902,14 @@
               <w:rPr>
                 <w:rFonts w:ascii="Geomanist" w:hAnsi="Geomanist" w:cs="Arial"/>
                 <w:spacing w:val="-10"/>
+                <w:highlight w:val="yellow"/>
               </w:rPr>
             </w:pPr>
             <w:r>
               <w:rPr>
                 <w:rFonts w:ascii="Geomanist" w:hAnsi="Geomanist" w:cs="Arial"/>
                 <w:spacing w:val="-10"/>
+                <w:highlight w:val="yellow"/>
               </w:rPr>
               <w:fldChar w:fldCharType="begin"/>
             </w:r>
@@ -4629,6 +4917,7 @@
               <w:rPr>
                 <w:rFonts w:ascii="Geomanist" w:hAnsi="Geomanist" w:cs="Arial"/>
                 <w:spacing w:val="-10"/>
+                <w:highlight w:val="yellow"/>
               </w:rPr>
               <w:instrText xml:space="preserve"> MERGEFIELD  SubtalMes1 \#"$ #,##0.00" </w:instrText>
             </w:r>
@@ -4636,6 +4925,7 @@
               <w:rPr>
                 <w:rFonts w:ascii="Geomanist" w:hAnsi="Geomanist" w:cs="Arial"/>
                 <w:spacing w:val="-10"/>
+                <w:highlight w:val="yellow"/>
               </w:rPr>
               <w:fldChar w:fldCharType="separate"/>
             </w:r>
@@ -4644,6 +4934,7 @@
                 <w:rFonts w:ascii="Geomanist" w:hAnsi="Geomanist" w:cs="Arial"/>
                 <w:noProof/>
                 <w:spacing w:val="-10"/>
+                <w:highlight w:val="yellow"/>
               </w:rPr>
               <w:t>$ 15,574.72</w:t>
             </w:r>
@@ -4651,6 +4942,7 @@
               <w:rPr>
                 <w:rFonts w:ascii="Geomanist" w:hAnsi="Geomanist" w:cs="Arial"/>
                 <w:spacing w:val="-10"/>
+                <w:highlight w:val="yellow"/>
               </w:rPr>
               <w:fldChar w:fldCharType="end"/>
             </w:r>
@@ -4670,12 +4962,14 @@
               <w:rPr>
                 <w:rFonts w:ascii="Geomanist" w:hAnsi="Geomanist" w:cs="Arial"/>
                 <w:spacing w:val="-10"/>
+                <w:highlight w:val="yellow"/>
               </w:rPr>
             </w:pPr>
             <w:r>
               <w:rPr>
                 <w:rFonts w:ascii="Geomanist" w:hAnsi="Geomanist" w:cs="Arial"/>
                 <w:spacing w:val="-10"/>
+                <w:highlight w:val="yellow"/>
               </w:rPr>
               <w:fldChar w:fldCharType="begin"/>
             </w:r>
@@ -4683,6 +4977,7 @@
               <w:rPr>
                 <w:rFonts w:ascii="Geomanist" w:hAnsi="Geomanist" w:cs="Arial"/>
                 <w:spacing w:val="-10"/>
+                <w:highlight w:val="yellow"/>
               </w:rPr>
               <w:instrText xml:space="preserve"> MERGEFIELD  RetISRMes1  \#"$ #,##0.00" </w:instrText>
             </w:r>
@@ -4690,6 +4985,7 @@
               <w:rPr>
                 <w:rFonts w:ascii="Geomanist" w:hAnsi="Geomanist" w:cs="Arial"/>
                 <w:spacing w:val="-10"/>
+                <w:highlight w:val="yellow"/>
               </w:rPr>
               <w:fldChar w:fldCharType="separate"/>
             </w:r>
@@ -4698,6 +4994,7 @@
                 <w:rFonts w:ascii="Geomanist" w:hAnsi="Geomanist" w:cs="Arial"/>
                 <w:noProof/>
                 <w:spacing w:val="-10"/>
+                <w:highlight w:val="yellow"/>
               </w:rPr>
               <w:t>$  167.68</w:t>
             </w:r>
@@ -4705,6 +5002,7 @@
               <w:rPr>
                 <w:rFonts w:ascii="Geomanist" w:hAnsi="Geomanist" w:cs="Arial"/>
                 <w:spacing w:val="-10"/>
+                <w:highlight w:val="yellow"/>
               </w:rPr>
               <w:fldChar w:fldCharType="end"/>
             </w:r>
@@ -4724,12 +5022,14 @@
               <w:rPr>
                 <w:rFonts w:ascii="Geomanist" w:hAnsi="Geomanist" w:cs="Arial"/>
                 <w:spacing w:val="-10"/>
+                <w:highlight w:val="yellow"/>
               </w:rPr>
             </w:pPr>
             <w:r>
               <w:rPr>
                 <w:rFonts w:ascii="Geomanist" w:hAnsi="Geomanist" w:cs="Arial"/>
                 <w:spacing w:val="-10"/>
+                <w:highlight w:val="yellow"/>
               </w:rPr>
               <w:fldChar w:fldCharType="begin"/>
             </w:r>
@@ -4737,6 +5037,7 @@
               <w:rPr>
                 <w:rFonts w:ascii="Geomanist" w:hAnsi="Geomanist" w:cs="Arial"/>
                 <w:spacing w:val="-10"/>
+                <w:highlight w:val="yellow"/>
               </w:rPr>
               <w:instrText xml:space="preserve"> MERGEFIELD  RetIVAMes1 \#"$ #,##0.00" </w:instrText>
             </w:r>
@@ -4744,6 +5045,7 @@
               <w:rPr>
                 <w:rFonts w:ascii="Geomanist" w:hAnsi="Geomanist" w:cs="Arial"/>
                 <w:spacing w:val="-10"/>
+                <w:highlight w:val="yellow"/>
               </w:rPr>
               <w:fldChar w:fldCharType="separate"/>
             </w:r>
@@ -4752,6 +5054,7 @@
                 <w:rFonts w:ascii="Geomanist" w:hAnsi="Geomanist" w:cs="Arial"/>
                 <w:noProof/>
                 <w:spacing w:val="-10"/>
+                <w:highlight w:val="yellow"/>
               </w:rPr>
               <w:t>$ 1,432.32</w:t>
             </w:r>
@@ -4759,6 +5062,7 @@
               <w:rPr>
                 <w:rFonts w:ascii="Geomanist" w:hAnsi="Geomanist" w:cs="Arial"/>
                 <w:spacing w:val="-10"/>
+                <w:highlight w:val="yellow"/>
               </w:rPr>
               <w:fldChar w:fldCharType="end"/>
             </w:r>
@@ -4778,12 +5082,14 @@
               <w:rPr>
                 <w:rFonts w:ascii="Geomanist" w:hAnsi="Geomanist" w:cs="Arial"/>
                 <w:spacing w:val="-10"/>
+                <w:highlight w:val="yellow"/>
               </w:rPr>
             </w:pPr>
             <w:r>
               <w:rPr>
                 <w:rFonts w:ascii="Geomanist" w:hAnsi="Geomanist" w:cs="Arial"/>
                 <w:spacing w:val="-10"/>
+                <w:highlight w:val="yellow"/>
               </w:rPr>
               <w:fldChar w:fldCharType="begin"/>
             </w:r>
@@ -4791,6 +5097,7 @@
               <w:rPr>
                 <w:rFonts w:ascii="Geomanist" w:hAnsi="Geomanist" w:cs="Arial"/>
                 <w:spacing w:val="-10"/>
+                <w:highlight w:val="yellow"/>
               </w:rPr>
               <w:instrText xml:space="preserve"> MERGEFIELD  NetoMes1 \# $####,0.00 </w:instrText>
             </w:r>
@@ -4798,6 +5105,7 @@
               <w:rPr>
                 <w:rFonts w:ascii="Geomanist" w:hAnsi="Geomanist" w:cs="Arial"/>
                 <w:spacing w:val="-10"/>
+                <w:highlight w:val="yellow"/>
               </w:rPr>
               <w:fldChar w:fldCharType="separate"/>
             </w:r>
@@ -4806,6 +5114,7 @@
                 <w:rFonts w:ascii="Geomanist" w:hAnsi="Geomanist" w:cs="Arial"/>
                 <w:noProof/>
                 <w:spacing w:val="-10"/>
+                <w:highlight w:val="yellow"/>
               </w:rPr>
               <w:t>$13,974.72</w:t>
             </w:r>
@@ -4813,6 +5122,7 @@
               <w:rPr>
                 <w:rFonts w:ascii="Geomanist" w:hAnsi="Geomanist" w:cs="Arial"/>
                 <w:spacing w:val="-10"/>
+                <w:highlight w:val="yellow"/>
               </w:rPr>
               <w:fldChar w:fldCharType="end"/>
             </w:r>
@@ -4836,12 +5146,14 @@
               <w:rPr>
                 <w:rFonts w:ascii="Geomanist" w:hAnsi="Geomanist" w:cs="Arial"/>
                 <w:spacing w:val="-10"/>
+                <w:highlight w:val="yellow"/>
               </w:rPr>
             </w:pPr>
             <w:r>
               <w:rPr>
                 <w:rFonts w:ascii="Geomanist" w:hAnsi="Geomanist" w:cs="Arial"/>
                 <w:spacing w:val="-10"/>
+                <w:highlight w:val="yellow"/>
               </w:rPr>
               <w:t>Abr</w:t>
             </w:r>
@@ -4849,6 +5161,7 @@
               <w:rPr>
                 <w:rFonts w:ascii="Geomanist" w:hAnsi="Geomanist" w:cs="Arial"/>
                 <w:spacing w:val="-10"/>
+                <w:highlight w:val="yellow"/>
               </w:rPr>
               <w:t>. 2026</w:t>
             </w:r>
@@ -4867,23 +5180,27 @@
               <w:jc w:val="center"/>
               <w:rPr>
                 <w:rFonts w:ascii="Geomanist" w:hAnsi="Geomanist" w:cs="Arial"/>
+                <w:highlight w:val="yellow"/>
               </w:rPr>
             </w:pPr>
             <w:r>
               <w:rPr>
                 <w:rFonts w:ascii="Geomanist" w:hAnsi="Geomanist" w:cs="Arial"/>
+                <w:highlight w:val="yellow"/>
               </w:rPr>
               <w:fldChar w:fldCharType="begin"/>
             </w:r>
             <w:r>
               <w:rPr>
                 <w:rFonts w:ascii="Geomanist" w:hAnsi="Geomanist" w:cs="Arial"/>
+                <w:highlight w:val="yellow"/>
               </w:rPr>
               <w:instrText xml:space="preserve"> MERGEFIELD HsMes2 </w:instrText>
             </w:r>
             <w:r>
               <w:rPr>
                 <w:rFonts w:ascii="Geomanist" w:hAnsi="Geomanist" w:cs="Arial"/>
+                <w:highlight w:val="yellow"/>
               </w:rPr>
               <w:fldChar w:fldCharType="separate"/>
             </w:r>
@@ -4891,12 +5208,14 @@
               <w:rPr>
                 <w:rFonts w:ascii="Geomanist" w:hAnsi="Geomanist" w:cs="Arial"/>
                 <w:noProof/>
+                <w:highlight w:val="yellow"/>
               </w:rPr>
               <w:t>32</w:t>
             </w:r>
             <w:r>
               <w:rPr>
                 <w:rFonts w:ascii="Geomanist" w:hAnsi="Geomanist" w:cs="Arial"/>
+                <w:highlight w:val="yellow"/>
               </w:rPr>
               <w:fldChar w:fldCharType="end"/>
             </w:r>
@@ -4916,12 +5235,14 @@
               <w:rPr>
                 <w:rFonts w:ascii="Geomanist" w:hAnsi="Geomanist" w:cs="Arial"/>
                 <w:spacing w:val="-10"/>
+                <w:highlight w:val="yellow"/>
               </w:rPr>
             </w:pPr>
             <w:r>
               <w:rPr>
                 <w:rFonts w:ascii="Geomanist" w:hAnsi="Geomanist" w:cs="Arial"/>
                 <w:spacing w:val="-10"/>
+                <w:highlight w:val="yellow"/>
               </w:rPr>
               <w:fldChar w:fldCharType="begin"/>
             </w:r>
@@ -4929,6 +5250,7 @@
               <w:rPr>
                 <w:rFonts w:ascii="Geomanist" w:hAnsi="Geomanist" w:cs="Arial"/>
                 <w:spacing w:val="-10"/>
+                <w:highlight w:val="yellow"/>
               </w:rPr>
               <w:instrText xml:space="preserve"> MERGEFIELD  IMP_HS  \# $####,0.00 </w:instrText>
             </w:r>
@@ -4936,6 +5258,7 @@
               <w:rPr>
                 <w:rFonts w:ascii="Geomanist" w:hAnsi="Geomanist" w:cs="Arial"/>
                 <w:spacing w:val="-10"/>
+                <w:highlight w:val="yellow"/>
               </w:rPr>
               <w:fldChar w:fldCharType="separate"/>
             </w:r>
@@ -4944,6 +5267,7 @@
                 <w:rFonts w:ascii="Geomanist" w:hAnsi="Geomanist" w:cs="Arial"/>
                 <w:noProof/>
                 <w:spacing w:val="-10"/>
+                <w:highlight w:val="yellow"/>
               </w:rPr>
               <w:t>$  419.58</w:t>
             </w:r>
@@ -4951,6 +5275,7 @@
               <w:rPr>
                 <w:rFonts w:ascii="Geomanist" w:hAnsi="Geomanist" w:cs="Arial"/>
                 <w:spacing w:val="-10"/>
+                <w:highlight w:val="yellow"/>
               </w:rPr>
               <w:fldChar w:fldCharType="end"/>
             </w:r>
@@ -4970,12 +5295,14 @@
               <w:rPr>
                 <w:rFonts w:ascii="Geomanist" w:hAnsi="Geomanist" w:cs="Arial"/>
                 <w:spacing w:val="-10"/>
+                <w:highlight w:val="yellow"/>
               </w:rPr>
             </w:pPr>
             <w:r>
               <w:rPr>
                 <w:rFonts w:ascii="Geomanist" w:hAnsi="Geomanist" w:cs="Arial"/>
                 <w:spacing w:val="-10"/>
+                <w:highlight w:val="yellow"/>
               </w:rPr>
               <w:fldChar w:fldCharType="begin"/>
             </w:r>
@@ -4983,6 +5310,7 @@
               <w:rPr>
                 <w:rFonts w:ascii="Geomanist" w:hAnsi="Geomanist" w:cs="Arial"/>
                 <w:spacing w:val="-10"/>
+                <w:highlight w:val="yellow"/>
               </w:rPr>
               <w:instrText xml:space="preserve"> MERGEFIELD  ImpBruto_Mes2 \#"$ #,##0.00" </w:instrText>
             </w:r>
@@ -4990,6 +5318,7 @@
               <w:rPr>
                 <w:rFonts w:ascii="Geomanist" w:hAnsi="Geomanist" w:cs="Arial"/>
                 <w:spacing w:val="-10"/>
+                <w:highlight w:val="yellow"/>
               </w:rPr>
               <w:fldChar w:fldCharType="separate"/>
             </w:r>
@@ -4998,6 +5327,7 @@
                 <w:rFonts w:ascii="Geomanist" w:hAnsi="Geomanist" w:cs="Arial"/>
                 <w:noProof/>
                 <w:spacing w:val="-10"/>
+                <w:highlight w:val="yellow"/>
               </w:rPr>
               <w:t>$ 13,426.56</w:t>
             </w:r>
@@ -5005,6 +5335,7 @@
               <w:rPr>
                 <w:rFonts w:ascii="Geomanist" w:hAnsi="Geomanist" w:cs="Arial"/>
                 <w:spacing w:val="-10"/>
+                <w:highlight w:val="yellow"/>
               </w:rPr>
               <w:fldChar w:fldCharType="end"/>
             </w:r>
@@ -5024,12 +5355,14 @@
               <w:rPr>
                 <w:rFonts w:ascii="Geomanist" w:hAnsi="Geomanist" w:cs="Arial"/>
                 <w:spacing w:val="-10"/>
+                <w:highlight w:val="yellow"/>
               </w:rPr>
             </w:pPr>
             <w:r>
               <w:rPr>
                 <w:rFonts w:ascii="Geomanist" w:hAnsi="Geomanist" w:cs="Arial"/>
                 <w:spacing w:val="-10"/>
+                <w:highlight w:val="yellow"/>
               </w:rPr>
               <w:fldChar w:fldCharType="begin"/>
             </w:r>
@@ -5037,6 +5370,7 @@
               <w:rPr>
                 <w:rFonts w:ascii="Geomanist" w:hAnsi="Geomanist" w:cs="Arial"/>
                 <w:spacing w:val="-10"/>
+                <w:highlight w:val="yellow"/>
               </w:rPr>
               <w:instrText xml:space="preserve"> MERGEFIELD  IvaMes2 \#"$ #,##0.00" </w:instrText>
             </w:r>
@@ -5044,6 +5378,7 @@
               <w:rPr>
                 <w:rFonts w:ascii="Geomanist" w:hAnsi="Geomanist" w:cs="Arial"/>
                 <w:spacing w:val="-10"/>
+                <w:highlight w:val="yellow"/>
               </w:rPr>
               <w:fldChar w:fldCharType="separate"/>
             </w:r>
@@ -5052,6 +5387,7 @@
                 <w:rFonts w:ascii="Geomanist" w:hAnsi="Geomanist" w:cs="Arial"/>
                 <w:noProof/>
                 <w:spacing w:val="-10"/>
+                <w:highlight w:val="yellow"/>
               </w:rPr>
               <w:t>$ 2,148.16</w:t>
             </w:r>
@@ -5059,6 +5395,7 @@
               <w:rPr>
                 <w:rFonts w:ascii="Geomanist" w:hAnsi="Geomanist" w:cs="Arial"/>
                 <w:spacing w:val="-10"/>
+                <w:highlight w:val="yellow"/>
               </w:rPr>
               <w:fldChar w:fldCharType="end"/>
             </w:r>
@@ -5078,12 +5415,14 @@
               <w:rPr>
                 <w:rFonts w:ascii="Geomanist" w:hAnsi="Geomanist" w:cs="Arial"/>
                 <w:spacing w:val="-10"/>
+                <w:highlight w:val="yellow"/>
               </w:rPr>
             </w:pPr>
             <w:r>
               <w:rPr>
                 <w:rFonts w:ascii="Geomanist" w:hAnsi="Geomanist" w:cs="Arial"/>
                 <w:spacing w:val="-10"/>
+                <w:highlight w:val="yellow"/>
               </w:rPr>
               <w:fldChar w:fldCharType="begin"/>
             </w:r>
@@ -5091,6 +5430,7 @@
               <w:rPr>
                 <w:rFonts w:ascii="Geomanist" w:hAnsi="Geomanist" w:cs="Arial"/>
                 <w:spacing w:val="-10"/>
+                <w:highlight w:val="yellow"/>
               </w:rPr>
               <w:instrText xml:space="preserve"> MERGEFIELD  SubtalMes2 \#"$ #,##0.00" </w:instrText>
             </w:r>
@@ -5098,6 +5438,7 @@
               <w:rPr>
                 <w:rFonts w:ascii="Geomanist" w:hAnsi="Geomanist" w:cs="Arial"/>
                 <w:spacing w:val="-10"/>
+                <w:highlight w:val="yellow"/>
               </w:rPr>
               <w:fldChar w:fldCharType="separate"/>
             </w:r>
@@ -5106,6 +5447,7 @@
                 <w:rFonts w:ascii="Geomanist" w:hAnsi="Geomanist" w:cs="Arial"/>
                 <w:noProof/>
                 <w:spacing w:val="-10"/>
+                <w:highlight w:val="yellow"/>
               </w:rPr>
               <w:t>$ 15,574.72</w:t>
             </w:r>
@@ -5113,6 +5455,7 @@
               <w:rPr>
                 <w:rFonts w:ascii="Geomanist" w:hAnsi="Geomanist" w:cs="Arial"/>
                 <w:spacing w:val="-10"/>
+                <w:highlight w:val="yellow"/>
               </w:rPr>
               <w:fldChar w:fldCharType="end"/>
             </w:r>
@@ -5132,12 +5475,14 @@
               <w:rPr>
                 <w:rFonts w:ascii="Geomanist" w:hAnsi="Geomanist" w:cs="Arial"/>
                 <w:spacing w:val="-10"/>
+                <w:highlight w:val="yellow"/>
               </w:rPr>
             </w:pPr>
             <w:r>
               <w:rPr>
                 <w:rFonts w:ascii="Geomanist" w:hAnsi="Geomanist" w:cs="Arial"/>
                 <w:spacing w:val="-10"/>
+                <w:highlight w:val="yellow"/>
               </w:rPr>
               <w:fldChar w:fldCharType="begin"/>
             </w:r>
@@ -5145,6 +5490,7 @@
               <w:rPr>
                 <w:rFonts w:ascii="Geomanist" w:hAnsi="Geomanist" w:cs="Arial"/>
                 <w:spacing w:val="-10"/>
+                <w:highlight w:val="yellow"/>
               </w:rPr>
               <w:instrText xml:space="preserve"> MERGEFIELD  RetISRMes2 \#"$ #,##0.00" </w:instrText>
             </w:r>
@@ -5152,6 +5498,7 @@
               <w:rPr>
                 <w:rFonts w:ascii="Geomanist" w:hAnsi="Geomanist" w:cs="Arial"/>
                 <w:spacing w:val="-10"/>
+                <w:highlight w:val="yellow"/>
               </w:rPr>
               <w:fldChar w:fldCharType="separate"/>
             </w:r>
@@ -5160,6 +5507,7 @@
                 <w:rFonts w:ascii="Geomanist" w:hAnsi="Geomanist" w:cs="Arial"/>
                 <w:noProof/>
                 <w:spacing w:val="-10"/>
+                <w:highlight w:val="yellow"/>
               </w:rPr>
               <w:t>$  167.68</w:t>
             </w:r>
@@ -5167,6 +5515,7 @@
               <w:rPr>
                 <w:rFonts w:ascii="Geomanist" w:hAnsi="Geomanist" w:cs="Arial"/>
                 <w:spacing w:val="-10"/>
+                <w:highlight w:val="yellow"/>
               </w:rPr>
               <w:fldChar w:fldCharType="end"/>
             </w:r>
@@ -5186,12 +5535,14 @@
               <w:rPr>
                 <w:rFonts w:ascii="Geomanist" w:hAnsi="Geomanist" w:cs="Arial"/>
                 <w:spacing w:val="-10"/>
+                <w:highlight w:val="yellow"/>
               </w:rPr>
             </w:pPr>
             <w:r>
               <w:rPr>
                 <w:rFonts w:ascii="Geomanist" w:hAnsi="Geomanist" w:cs="Arial"/>
                 <w:spacing w:val="-10"/>
+                <w:highlight w:val="yellow"/>
               </w:rPr>
               <w:fldChar w:fldCharType="begin"/>
             </w:r>
@@ -5199,6 +5550,7 @@
               <w:rPr>
                 <w:rFonts w:ascii="Geomanist" w:hAnsi="Geomanist" w:cs="Arial"/>
                 <w:spacing w:val="-10"/>
+                <w:highlight w:val="yellow"/>
               </w:rPr>
               <w:instrText xml:space="preserve"> MERGEFIELD  RetIVAMes2 \#"$ #,##0.00" </w:instrText>
             </w:r>
@@ -5206,6 +5558,7 @@
               <w:rPr>
                 <w:rFonts w:ascii="Geomanist" w:hAnsi="Geomanist" w:cs="Arial"/>
                 <w:spacing w:val="-10"/>
+                <w:highlight w:val="yellow"/>
               </w:rPr>
               <w:fldChar w:fldCharType="separate"/>
             </w:r>
@@ -5214,6 +5567,7 @@
                 <w:rFonts w:ascii="Geomanist" w:hAnsi="Geomanist" w:cs="Arial"/>
                 <w:noProof/>
                 <w:spacing w:val="-10"/>
+                <w:highlight w:val="yellow"/>
               </w:rPr>
               <w:t>$ 1,432.32</w:t>
             </w:r>
@@ -5221,6 +5575,7 @@
               <w:rPr>
                 <w:rFonts w:ascii="Geomanist" w:hAnsi="Geomanist" w:cs="Arial"/>
                 <w:spacing w:val="-10"/>
+                <w:highlight w:val="yellow"/>
               </w:rPr>
               <w:fldChar w:fldCharType="end"/>
             </w:r>
@@ -5240,12 +5595,14 @@
               <w:rPr>
                 <w:rFonts w:ascii="Geomanist" w:hAnsi="Geomanist" w:cs="Arial"/>
                 <w:spacing w:val="-10"/>
+                <w:highlight w:val="yellow"/>
               </w:rPr>
             </w:pPr>
             <w:r>
               <w:rPr>
                 <w:rFonts w:ascii="Geomanist" w:hAnsi="Geomanist" w:cs="Arial"/>
                 <w:spacing w:val="-10"/>
+                <w:highlight w:val="yellow"/>
               </w:rPr>
               <w:fldChar w:fldCharType="begin"/>
             </w:r>
@@ -5253,6 +5610,7 @@
               <w:rPr>
                 <w:rFonts w:ascii="Geomanist" w:hAnsi="Geomanist" w:cs="Arial"/>
                 <w:spacing w:val="-10"/>
+                <w:highlight w:val="yellow"/>
               </w:rPr>
               <w:instrText xml:space="preserve"> MERGEFIELD  NetoMes2 \# $####,0.00 </w:instrText>
             </w:r>
@@ -5260,6 +5618,7 @@
               <w:rPr>
                 <w:rFonts w:ascii="Geomanist" w:hAnsi="Geomanist" w:cs="Arial"/>
                 <w:spacing w:val="-10"/>
+                <w:highlight w:val="yellow"/>
               </w:rPr>
               <w:fldChar w:fldCharType="separate"/>
             </w:r>
@@ -5268,6 +5627,7 @@
                 <w:rFonts w:ascii="Geomanist" w:hAnsi="Geomanist" w:cs="Arial"/>
                 <w:noProof/>
                 <w:spacing w:val="-10"/>
+                <w:highlight w:val="yellow"/>
               </w:rPr>
               <w:t>$13,974.72</w:t>
             </w:r>
@@ -5275,6 +5635,7 @@
               <w:rPr>
                 <w:rFonts w:ascii="Geomanist" w:hAnsi="Geomanist" w:cs="Arial"/>
                 <w:spacing w:val="-10"/>
+                <w:highlight w:val="yellow"/>
               </w:rPr>
               <w:fldChar w:fldCharType="end"/>
             </w:r>
@@ -5298,23 +5659,16 @@
               <w:rPr>
                 <w:rFonts w:ascii="Geomanist" w:hAnsi="Geomanist" w:cs="Arial"/>
                 <w:spacing w:val="-10"/>
+                <w:highlight w:val="yellow"/>
               </w:rPr>
             </w:pPr>
-            <w:proofErr w:type="spellStart"/>
-            <w:r>
-              <w:rPr>
-                <w:rFonts w:ascii="Geomanist" w:hAnsi="Geomanist" w:cs="Arial"/>
-                <w:spacing w:val="-10"/>
-              </w:rPr>
-              <w:t>May</w:t>
-            </w:r>
-            <w:proofErr w:type="spellEnd"/>
-            <w:r>
-              <w:rPr>
-                <w:rFonts w:ascii="Geomanist" w:hAnsi="Geomanist" w:cs="Arial"/>
-                <w:spacing w:val="-10"/>
-              </w:rPr>
-              <w:t>. 2026</w:t>
+            <w:r>
+              <w:rPr>
+                <w:rFonts w:ascii="Geomanist" w:hAnsi="Geomanist" w:cs="Arial"/>
+                <w:spacing w:val="-10"/>
+                <w:highlight w:val="yellow"/>
+              </w:rPr>
+              <w:t>May. 2026</w:t>
             </w:r>
           </w:p>
         </w:tc>
@@ -5331,23 +5685,27 @@
               <w:jc w:val="center"/>
               <w:rPr>
                 <w:rFonts w:ascii="Geomanist" w:hAnsi="Geomanist" w:cs="Arial"/>
+                <w:highlight w:val="yellow"/>
               </w:rPr>
             </w:pPr>
             <w:r>
               <w:rPr>
                 <w:rFonts w:ascii="Geomanist" w:hAnsi="Geomanist" w:cs="Arial"/>
+                <w:highlight w:val="yellow"/>
               </w:rPr>
               <w:fldChar w:fldCharType="begin"/>
             </w:r>
             <w:r>
               <w:rPr>
                 <w:rFonts w:ascii="Geomanist" w:hAnsi="Geomanist" w:cs="Arial"/>
+                <w:highlight w:val="yellow"/>
               </w:rPr>
               <w:instrText xml:space="preserve"> MERGEFIELD HsMes2 </w:instrText>
             </w:r>
             <w:r>
               <w:rPr>
                 <w:rFonts w:ascii="Geomanist" w:hAnsi="Geomanist" w:cs="Arial"/>
+                <w:highlight w:val="yellow"/>
               </w:rPr>
               <w:fldChar w:fldCharType="separate"/>
             </w:r>
@@ -5355,12 +5713,14 @@
               <w:rPr>
                 <w:rFonts w:ascii="Geomanist" w:hAnsi="Geomanist" w:cs="Arial"/>
                 <w:noProof/>
+                <w:highlight w:val="yellow"/>
               </w:rPr>
               <w:t>32</w:t>
             </w:r>
             <w:r>
               <w:rPr>
                 <w:rFonts w:ascii="Geomanist" w:hAnsi="Geomanist" w:cs="Arial"/>
+                <w:highlight w:val="yellow"/>
               </w:rPr>
               <w:fldChar w:fldCharType="end"/>
             </w:r>
@@ -5381,12 +5741,14 @@
                 <w:rFonts w:ascii="Geomanist" w:hAnsi="Geomanist" w:cs="Arial"/>
                 <w:noProof/>
                 <w:spacing w:val="-10"/>
+                <w:highlight w:val="yellow"/>
               </w:rPr>
             </w:pPr>
             <w:r>
               <w:rPr>
                 <w:rFonts w:ascii="Geomanist" w:hAnsi="Geomanist" w:cs="Arial"/>
                 <w:spacing w:val="-10"/>
+                <w:highlight w:val="yellow"/>
               </w:rPr>
               <w:fldChar w:fldCharType="begin"/>
             </w:r>
@@ -5394,6 +5756,7 @@
               <w:rPr>
                 <w:rFonts w:ascii="Geomanist" w:hAnsi="Geomanist" w:cs="Arial"/>
                 <w:spacing w:val="-10"/>
+                <w:highlight w:val="yellow"/>
               </w:rPr>
               <w:instrText xml:space="preserve"> MERGEFIELD  IMP_HS  \# $####,0.00 </w:instrText>
             </w:r>
@@ -5401,6 +5764,7 @@
               <w:rPr>
                 <w:rFonts w:ascii="Geomanist" w:hAnsi="Geomanist" w:cs="Arial"/>
                 <w:spacing w:val="-10"/>
+                <w:highlight w:val="yellow"/>
               </w:rPr>
               <w:fldChar w:fldCharType="separate"/>
             </w:r>
@@ -5409,6 +5773,7 @@
                 <w:rFonts w:ascii="Geomanist" w:hAnsi="Geomanist" w:cs="Arial"/>
                 <w:noProof/>
                 <w:spacing w:val="-10"/>
+                <w:highlight w:val="yellow"/>
               </w:rPr>
               <w:t>$  419.58</w:t>
             </w:r>
@@ -5416,6 +5781,7 @@
               <w:rPr>
                 <w:rFonts w:ascii="Geomanist" w:hAnsi="Geomanist" w:cs="Arial"/>
                 <w:spacing w:val="-10"/>
+                <w:highlight w:val="yellow"/>
               </w:rPr>
               <w:fldChar w:fldCharType="end"/>
             </w:r>
@@ -5435,12 +5801,14 @@
               <w:rPr>
                 <w:rFonts w:ascii="Geomanist" w:hAnsi="Geomanist" w:cs="Arial"/>
                 <w:spacing w:val="-10"/>
+                <w:highlight w:val="yellow"/>
               </w:rPr>
             </w:pPr>
             <w:r>
               <w:rPr>
                 <w:rFonts w:ascii="Geomanist" w:hAnsi="Geomanist" w:cs="Arial"/>
                 <w:spacing w:val="-10"/>
+                <w:highlight w:val="yellow"/>
               </w:rPr>
               <w:fldChar w:fldCharType="begin"/>
             </w:r>
@@ -5448,6 +5816,7 @@
               <w:rPr>
                 <w:rFonts w:ascii="Geomanist" w:hAnsi="Geomanist" w:cs="Arial"/>
                 <w:spacing w:val="-10"/>
+                <w:highlight w:val="yellow"/>
               </w:rPr>
               <w:instrText xml:space="preserve"> MERGEFIELD  ImpBruto_Mes3 \#"$#,##0.00" </w:instrText>
             </w:r>
@@ -5455,6 +5824,7 @@
               <w:rPr>
                 <w:rFonts w:ascii="Geomanist" w:hAnsi="Geomanist" w:cs="Arial"/>
                 <w:spacing w:val="-10"/>
+                <w:highlight w:val="yellow"/>
               </w:rPr>
               <w:fldChar w:fldCharType="separate"/>
             </w:r>
@@ -5463,6 +5833,7 @@
                 <w:rFonts w:ascii="Geomanist" w:hAnsi="Geomanist" w:cs="Arial"/>
                 <w:noProof/>
                 <w:spacing w:val="-10"/>
+                <w:highlight w:val="yellow"/>
               </w:rPr>
               <w:t>$13,426.56</w:t>
             </w:r>
@@ -5470,6 +5841,7 @@
               <w:rPr>
                 <w:rFonts w:ascii="Geomanist" w:hAnsi="Geomanist" w:cs="Arial"/>
                 <w:spacing w:val="-10"/>
+                <w:highlight w:val="yellow"/>
               </w:rPr>
               <w:fldChar w:fldCharType="end"/>
             </w:r>
@@ -5489,12 +5861,14 @@
               <w:rPr>
                 <w:rFonts w:ascii="Geomanist" w:hAnsi="Geomanist" w:cs="Arial"/>
                 <w:spacing w:val="-10"/>
+                <w:highlight w:val="yellow"/>
               </w:rPr>
             </w:pPr>
             <w:r>
               <w:rPr>
                 <w:rFonts w:ascii="Geomanist" w:hAnsi="Geomanist" w:cs="Arial"/>
                 <w:spacing w:val="-10"/>
+                <w:highlight w:val="yellow"/>
               </w:rPr>
               <w:fldChar w:fldCharType="begin"/>
             </w:r>
@@ -5502,6 +5876,7 @@
               <w:rPr>
                 <w:rFonts w:ascii="Geomanist" w:hAnsi="Geomanist" w:cs="Arial"/>
                 <w:spacing w:val="-10"/>
+                <w:highlight w:val="yellow"/>
               </w:rPr>
               <w:instrText xml:space="preserve"> MERGEFIELD  IvaMes3 \#"$#,##0.00" </w:instrText>
             </w:r>
@@ -5509,6 +5884,7 @@
               <w:rPr>
                 <w:rFonts w:ascii="Geomanist" w:hAnsi="Geomanist" w:cs="Arial"/>
                 <w:spacing w:val="-10"/>
+                <w:highlight w:val="yellow"/>
               </w:rPr>
               <w:fldChar w:fldCharType="separate"/>
             </w:r>
@@ -5517,6 +5893,7 @@
                 <w:rFonts w:ascii="Geomanist" w:hAnsi="Geomanist" w:cs="Arial"/>
                 <w:noProof/>
                 <w:spacing w:val="-10"/>
+                <w:highlight w:val="yellow"/>
               </w:rPr>
               <w:t>$2,148.16</w:t>
             </w:r>
@@ -5524,6 +5901,7 @@
               <w:rPr>
                 <w:rFonts w:ascii="Geomanist" w:hAnsi="Geomanist" w:cs="Arial"/>
                 <w:spacing w:val="-10"/>
+                <w:highlight w:val="yellow"/>
               </w:rPr>
               <w:fldChar w:fldCharType="end"/>
             </w:r>
@@ -5543,12 +5921,14 @@
               <w:rPr>
                 <w:rFonts w:ascii="Geomanist" w:hAnsi="Geomanist" w:cs="Arial"/>
                 <w:spacing w:val="-10"/>
+                <w:highlight w:val="yellow"/>
               </w:rPr>
             </w:pPr>
             <w:r>
               <w:rPr>
                 <w:rFonts w:ascii="Geomanist" w:hAnsi="Geomanist" w:cs="Arial"/>
                 <w:spacing w:val="-10"/>
+                <w:highlight w:val="yellow"/>
               </w:rPr>
               <w:fldChar w:fldCharType="begin"/>
             </w:r>
@@ -5556,6 +5936,7 @@
               <w:rPr>
                 <w:rFonts w:ascii="Geomanist" w:hAnsi="Geomanist" w:cs="Arial"/>
                 <w:spacing w:val="-10"/>
+                <w:highlight w:val="yellow"/>
               </w:rPr>
               <w:instrText xml:space="preserve"> MERGEFIELD  SubtalMes3 \#"$#,##0.00" </w:instrText>
             </w:r>
@@ -5563,6 +5944,7 @@
               <w:rPr>
                 <w:rFonts w:ascii="Geomanist" w:hAnsi="Geomanist" w:cs="Arial"/>
                 <w:spacing w:val="-10"/>
+                <w:highlight w:val="yellow"/>
               </w:rPr>
               <w:fldChar w:fldCharType="separate"/>
             </w:r>
@@ -5571,6 +5953,7 @@
                 <w:rFonts w:ascii="Geomanist" w:hAnsi="Geomanist" w:cs="Arial"/>
                 <w:noProof/>
                 <w:spacing w:val="-10"/>
+                <w:highlight w:val="yellow"/>
               </w:rPr>
               <w:t>$15,574.72</w:t>
             </w:r>
@@ -5578,6 +5961,7 @@
               <w:rPr>
                 <w:rFonts w:ascii="Geomanist" w:hAnsi="Geomanist" w:cs="Arial"/>
                 <w:spacing w:val="-10"/>
+                <w:highlight w:val="yellow"/>
               </w:rPr>
               <w:fldChar w:fldCharType="end"/>
             </w:r>
@@ -5597,12 +5981,14 @@
               <w:rPr>
                 <w:rFonts w:ascii="Geomanist" w:hAnsi="Geomanist" w:cs="Arial"/>
                 <w:spacing w:val="-10"/>
+                <w:highlight w:val="yellow"/>
               </w:rPr>
             </w:pPr>
             <w:r>
               <w:rPr>
                 <w:rFonts w:ascii="Geomanist" w:hAnsi="Geomanist" w:cs="Arial"/>
                 <w:spacing w:val="-10"/>
+                <w:highlight w:val="yellow"/>
               </w:rPr>
               <w:fldChar w:fldCharType="begin"/>
             </w:r>
@@ -5610,6 +5996,7 @@
               <w:rPr>
                 <w:rFonts w:ascii="Geomanist" w:hAnsi="Geomanist" w:cs="Arial"/>
                 <w:spacing w:val="-10"/>
+                <w:highlight w:val="yellow"/>
               </w:rPr>
               <w:instrText xml:space="preserve"> MERGEFIELD  RetISRMes3 \#"$#,##0.00" </w:instrText>
             </w:r>
@@ -5617,6 +6004,7 @@
               <w:rPr>
                 <w:rFonts w:ascii="Geomanist" w:hAnsi="Geomanist" w:cs="Arial"/>
                 <w:spacing w:val="-10"/>
+                <w:highlight w:val="yellow"/>
               </w:rPr>
               <w:fldChar w:fldCharType="separate"/>
             </w:r>
@@ -5625,6 +6013,7 @@
                 <w:rFonts w:ascii="Geomanist" w:hAnsi="Geomanist" w:cs="Arial"/>
                 <w:noProof/>
                 <w:spacing w:val="-10"/>
+                <w:highlight w:val="yellow"/>
               </w:rPr>
               <w:t>$ 167.68</w:t>
             </w:r>
@@ -5632,6 +6021,7 @@
               <w:rPr>
                 <w:rFonts w:ascii="Geomanist" w:hAnsi="Geomanist" w:cs="Arial"/>
                 <w:spacing w:val="-10"/>
+                <w:highlight w:val="yellow"/>
               </w:rPr>
               <w:fldChar w:fldCharType="end"/>
             </w:r>
@@ -5651,12 +6041,14 @@
               <w:rPr>
                 <w:rFonts w:ascii="Geomanist" w:hAnsi="Geomanist" w:cs="Arial"/>
                 <w:spacing w:val="-10"/>
+                <w:highlight w:val="yellow"/>
               </w:rPr>
             </w:pPr>
             <w:r>
               <w:rPr>
                 <w:rFonts w:ascii="Geomanist" w:hAnsi="Geomanist" w:cs="Arial"/>
                 <w:spacing w:val="-10"/>
+                <w:highlight w:val="yellow"/>
               </w:rPr>
               <w:fldChar w:fldCharType="begin"/>
             </w:r>
@@ -5664,6 +6056,7 @@
               <w:rPr>
                 <w:rFonts w:ascii="Geomanist" w:hAnsi="Geomanist" w:cs="Arial"/>
                 <w:spacing w:val="-10"/>
+                <w:highlight w:val="yellow"/>
               </w:rPr>
               <w:instrText xml:space="preserve"> MERGEFIELD  RetIVAMes3 \#"$#,##0.00" </w:instrText>
             </w:r>
@@ -5671,6 +6064,7 @@
               <w:rPr>
                 <w:rFonts w:ascii="Geomanist" w:hAnsi="Geomanist" w:cs="Arial"/>
                 <w:spacing w:val="-10"/>
+                <w:highlight w:val="yellow"/>
               </w:rPr>
               <w:fldChar w:fldCharType="separate"/>
             </w:r>
@@ -5679,6 +6073,7 @@
                 <w:rFonts w:ascii="Geomanist" w:hAnsi="Geomanist" w:cs="Arial"/>
                 <w:noProof/>
                 <w:spacing w:val="-10"/>
+                <w:highlight w:val="yellow"/>
               </w:rPr>
               <w:t>$1,432.32</w:t>
             </w:r>
@@ -5686,6 +6081,7 @@
               <w:rPr>
                 <w:rFonts w:ascii="Geomanist" w:hAnsi="Geomanist" w:cs="Arial"/>
                 <w:spacing w:val="-10"/>
+                <w:highlight w:val="yellow"/>
               </w:rPr>
               <w:fldChar w:fldCharType="end"/>
             </w:r>
@@ -5705,12 +6101,14 @@
               <w:rPr>
                 <w:rFonts w:ascii="Geomanist" w:hAnsi="Geomanist" w:cs="Arial"/>
                 <w:spacing w:val="-10"/>
+                <w:highlight w:val="yellow"/>
               </w:rPr>
             </w:pPr>
             <w:r>
               <w:rPr>
                 <w:rFonts w:ascii="Geomanist" w:hAnsi="Geomanist" w:cs="Arial"/>
                 <w:spacing w:val="-10"/>
+                <w:highlight w:val="yellow"/>
               </w:rPr>
               <w:fldChar w:fldCharType="begin"/>
             </w:r>
@@ -5718,6 +6116,7 @@
               <w:rPr>
                 <w:rFonts w:ascii="Geomanist" w:hAnsi="Geomanist" w:cs="Arial"/>
                 <w:spacing w:val="-10"/>
+                <w:highlight w:val="yellow"/>
               </w:rPr>
               <w:instrText xml:space="preserve"> MERGEFIELD  NetoMes3 \#"$#,##0.00" </w:instrText>
             </w:r>
@@ -5725,6 +6124,7 @@
               <w:rPr>
                 <w:rFonts w:ascii="Geomanist" w:hAnsi="Geomanist" w:cs="Arial"/>
                 <w:spacing w:val="-10"/>
+                <w:highlight w:val="yellow"/>
               </w:rPr>
               <w:fldChar w:fldCharType="separate"/>
             </w:r>
@@ -5733,6 +6133,7 @@
                 <w:rFonts w:ascii="Geomanist" w:hAnsi="Geomanist" w:cs="Arial"/>
                 <w:noProof/>
                 <w:spacing w:val="-10"/>
+                <w:highlight w:val="yellow"/>
               </w:rPr>
               <w:t>$13,974.72</w:t>
             </w:r>
@@ -5740,6 +6141,7 @@
               <w:rPr>
                 <w:rFonts w:ascii="Geomanist" w:hAnsi="Geomanist" w:cs="Arial"/>
                 <w:spacing w:val="-10"/>
+                <w:highlight w:val="yellow"/>
               </w:rPr>
               <w:fldChar w:fldCharType="end"/>
             </w:r>
@@ -5763,12 +6165,14 @@
               <w:rPr>
                 <w:rFonts w:ascii="Geomanist" w:hAnsi="Geomanist" w:cs="Arial"/>
                 <w:spacing w:val="-10"/>
+                <w:highlight w:val="yellow"/>
               </w:rPr>
             </w:pPr>
             <w:r>
               <w:rPr>
                 <w:rFonts w:ascii="Geomanist" w:hAnsi="Geomanist" w:cs="Arial"/>
                 <w:spacing w:val="-10"/>
+                <w:highlight w:val="yellow"/>
               </w:rPr>
               <w:t>Jun. 2026</w:t>
             </w:r>
@@ -5787,23 +6191,27 @@
               <w:jc w:val="center"/>
               <w:rPr>
                 <w:rFonts w:ascii="Geomanist" w:hAnsi="Geomanist" w:cs="Arial"/>
+                <w:highlight w:val="yellow"/>
               </w:rPr>
             </w:pPr>
             <w:r>
               <w:rPr>
                 <w:rFonts w:ascii="Geomanist" w:hAnsi="Geomanist" w:cs="Arial"/>
+                <w:highlight w:val="yellow"/>
               </w:rPr>
               <w:fldChar w:fldCharType="begin"/>
             </w:r>
             <w:r>
               <w:rPr>
                 <w:rFonts w:ascii="Geomanist" w:hAnsi="Geomanist" w:cs="Arial"/>
+                <w:highlight w:val="yellow"/>
               </w:rPr>
               <w:instrText xml:space="preserve"> MERGEFIELD HsMes2 </w:instrText>
             </w:r>
             <w:r>
               <w:rPr>
                 <w:rFonts w:ascii="Geomanist" w:hAnsi="Geomanist" w:cs="Arial"/>
+                <w:highlight w:val="yellow"/>
               </w:rPr>
               <w:fldChar w:fldCharType="separate"/>
             </w:r>
@@ -5811,12 +6219,14 @@
               <w:rPr>
                 <w:rFonts w:ascii="Geomanist" w:hAnsi="Geomanist" w:cs="Arial"/>
                 <w:noProof/>
+                <w:highlight w:val="yellow"/>
               </w:rPr>
               <w:t>32</w:t>
             </w:r>
             <w:r>
               <w:rPr>
                 <w:rFonts w:ascii="Geomanist" w:hAnsi="Geomanist" w:cs="Arial"/>
+                <w:highlight w:val="yellow"/>
               </w:rPr>
               <w:fldChar w:fldCharType="end"/>
             </w:r>
@@ -5837,12 +6247,14 @@
                 <w:rFonts w:ascii="Geomanist" w:hAnsi="Geomanist" w:cs="Arial"/>
                 <w:noProof/>
                 <w:spacing w:val="-10"/>
+                <w:highlight w:val="yellow"/>
               </w:rPr>
             </w:pPr>
             <w:r>
               <w:rPr>
                 <w:rFonts w:ascii="Geomanist" w:hAnsi="Geomanist" w:cs="Arial"/>
                 <w:spacing w:val="-10"/>
+                <w:highlight w:val="yellow"/>
               </w:rPr>
               <w:fldChar w:fldCharType="begin"/>
             </w:r>
@@ -5850,6 +6262,7 @@
               <w:rPr>
                 <w:rFonts w:ascii="Geomanist" w:hAnsi="Geomanist" w:cs="Arial"/>
                 <w:spacing w:val="-10"/>
+                <w:highlight w:val="yellow"/>
               </w:rPr>
               <w:instrText xml:space="preserve"> MERGEFIELD  IMP_HS  \# $####,0.00 </w:instrText>
             </w:r>
@@ -5857,6 +6270,7 @@
               <w:rPr>
                 <w:rFonts w:ascii="Geomanist" w:hAnsi="Geomanist" w:cs="Arial"/>
                 <w:spacing w:val="-10"/>
+                <w:highlight w:val="yellow"/>
               </w:rPr>
               <w:fldChar w:fldCharType="separate"/>
             </w:r>
@@ -5865,6 +6279,7 @@
                 <w:rFonts w:ascii="Geomanist" w:hAnsi="Geomanist" w:cs="Arial"/>
                 <w:noProof/>
                 <w:spacing w:val="-10"/>
+                <w:highlight w:val="yellow"/>
               </w:rPr>
               <w:t>$  419.58</w:t>
             </w:r>
@@ -5872,6 +6287,7 @@
               <w:rPr>
                 <w:rFonts w:ascii="Geomanist" w:hAnsi="Geomanist" w:cs="Arial"/>
                 <w:spacing w:val="-10"/>
+                <w:highlight w:val="yellow"/>
               </w:rPr>
               <w:fldChar w:fldCharType="end"/>
             </w:r>
@@ -5891,12 +6307,14 @@
               <w:rPr>
                 <w:rFonts w:ascii="Geomanist" w:hAnsi="Geomanist" w:cs="Arial"/>
                 <w:spacing w:val="-10"/>
+                <w:highlight w:val="yellow"/>
               </w:rPr>
             </w:pPr>
             <w:r>
               <w:rPr>
                 <w:rFonts w:ascii="Geomanist" w:hAnsi="Geomanist" w:cs="Arial"/>
                 <w:spacing w:val="-10"/>
+                <w:highlight w:val="yellow"/>
               </w:rPr>
               <w:fldChar w:fldCharType="begin"/>
             </w:r>
@@ -5904,6 +6322,7 @@
               <w:rPr>
                 <w:rFonts w:ascii="Geomanist" w:hAnsi="Geomanist" w:cs="Arial"/>
                 <w:spacing w:val="-10"/>
+                <w:highlight w:val="yellow"/>
               </w:rPr>
               <w:instrText xml:space="preserve"> MERGEFIELD  ImpBruto_Mes4 \#"$#,##0.00" </w:instrText>
             </w:r>
@@ -5911,6 +6330,7 @@
               <w:rPr>
                 <w:rFonts w:ascii="Geomanist" w:hAnsi="Geomanist" w:cs="Arial"/>
                 <w:spacing w:val="-10"/>
+                <w:highlight w:val="yellow"/>
               </w:rPr>
               <w:fldChar w:fldCharType="separate"/>
             </w:r>
@@ -5919,6 +6339,7 @@
                 <w:rFonts w:ascii="Geomanist" w:hAnsi="Geomanist" w:cs="Arial"/>
                 <w:noProof/>
                 <w:spacing w:val="-10"/>
+                <w:highlight w:val="yellow"/>
               </w:rPr>
               <w:t>$13,426.56</w:t>
             </w:r>
@@ -5926,6 +6347,7 @@
               <w:rPr>
                 <w:rFonts w:ascii="Geomanist" w:hAnsi="Geomanist" w:cs="Arial"/>
                 <w:spacing w:val="-10"/>
+                <w:highlight w:val="yellow"/>
               </w:rPr>
               <w:fldChar w:fldCharType="end"/>
             </w:r>
@@ -5945,12 +6367,14 @@
               <w:rPr>
                 <w:rFonts w:ascii="Geomanist" w:hAnsi="Geomanist" w:cs="Arial"/>
                 <w:spacing w:val="-10"/>
+                <w:highlight w:val="yellow"/>
               </w:rPr>
             </w:pPr>
             <w:r>
               <w:rPr>
                 <w:rFonts w:ascii="Geomanist" w:hAnsi="Geomanist" w:cs="Arial"/>
                 <w:spacing w:val="-10"/>
+                <w:highlight w:val="yellow"/>
               </w:rPr>
               <w:fldChar w:fldCharType="begin"/>
             </w:r>
@@ -5958,6 +6382,7 @@
               <w:rPr>
                 <w:rFonts w:ascii="Geomanist" w:hAnsi="Geomanist" w:cs="Arial"/>
                 <w:spacing w:val="-10"/>
+                <w:highlight w:val="yellow"/>
               </w:rPr>
               <w:instrText xml:space="preserve"> MERGEFIELD  IvaMes4 \#"$#,##0.00" </w:instrText>
             </w:r>
@@ -5965,6 +6390,7 @@
               <w:rPr>
                 <w:rFonts w:ascii="Geomanist" w:hAnsi="Geomanist" w:cs="Arial"/>
                 <w:spacing w:val="-10"/>
+                <w:highlight w:val="yellow"/>
               </w:rPr>
               <w:fldChar w:fldCharType="separate"/>
             </w:r>
@@ -5973,6 +6399,7 @@
                 <w:rFonts w:ascii="Geomanist" w:hAnsi="Geomanist" w:cs="Arial"/>
                 <w:noProof/>
                 <w:spacing w:val="-10"/>
+                <w:highlight w:val="yellow"/>
               </w:rPr>
               <w:t>$2,148.16</w:t>
             </w:r>
@@ -5980,6 +6407,7 @@
               <w:rPr>
                 <w:rFonts w:ascii="Geomanist" w:hAnsi="Geomanist" w:cs="Arial"/>
                 <w:spacing w:val="-10"/>
+                <w:highlight w:val="yellow"/>
               </w:rPr>
               <w:fldChar w:fldCharType="end"/>
             </w:r>
@@ -5999,12 +6427,14 @@
               <w:rPr>
                 <w:rFonts w:ascii="Geomanist" w:hAnsi="Geomanist" w:cs="Arial"/>
                 <w:spacing w:val="-10"/>
+                <w:highlight w:val="yellow"/>
               </w:rPr>
             </w:pPr>
             <w:r>
               <w:rPr>
                 <w:rFonts w:ascii="Geomanist" w:hAnsi="Geomanist" w:cs="Arial"/>
                 <w:spacing w:val="-10"/>
+                <w:highlight w:val="yellow"/>
               </w:rPr>
               <w:fldChar w:fldCharType="begin"/>
             </w:r>
@@ -6012,6 +6442,7 @@
               <w:rPr>
                 <w:rFonts w:ascii="Geomanist" w:hAnsi="Geomanist" w:cs="Arial"/>
                 <w:spacing w:val="-10"/>
+                <w:highlight w:val="yellow"/>
               </w:rPr>
               <w:instrText xml:space="preserve"> MERGEFIELD  SubtalMes4 \#"$#,##0.00" </w:instrText>
             </w:r>
@@ -6019,6 +6450,7 @@
               <w:rPr>
                 <w:rFonts w:ascii="Geomanist" w:hAnsi="Geomanist" w:cs="Arial"/>
                 <w:spacing w:val="-10"/>
+                <w:highlight w:val="yellow"/>
               </w:rPr>
               <w:fldChar w:fldCharType="separate"/>
             </w:r>
@@ -6027,6 +6459,7 @@
                 <w:rFonts w:ascii="Geomanist" w:hAnsi="Geomanist" w:cs="Arial"/>
                 <w:noProof/>
                 <w:spacing w:val="-10"/>
+                <w:highlight w:val="yellow"/>
               </w:rPr>
               <w:t>$15,574.72</w:t>
             </w:r>
@@ -6034,6 +6467,7 @@
               <w:rPr>
                 <w:rFonts w:ascii="Geomanist" w:hAnsi="Geomanist" w:cs="Arial"/>
                 <w:spacing w:val="-10"/>
+                <w:highlight w:val="yellow"/>
               </w:rPr>
               <w:fldChar w:fldCharType="end"/>
             </w:r>
@@ -6054,12 +6488,14 @@
                 <w:rFonts w:ascii="Geomanist" w:hAnsi="Geomanist" w:cs="Arial"/>
                 <w:noProof/>
                 <w:spacing w:val="-10"/>
+                <w:highlight w:val="yellow"/>
               </w:rPr>
             </w:pPr>
             <w:r>
               <w:rPr>
                 <w:rFonts w:ascii="Geomanist" w:hAnsi="Geomanist" w:cs="Arial"/>
                 <w:spacing w:val="-10"/>
+                <w:highlight w:val="yellow"/>
               </w:rPr>
               <w:fldChar w:fldCharType="begin"/>
             </w:r>
@@ -6067,6 +6503,7 @@
               <w:rPr>
                 <w:rFonts w:ascii="Geomanist" w:hAnsi="Geomanist" w:cs="Arial"/>
                 <w:spacing w:val="-10"/>
+                <w:highlight w:val="yellow"/>
               </w:rPr>
               <w:instrText xml:space="preserve"> MERGEFIELD  RetISRMes4 \#"$#,##0.00" </w:instrText>
             </w:r>
@@ -6074,6 +6511,7 @@
               <w:rPr>
                 <w:rFonts w:ascii="Geomanist" w:hAnsi="Geomanist" w:cs="Arial"/>
                 <w:spacing w:val="-10"/>
+                <w:highlight w:val="yellow"/>
               </w:rPr>
               <w:fldChar w:fldCharType="separate"/>
             </w:r>
@@ -6082,6 +6520,7 @@
                 <w:rFonts w:ascii="Geomanist" w:hAnsi="Geomanist" w:cs="Arial"/>
                 <w:noProof/>
                 <w:spacing w:val="-10"/>
+                <w:highlight w:val="yellow"/>
               </w:rPr>
               <w:t>$ 167.68</w:t>
             </w:r>
@@ -6089,6 +6528,7 @@
               <w:rPr>
                 <w:rFonts w:ascii="Geomanist" w:hAnsi="Geomanist" w:cs="Arial"/>
                 <w:spacing w:val="-10"/>
+                <w:highlight w:val="yellow"/>
               </w:rPr>
               <w:fldChar w:fldCharType="end"/>
             </w:r>
@@ -6108,12 +6548,14 @@
               <w:rPr>
                 <w:rFonts w:ascii="Geomanist" w:hAnsi="Geomanist" w:cs="Arial"/>
                 <w:spacing w:val="-10"/>
+                <w:highlight w:val="yellow"/>
               </w:rPr>
             </w:pPr>
             <w:r>
               <w:rPr>
                 <w:rFonts w:ascii="Geomanist" w:hAnsi="Geomanist" w:cs="Arial"/>
                 <w:spacing w:val="-10"/>
+                <w:highlight w:val="yellow"/>
               </w:rPr>
               <w:fldChar w:fldCharType="begin"/>
             </w:r>
@@ -6121,6 +6563,7 @@
               <w:rPr>
                 <w:rFonts w:ascii="Geomanist" w:hAnsi="Geomanist" w:cs="Arial"/>
                 <w:spacing w:val="-10"/>
+                <w:highlight w:val="yellow"/>
               </w:rPr>
               <w:instrText xml:space="preserve"> MERGEFIELD  RetIVAMes4 \#"$#,##0.00" </w:instrText>
             </w:r>
@@ -6128,6 +6571,7 @@
               <w:rPr>
                 <w:rFonts w:ascii="Geomanist" w:hAnsi="Geomanist" w:cs="Arial"/>
                 <w:spacing w:val="-10"/>
+                <w:highlight w:val="yellow"/>
               </w:rPr>
               <w:fldChar w:fldCharType="separate"/>
             </w:r>
@@ -6136,6 +6580,7 @@
                 <w:rFonts w:ascii="Geomanist" w:hAnsi="Geomanist" w:cs="Arial"/>
                 <w:noProof/>
                 <w:spacing w:val="-10"/>
+                <w:highlight w:val="yellow"/>
               </w:rPr>
               <w:t>$1,432.32</w:t>
             </w:r>
@@ -6143,6 +6588,7 @@
               <w:rPr>
                 <w:rFonts w:ascii="Geomanist" w:hAnsi="Geomanist" w:cs="Arial"/>
                 <w:spacing w:val="-10"/>
+                <w:highlight w:val="yellow"/>
               </w:rPr>
               <w:fldChar w:fldCharType="end"/>
             </w:r>
@@ -6162,12 +6608,14 @@
               <w:rPr>
                 <w:rFonts w:ascii="Geomanist" w:hAnsi="Geomanist" w:cs="Arial"/>
                 <w:spacing w:val="-10"/>
+                <w:highlight w:val="yellow"/>
               </w:rPr>
             </w:pPr>
             <w:r>
               <w:rPr>
                 <w:rFonts w:ascii="Geomanist" w:hAnsi="Geomanist" w:cs="Arial"/>
                 <w:spacing w:val="-10"/>
+                <w:highlight w:val="yellow"/>
               </w:rPr>
               <w:fldChar w:fldCharType="begin"/>
             </w:r>
@@ -6175,6 +6623,7 @@
               <w:rPr>
                 <w:rFonts w:ascii="Geomanist" w:hAnsi="Geomanist" w:cs="Arial"/>
                 <w:spacing w:val="-10"/>
+                <w:highlight w:val="yellow"/>
               </w:rPr>
               <w:instrText xml:space="preserve"> MERGEFIELD  NetoMes4 \#"$#,##0.00" </w:instrText>
             </w:r>
@@ -6182,6 +6631,7 @@
               <w:rPr>
                 <w:rFonts w:ascii="Geomanist" w:hAnsi="Geomanist" w:cs="Arial"/>
                 <w:spacing w:val="-10"/>
+                <w:highlight w:val="yellow"/>
               </w:rPr>
               <w:fldChar w:fldCharType="separate"/>
             </w:r>
@@ -6190,6 +6640,7 @@
                 <w:rFonts w:ascii="Geomanist" w:hAnsi="Geomanist" w:cs="Arial"/>
                 <w:noProof/>
                 <w:spacing w:val="-10"/>
+                <w:highlight w:val="yellow"/>
               </w:rPr>
               <w:t>$13,974.72</w:t>
             </w:r>
@@ -6197,6 +6648,7 @@
               <w:rPr>
                 <w:rFonts w:ascii="Geomanist" w:hAnsi="Geomanist" w:cs="Arial"/>
                 <w:spacing w:val="-10"/>
+                <w:highlight w:val="yellow"/>
               </w:rPr>
               <w:fldChar w:fldCharType="end"/>
             </w:r>
@@ -6220,11 +6672,13 @@
               <w:jc w:val="center"/>
               <w:rPr>
                 <w:rFonts w:ascii="Geomanist" w:hAnsi="Geomanist" w:cs="Arial"/>
+                <w:highlight w:val="yellow"/>
               </w:rPr>
             </w:pPr>
             <w:r>
               <w:rPr>
                 <w:rFonts w:ascii="Geomanist" w:hAnsi="Geomanist" w:cs="Arial"/>
+                <w:highlight w:val="yellow"/>
               </w:rPr>
               <w:t>Totales</w:t>
             </w:r>
@@ -6243,23 +6697,27 @@
               <w:jc w:val="center"/>
               <w:rPr>
                 <w:rFonts w:ascii="Geomanist" w:hAnsi="Geomanist" w:cs="Arial"/>
+                <w:highlight w:val="yellow"/>
               </w:rPr>
             </w:pPr>
             <w:r>
               <w:rPr>
                 <w:rFonts w:ascii="Geomanist" w:hAnsi="Geomanist" w:cs="Arial"/>
+                <w:highlight w:val="yellow"/>
               </w:rPr>
               <w:fldChar w:fldCharType="begin"/>
             </w:r>
             <w:r>
               <w:rPr>
                 <w:rFonts w:ascii="Geomanist" w:hAnsi="Geomanist" w:cs="Arial"/>
+                <w:highlight w:val="yellow"/>
               </w:rPr>
               <w:instrText xml:space="preserve"> MERGEFIELD T_HS </w:instrText>
             </w:r>
             <w:r>
               <w:rPr>
                 <w:rFonts w:ascii="Geomanist" w:hAnsi="Geomanist" w:cs="Arial"/>
+                <w:highlight w:val="yellow"/>
               </w:rPr>
               <w:fldChar w:fldCharType="separate"/>
             </w:r>
@@ -6267,12 +6725,14 @@
               <w:rPr>
                 <w:rFonts w:ascii="Geomanist" w:hAnsi="Geomanist" w:cs="Arial"/>
                 <w:noProof/>
+                <w:highlight w:val="yellow"/>
               </w:rPr>
               <w:t>128</w:t>
             </w:r>
             <w:r>
               <w:rPr>
                 <w:rFonts w:ascii="Geomanist" w:hAnsi="Geomanist" w:cs="Arial"/>
+                <w:highlight w:val="yellow"/>
               </w:rPr>
               <w:fldChar w:fldCharType="end"/>
             </w:r>
@@ -6292,6 +6752,7 @@
                 <w:rFonts w:ascii="Geomanist" w:hAnsi="Geomanist" w:cs="Arial"/>
                 <w:b/>
                 <w:spacing w:val="-10"/>
+                <w:highlight w:val="yellow"/>
               </w:rPr>
             </w:pPr>
             <w:r>
@@ -6299,6 +6760,7 @@
                 <w:rFonts w:ascii="Geomanist" w:hAnsi="Geomanist" w:cs="Arial"/>
                 <w:b/>
                 <w:spacing w:val="-10"/>
+                <w:highlight w:val="yellow"/>
               </w:rPr>
               <w:t>-   -</w:t>
             </w:r>
@@ -6318,12 +6780,14 @@
               <w:rPr>
                 <w:rFonts w:ascii="Geomanist" w:hAnsi="Geomanist" w:cs="Arial"/>
                 <w:spacing w:val="-10"/>
+                <w:highlight w:val="yellow"/>
               </w:rPr>
             </w:pPr>
             <w:r>
               <w:rPr>
                 <w:rFonts w:ascii="Geomanist" w:hAnsi="Geomanist" w:cs="Arial"/>
                 <w:spacing w:val="-10"/>
+                <w:highlight w:val="yellow"/>
               </w:rPr>
               <w:fldChar w:fldCharType="begin"/>
             </w:r>
@@ -6331,6 +6795,7 @@
               <w:rPr>
                 <w:rFonts w:ascii="Geomanist" w:hAnsi="Geomanist" w:cs="Arial"/>
                 <w:spacing w:val="-10"/>
+                <w:highlight w:val="yellow"/>
               </w:rPr>
               <w:instrText xml:space="preserve"> MERGEFIELD  T_IB \#"$  #,##0.00" \* MERGEFORMAT </w:instrText>
             </w:r>
@@ -6338,6 +6803,7 @@
               <w:rPr>
                 <w:rFonts w:ascii="Geomanist" w:hAnsi="Geomanist" w:cs="Arial"/>
                 <w:spacing w:val="-10"/>
+                <w:highlight w:val="yellow"/>
               </w:rPr>
               <w:fldChar w:fldCharType="separate"/>
             </w:r>
@@ -6346,6 +6812,7 @@
                 <w:rFonts w:ascii="Geomanist" w:hAnsi="Geomanist" w:cs="Arial"/>
                 <w:noProof/>
                 <w:spacing w:val="-10"/>
+                <w:highlight w:val="yellow"/>
               </w:rPr>
               <w:t>$  53,706.24</w:t>
             </w:r>
@@ -6353,6 +6820,7 @@
               <w:rPr>
                 <w:rFonts w:ascii="Geomanist" w:hAnsi="Geomanist" w:cs="Arial"/>
                 <w:spacing w:val="-10"/>
+                <w:highlight w:val="yellow"/>
               </w:rPr>
               <w:fldChar w:fldCharType="end"/>
             </w:r>
@@ -6372,12 +6840,14 @@
               <w:rPr>
                 <w:rFonts w:ascii="Geomanist" w:hAnsi="Geomanist" w:cs="Arial"/>
                 <w:spacing w:val="-10"/>
+                <w:highlight w:val="yellow"/>
               </w:rPr>
             </w:pPr>
             <w:r>
               <w:rPr>
                 <w:rFonts w:ascii="Geomanist" w:hAnsi="Geomanist" w:cs="Arial"/>
                 <w:spacing w:val="-10"/>
+                <w:highlight w:val="yellow"/>
               </w:rPr>
               <w:fldChar w:fldCharType="begin"/>
             </w:r>
@@ -6385,6 +6855,7 @@
               <w:rPr>
                 <w:rFonts w:ascii="Geomanist" w:hAnsi="Geomanist" w:cs="Arial"/>
                 <w:spacing w:val="-10"/>
+                <w:highlight w:val="yellow"/>
               </w:rPr>
               <w:instrText xml:space="preserve"> MERGEFIELD  T_IVA \#"$  #,##0.00" \* MERGEFORMAT </w:instrText>
             </w:r>
@@ -6392,6 +6863,7 @@
               <w:rPr>
                 <w:rFonts w:ascii="Geomanist" w:hAnsi="Geomanist" w:cs="Arial"/>
                 <w:spacing w:val="-10"/>
+                <w:highlight w:val="yellow"/>
               </w:rPr>
               <w:fldChar w:fldCharType="separate"/>
             </w:r>
@@ -6400,6 +6872,7 @@
                 <w:rFonts w:ascii="Geomanist" w:hAnsi="Geomanist" w:cs="Arial"/>
                 <w:noProof/>
                 <w:spacing w:val="-10"/>
+                <w:highlight w:val="yellow"/>
               </w:rPr>
               <w:t>$  8,592.64</w:t>
             </w:r>
@@ -6407,6 +6880,7 @@
               <w:rPr>
                 <w:rFonts w:ascii="Geomanist" w:hAnsi="Geomanist" w:cs="Arial"/>
                 <w:spacing w:val="-10"/>
+                <w:highlight w:val="yellow"/>
               </w:rPr>
               <w:fldChar w:fldCharType="end"/>
             </w:r>
@@ -6426,12 +6900,14 @@
               <w:rPr>
                 <w:rFonts w:ascii="Geomanist" w:hAnsi="Geomanist" w:cs="Arial"/>
                 <w:spacing w:val="-10"/>
+                <w:highlight w:val="yellow"/>
               </w:rPr>
             </w:pPr>
             <w:r>
               <w:rPr>
                 <w:rFonts w:ascii="Geomanist" w:hAnsi="Geomanist" w:cs="Arial"/>
                 <w:spacing w:val="-10"/>
+                <w:highlight w:val="yellow"/>
               </w:rPr>
               <w:fldChar w:fldCharType="begin"/>
             </w:r>
@@ -6439,6 +6915,7 @@
               <w:rPr>
                 <w:rFonts w:ascii="Geomanist" w:hAnsi="Geomanist" w:cs="Arial"/>
                 <w:spacing w:val="-10"/>
+                <w:highlight w:val="yellow"/>
               </w:rPr>
               <w:instrText xml:space="preserve"> MERGEFIELD  T_SbT \#"$  #,##0.00" \* MERGEFORMAT </w:instrText>
             </w:r>
@@ -6446,6 +6923,7 @@
               <w:rPr>
                 <w:rFonts w:ascii="Geomanist" w:hAnsi="Geomanist" w:cs="Arial"/>
                 <w:spacing w:val="-10"/>
+                <w:highlight w:val="yellow"/>
               </w:rPr>
               <w:fldChar w:fldCharType="separate"/>
             </w:r>
@@ -6454,6 +6932,7 @@
                 <w:rFonts w:ascii="Geomanist" w:hAnsi="Geomanist" w:cs="Arial"/>
                 <w:noProof/>
                 <w:spacing w:val="-10"/>
+                <w:highlight w:val="yellow"/>
               </w:rPr>
               <w:t>$  62,298.88</w:t>
             </w:r>
@@ -6461,6 +6940,7 @@
               <w:rPr>
                 <w:rFonts w:ascii="Geomanist" w:hAnsi="Geomanist" w:cs="Arial"/>
                 <w:spacing w:val="-10"/>
+                <w:highlight w:val="yellow"/>
               </w:rPr>
               <w:fldChar w:fldCharType="end"/>
             </w:r>
@@ -6480,12 +6960,14 @@
               <w:rPr>
                 <w:rFonts w:ascii="Geomanist" w:hAnsi="Geomanist" w:cs="Arial"/>
                 <w:spacing w:val="-10"/>
+                <w:highlight w:val="yellow"/>
               </w:rPr>
             </w:pPr>
             <w:r>
               <w:rPr>
                 <w:rFonts w:ascii="Geomanist" w:hAnsi="Geomanist" w:cs="Arial"/>
                 <w:spacing w:val="-10"/>
+                <w:highlight w:val="yellow"/>
               </w:rPr>
               <w:fldChar w:fldCharType="begin"/>
             </w:r>
@@ -6493,6 +6975,7 @@
               <w:rPr>
                 <w:rFonts w:ascii="Geomanist" w:hAnsi="Geomanist" w:cs="Arial"/>
                 <w:spacing w:val="-10"/>
+                <w:highlight w:val="yellow"/>
               </w:rPr>
               <w:instrText xml:space="preserve"> MERGEFIELD  T_ISR \#"$ #, ##0.00" \* MERGEFORMAT </w:instrText>
             </w:r>
@@ -6500,6 +6983,7 @@
               <w:rPr>
                 <w:rFonts w:ascii="Geomanist" w:hAnsi="Geomanist" w:cs="Arial"/>
                 <w:spacing w:val="-10"/>
+                <w:highlight w:val="yellow"/>
               </w:rPr>
               <w:fldChar w:fldCharType="separate"/>
             </w:r>
@@ -6508,6 +6992,7 @@
                 <w:rFonts w:ascii="Geomanist" w:hAnsi="Geomanist" w:cs="Arial"/>
                 <w:noProof/>
                 <w:spacing w:val="-10"/>
+                <w:highlight w:val="yellow"/>
               </w:rPr>
               <w:t>$   670.72</w:t>
             </w:r>
@@ -6515,6 +7000,7 @@
               <w:rPr>
                 <w:rFonts w:ascii="Geomanist" w:hAnsi="Geomanist" w:cs="Arial"/>
                 <w:spacing w:val="-10"/>
+                <w:highlight w:val="yellow"/>
               </w:rPr>
               <w:fldChar w:fldCharType="end"/>
             </w:r>
@@ -6534,12 +7020,14 @@
               <w:rPr>
                 <w:rFonts w:ascii="Geomanist" w:hAnsi="Geomanist" w:cs="Arial"/>
                 <w:spacing w:val="-10"/>
+                <w:highlight w:val="yellow"/>
               </w:rPr>
             </w:pPr>
             <w:r>
               <w:rPr>
                 <w:rFonts w:ascii="Geomanist" w:hAnsi="Geomanist" w:cs="Arial"/>
                 <w:spacing w:val="-10"/>
+                <w:highlight w:val="yellow"/>
               </w:rPr>
               <w:fldChar w:fldCharType="begin"/>
             </w:r>
@@ -6547,6 +7035,7 @@
               <w:rPr>
                 <w:rFonts w:ascii="Geomanist" w:hAnsi="Geomanist" w:cs="Arial"/>
                 <w:spacing w:val="-10"/>
+                <w:highlight w:val="yellow"/>
               </w:rPr>
               <w:instrText xml:space="preserve"> MERGEFIELD  T_IVA1 \#"$  #,##0.00" \* MERGEFORMAT </w:instrText>
             </w:r>
@@ -6554,6 +7043,7 @@
               <w:rPr>
                 <w:rFonts w:ascii="Geomanist" w:hAnsi="Geomanist" w:cs="Arial"/>
                 <w:spacing w:val="-10"/>
+                <w:highlight w:val="yellow"/>
               </w:rPr>
               <w:fldChar w:fldCharType="separate"/>
             </w:r>
@@ -6562,6 +7052,7 @@
                 <w:rFonts w:ascii="Geomanist" w:hAnsi="Geomanist" w:cs="Arial"/>
                 <w:noProof/>
                 <w:spacing w:val="-10"/>
+                <w:highlight w:val="yellow"/>
               </w:rPr>
               <w:t>$  5,729.28</w:t>
             </w:r>
@@ -6569,6 +7060,7 @@
               <w:rPr>
                 <w:rFonts w:ascii="Geomanist" w:hAnsi="Geomanist" w:cs="Arial"/>
                 <w:spacing w:val="-10"/>
+                <w:highlight w:val="yellow"/>
               </w:rPr>
               <w:fldChar w:fldCharType="end"/>
             </w:r>
@@ -6589,6 +7081,7 @@
                 <w:rFonts w:ascii="Geomanist" w:hAnsi="Geomanist" w:cs="Arial"/>
                 <w:noProof/>
                 <w:spacing w:val="-10"/>
+                <w:highlight w:val="yellow"/>
               </w:rPr>
             </w:pPr>
             <w:r>
@@ -6596,6 +7089,7 @@
                 <w:rFonts w:ascii="Geomanist" w:hAnsi="Geomanist" w:cs="Arial"/>
                 <w:noProof/>
                 <w:spacing w:val="-10"/>
+                <w:highlight w:val="yellow"/>
               </w:rPr>
               <w:fldChar w:fldCharType="begin"/>
             </w:r>
@@ -6604,6 +7098,7 @@
                 <w:rFonts w:ascii="Geomanist" w:hAnsi="Geomanist" w:cs="Arial"/>
                 <w:noProof/>
                 <w:spacing w:val="-10"/>
+                <w:highlight w:val="yellow"/>
               </w:rPr>
               <w:instrText xml:space="preserve"> MERGEFIELD  T_IN \#"$  #,##0.00" \* MERGEFORMAT </w:instrText>
             </w:r>
@@ -6612,6 +7107,7 @@
                 <w:rFonts w:ascii="Geomanist" w:hAnsi="Geomanist" w:cs="Arial"/>
                 <w:noProof/>
                 <w:spacing w:val="-10"/>
+                <w:highlight w:val="yellow"/>
               </w:rPr>
               <w:fldChar w:fldCharType="separate"/>
             </w:r>
@@ -6620,6 +7116,7 @@
                 <w:rFonts w:ascii="Geomanist" w:hAnsi="Geomanist" w:cs="Arial"/>
                 <w:noProof/>
                 <w:spacing w:val="-10"/>
+                <w:highlight w:val="yellow"/>
               </w:rPr>
               <w:t>$  55,898.88</w:t>
             </w:r>
@@ -6628,6 +7125,7 @@
                 <w:rFonts w:ascii="Geomanist" w:hAnsi="Geomanist" w:cs="Arial"/>
                 <w:noProof/>
                 <w:spacing w:val="-10"/>
+                <w:highlight w:val="yellow"/>
               </w:rPr>
               <w:fldChar w:fldCharType="end"/>
             </w:r>
@@ -6718,6 +7216,7 @@
         <w:rPr>
           <w:rFonts w:ascii="Geomanist" w:hAnsi="Geomanist" w:cs="Arial"/>
           <w:b/>
+          <w:highlight w:val="yellow"/>
         </w:rPr>
         <w:t>“</w:t>
       </w:r>
@@ -6725,6 +7224,7 @@
         <w:rPr>
           <w:rFonts w:ascii="Geomanist" w:hAnsi="Geomanist" w:cs="Arial"/>
           <w:b/>
+          <w:highlight w:val="yellow"/>
         </w:rPr>
         <w:fldChar w:fldCharType="begin"/>
       </w:r>
@@ -6732,6 +7232,7 @@
         <w:rPr>
           <w:rFonts w:ascii="Geomanist" w:hAnsi="Geomanist" w:cs="Arial"/>
           <w:b/>
+          <w:highlight w:val="yellow"/>
         </w:rPr>
         <w:instrText xml:space="preserve"> MERGEFIELD SEXO </w:instrText>
       </w:r>
@@ -6739,6 +7240,7 @@
         <w:rPr>
           <w:rFonts w:ascii="Geomanist" w:hAnsi="Geomanist" w:cs="Arial"/>
           <w:b/>
+          <w:highlight w:val="yellow"/>
         </w:rPr>
         <w:fldChar w:fldCharType="separate"/>
       </w:r>
@@ -6747,6 +7249,7 @@
           <w:rFonts w:ascii="Geomanist" w:hAnsi="Geomanist" w:cs="Arial"/>
           <w:b/>
           <w:noProof/>
+          <w:highlight w:val="yellow"/>
         </w:rPr>
         <w:t>La</w:t>
       </w:r>
@@ -6754,6 +7257,7 @@
         <w:rPr>
           <w:rFonts w:ascii="Geomanist" w:hAnsi="Geomanist" w:cs="Arial"/>
           <w:b/>
+          <w:highlight w:val="yellow"/>
         </w:rPr>
         <w:fldChar w:fldCharType="end"/>
       </w:r>
@@ -6761,6 +7265,7 @@
         <w:rPr>
           <w:rFonts w:ascii="Geomanist" w:hAnsi="Geomanist" w:cs="Arial"/>
           <w:b/>
+          <w:highlight w:val="yellow"/>
         </w:rPr>
         <w:t xml:space="preserve"> Prestador</w:t>
       </w:r>
@@ -6768,6 +7273,7 @@
         <w:rPr>
           <w:rFonts w:ascii="Geomanist" w:hAnsi="Geomanist" w:cs="Arial"/>
           <w:b/>
+          <w:highlight w:val="yellow"/>
         </w:rPr>
         <w:fldChar w:fldCharType="begin"/>
       </w:r>
@@ -6775,6 +7281,7 @@
         <w:rPr>
           <w:rFonts w:ascii="Geomanist" w:hAnsi="Geomanist" w:cs="Arial"/>
           <w:b/>
+          <w:highlight w:val="yellow"/>
         </w:rPr>
         <w:instrText xml:space="preserve"> MERGEFIELD PRESTADOR1 </w:instrText>
       </w:r>
@@ -6782,6 +7289,7 @@
         <w:rPr>
           <w:rFonts w:ascii="Geomanist" w:hAnsi="Geomanist" w:cs="Arial"/>
           <w:b/>
+          <w:highlight w:val="yellow"/>
         </w:rPr>
         <w:fldChar w:fldCharType="separate"/>
       </w:r>
@@ -6790,6 +7298,7 @@
           <w:rFonts w:ascii="Geomanist" w:hAnsi="Geomanist" w:cs="Arial"/>
           <w:b/>
           <w:noProof/>
+          <w:highlight w:val="yellow"/>
         </w:rPr>
         <w:t>a</w:t>
       </w:r>
@@ -6797,6 +7306,7 @@
         <w:rPr>
           <w:rFonts w:ascii="Geomanist" w:hAnsi="Geomanist" w:cs="Arial"/>
           <w:b/>
+          <w:highlight w:val="yellow"/>
         </w:rPr>
         <w:fldChar w:fldCharType="end"/>
       </w:r>
@@ -6804,6 +7314,7 @@
         <w:rPr>
           <w:rFonts w:ascii="Geomanist" w:hAnsi="Geomanist" w:cs="Arial"/>
           <w:b/>
+          <w:highlight w:val="yellow"/>
         </w:rPr>
         <w:t xml:space="preserve"> de Servicios</w:t>
       </w:r>
@@ -6903,6 +7414,7 @@
         <w:rPr>
           <w:rFonts w:ascii="Geomanist" w:hAnsi="Geomanist" w:cs="Arial"/>
           <w:b/>
+          <w:highlight w:val="yellow"/>
         </w:rPr>
         <w:fldChar w:fldCharType="begin"/>
       </w:r>
@@ -6910,6 +7422,7 @@
         <w:rPr>
           <w:rFonts w:ascii="Geomanist" w:hAnsi="Geomanist" w:cs="Arial"/>
           <w:b/>
+          <w:highlight w:val="yellow"/>
         </w:rPr>
         <w:instrText xml:space="preserve"> MERGEFIELD SEXO </w:instrText>
       </w:r>
@@ -6917,6 +7430,7 @@
         <w:rPr>
           <w:rFonts w:ascii="Geomanist" w:hAnsi="Geomanist" w:cs="Arial"/>
           <w:b/>
+          <w:highlight w:val="yellow"/>
         </w:rPr>
         <w:fldChar w:fldCharType="separate"/>
       </w:r>
@@ -6925,6 +7439,7 @@
           <w:rFonts w:ascii="Geomanist" w:hAnsi="Geomanist" w:cs="Arial"/>
           <w:b/>
           <w:noProof/>
+          <w:highlight w:val="yellow"/>
         </w:rPr>
         <w:t>La</w:t>
       </w:r>
@@ -6932,6 +7447,7 @@
         <w:rPr>
           <w:rFonts w:ascii="Geomanist" w:hAnsi="Geomanist" w:cs="Arial"/>
           <w:b/>
+          <w:highlight w:val="yellow"/>
         </w:rPr>
         <w:fldChar w:fldCharType="end"/>
       </w:r>
@@ -6939,6 +7455,7 @@
         <w:rPr>
           <w:rFonts w:ascii="Geomanist" w:hAnsi="Geomanist" w:cs="Arial"/>
           <w:b/>
+          <w:highlight w:val="yellow"/>
         </w:rPr>
         <w:t xml:space="preserve"> Prestador</w:t>
       </w:r>
@@ -6946,6 +7463,7 @@
         <w:rPr>
           <w:rFonts w:ascii="Geomanist" w:hAnsi="Geomanist" w:cs="Arial"/>
           <w:b/>
+          <w:highlight w:val="yellow"/>
         </w:rPr>
         <w:fldChar w:fldCharType="begin"/>
       </w:r>
@@ -6953,6 +7471,7 @@
         <w:rPr>
           <w:rFonts w:ascii="Geomanist" w:hAnsi="Geomanist" w:cs="Arial"/>
           <w:b/>
+          <w:highlight w:val="yellow"/>
         </w:rPr>
         <w:instrText xml:space="preserve"> MERGEFIELD PRESTADOR1 </w:instrText>
       </w:r>
@@ -6960,6 +7479,7 @@
         <w:rPr>
           <w:rFonts w:ascii="Geomanist" w:hAnsi="Geomanist" w:cs="Arial"/>
           <w:b/>
+          <w:highlight w:val="yellow"/>
         </w:rPr>
         <w:fldChar w:fldCharType="separate"/>
       </w:r>
@@ -6968,6 +7488,7 @@
           <w:rFonts w:ascii="Geomanist" w:hAnsi="Geomanist" w:cs="Arial"/>
           <w:b/>
           <w:noProof/>
+          <w:highlight w:val="yellow"/>
         </w:rPr>
         <w:t>a</w:t>
       </w:r>
@@ -6975,6 +7496,7 @@
         <w:rPr>
           <w:rFonts w:ascii="Geomanist" w:hAnsi="Geomanist" w:cs="Arial"/>
           <w:b/>
+          <w:highlight w:val="yellow"/>
         </w:rPr>
         <w:fldChar w:fldCharType="end"/>
       </w:r>
@@ -6982,6 +7504,7 @@
         <w:rPr>
           <w:rFonts w:ascii="Geomanist" w:hAnsi="Geomanist" w:cs="Arial"/>
           <w:b/>
+          <w:highlight w:val="yellow"/>
         </w:rPr>
         <w:t xml:space="preserve"> de Servicios”</w:t>
       </w:r>
@@ -7022,6 +7545,7 @@
           <w:rFonts w:ascii="Geomanist" w:hAnsi="Geomanist" w:cs="Arial"/>
           <w:b/>
           <w:bCs/>
+          <w:highlight w:val="yellow"/>
         </w:rPr>
         <w:fldChar w:fldCharType="begin"/>
       </w:r>
@@ -7030,6 +7554,7 @@
           <w:rFonts w:ascii="Geomanist" w:hAnsi="Geomanist" w:cs="Arial"/>
           <w:b/>
           <w:bCs/>
+          <w:highlight w:val="yellow"/>
         </w:rPr>
         <w:instrText xml:space="preserve"> MERGEFIELD SEXO </w:instrText>
       </w:r>
@@ -7038,6 +7563,7 @@
           <w:rFonts w:ascii="Geomanist" w:hAnsi="Geomanist" w:cs="Arial"/>
           <w:b/>
           <w:bCs/>
+          <w:highlight w:val="yellow"/>
         </w:rPr>
         <w:fldChar w:fldCharType="separate"/>
       </w:r>
@@ -7047,6 +7573,7 @@
           <w:b/>
           <w:bCs/>
           <w:noProof/>
+          <w:highlight w:val="yellow"/>
         </w:rPr>
         <w:t>La</w:t>
       </w:r>
@@ -7055,6 +7582,7 @@
           <w:rFonts w:ascii="Geomanist" w:hAnsi="Geomanist" w:cs="Arial"/>
           <w:b/>
           <w:bCs/>
+          <w:highlight w:val="yellow"/>
         </w:rPr>
         <w:fldChar w:fldCharType="end"/>
       </w:r>
@@ -7063,6 +7591,7 @@
           <w:rFonts w:ascii="Geomanist" w:hAnsi="Geomanist" w:cs="Arial"/>
           <w:b/>
           <w:bCs/>
+          <w:highlight w:val="yellow"/>
         </w:rPr>
         <w:t xml:space="preserve"> Prestador</w:t>
       </w:r>
@@ -7071,6 +7600,7 @@
           <w:rFonts w:ascii="Geomanist" w:hAnsi="Geomanist" w:cs="Arial"/>
           <w:b/>
           <w:bCs/>
+          <w:highlight w:val="yellow"/>
         </w:rPr>
         <w:fldChar w:fldCharType="begin"/>
       </w:r>
@@ -7079,6 +7609,7 @@
           <w:rFonts w:ascii="Geomanist" w:hAnsi="Geomanist" w:cs="Arial"/>
           <w:b/>
           <w:bCs/>
+          <w:highlight w:val="yellow"/>
         </w:rPr>
         <w:instrText xml:space="preserve"> MERGEFIELD PRESTADOR1 </w:instrText>
       </w:r>
@@ -7087,6 +7618,7 @@
           <w:rFonts w:ascii="Geomanist" w:hAnsi="Geomanist" w:cs="Arial"/>
           <w:b/>
           <w:bCs/>
+          <w:highlight w:val="yellow"/>
         </w:rPr>
         <w:fldChar w:fldCharType="separate"/>
       </w:r>
@@ -7096,6 +7628,7 @@
           <w:b/>
           <w:bCs/>
           <w:noProof/>
+          <w:highlight w:val="yellow"/>
         </w:rPr>
         <w:t>a</w:t>
       </w:r>
@@ -7104,6 +7637,7 @@
           <w:rFonts w:ascii="Geomanist" w:hAnsi="Geomanist" w:cs="Arial"/>
           <w:b/>
           <w:bCs/>
+          <w:highlight w:val="yellow"/>
         </w:rPr>
         <w:fldChar w:fldCharType="end"/>
       </w:r>
@@ -7112,8 +7646,17 @@
           <w:rFonts w:ascii="Geomanist" w:hAnsi="Geomanist" w:cs="Arial"/>
           <w:b/>
           <w:bCs/>
-        </w:rPr>
-        <w:t xml:space="preserve"> de Servicios” </w:t>
+          <w:highlight w:val="yellow"/>
+        </w:rPr>
+        <w:t xml:space="preserve"> de Servicios”</w:t>
+      </w:r>
+      <w:r>
+        <w:rPr>
+          <w:rFonts w:ascii="Geomanist" w:hAnsi="Geomanist" w:cs="Arial"/>
+          <w:b/>
+          <w:bCs/>
+        </w:rPr>
+        <w:t xml:space="preserve"> </w:t>
       </w:r>
       <w:r>
         <w:rPr>
@@ -7219,21 +7762,12 @@
           <w:rFonts w:ascii="Geomanist" w:hAnsi="Geomanist" w:cs="Arial"/>
         </w:rPr>
       </w:pPr>
-      <w:proofErr w:type="gramStart"/>
-      <w:r>
-        <w:rPr>
-          <w:rFonts w:ascii="Geomanist" w:hAnsi="Geomanist" w:cs="Arial"/>
-          <w:b/>
-        </w:rPr>
-        <w:t>Octava.-</w:t>
-      </w:r>
-      <w:proofErr w:type="gramEnd"/>
-      <w:r>
-        <w:rPr>
-          <w:rFonts w:ascii="Geomanist" w:hAnsi="Geomanist" w:cs="Arial"/>
-          <w:b/>
-        </w:rPr>
-        <w:t>“Rescisión Administrativa del Contrato”.- “La Secretaría”</w:t>
+      <w:r>
+        <w:rPr>
+          <w:rFonts w:ascii="Geomanist" w:hAnsi="Geomanist" w:cs="Arial"/>
+          <w:b/>
+        </w:rPr>
+        <w:t>Octava.-“Rescisión Administrativa del Contrato”.- “La Secretaría”</w:t>
       </w:r>
       <w:r>
         <w:rPr>
@@ -7573,6 +8107,7 @@
           <w:rFonts w:ascii="Geomanist" w:hAnsi="Geomanist" w:cs="Arial"/>
           <w:b/>
           <w:bCs/>
+          <w:highlight w:val="yellow"/>
         </w:rPr>
         <w:fldChar w:fldCharType="begin"/>
       </w:r>
@@ -7581,6 +8116,7 @@
           <w:rFonts w:ascii="Geomanist" w:hAnsi="Geomanist" w:cs="Arial"/>
           <w:b/>
           <w:bCs/>
+          <w:highlight w:val="yellow"/>
         </w:rPr>
         <w:instrText xml:space="preserve"> MERGEFIELD SEXO </w:instrText>
       </w:r>
@@ -7589,6 +8125,7 @@
           <w:rFonts w:ascii="Geomanist" w:hAnsi="Geomanist" w:cs="Arial"/>
           <w:b/>
           <w:bCs/>
+          <w:highlight w:val="yellow"/>
         </w:rPr>
         <w:fldChar w:fldCharType="separate"/>
       </w:r>
@@ -7598,6 +8135,7 @@
           <w:b/>
           <w:bCs/>
           <w:noProof/>
+          <w:highlight w:val="yellow"/>
         </w:rPr>
         <w:t>La</w:t>
       </w:r>
@@ -7606,6 +8144,7 @@
           <w:rFonts w:ascii="Geomanist" w:hAnsi="Geomanist" w:cs="Arial"/>
           <w:b/>
           <w:bCs/>
+          <w:highlight w:val="yellow"/>
         </w:rPr>
         <w:fldChar w:fldCharType="end"/>
       </w:r>
@@ -7614,6 +8153,7 @@
           <w:rFonts w:ascii="Geomanist" w:hAnsi="Geomanist" w:cs="Arial"/>
           <w:b/>
           <w:bCs/>
+          <w:highlight w:val="yellow"/>
         </w:rPr>
         <w:t xml:space="preserve"> Prestador</w:t>
       </w:r>
@@ -7622,6 +8162,7 @@
           <w:rFonts w:ascii="Geomanist" w:hAnsi="Geomanist" w:cs="Arial"/>
           <w:b/>
           <w:bCs/>
+          <w:highlight w:val="yellow"/>
         </w:rPr>
         <w:fldChar w:fldCharType="begin"/>
       </w:r>
@@ -7630,6 +8171,7 @@
           <w:rFonts w:ascii="Geomanist" w:hAnsi="Geomanist" w:cs="Arial"/>
           <w:b/>
           <w:bCs/>
+          <w:highlight w:val="yellow"/>
         </w:rPr>
         <w:instrText xml:space="preserve"> MERGEFIELD PRESTADOR1 </w:instrText>
       </w:r>
@@ -7638,6 +8180,7 @@
           <w:rFonts w:ascii="Geomanist" w:hAnsi="Geomanist" w:cs="Arial"/>
           <w:b/>
           <w:bCs/>
+          <w:highlight w:val="yellow"/>
         </w:rPr>
         <w:fldChar w:fldCharType="separate"/>
       </w:r>
@@ -7647,6 +8190,7 @@
           <w:b/>
           <w:bCs/>
           <w:noProof/>
+          <w:highlight w:val="yellow"/>
         </w:rPr>
         <w:t>a</w:t>
       </w:r>
@@ -7655,6 +8199,7 @@
           <w:rFonts w:ascii="Geomanist" w:hAnsi="Geomanist" w:cs="Arial"/>
           <w:b/>
           <w:bCs/>
+          <w:highlight w:val="yellow"/>
         </w:rPr>
         <w:fldChar w:fldCharType="end"/>
       </w:r>
@@ -7663,6 +8208,7 @@
           <w:rFonts w:ascii="Geomanist" w:hAnsi="Geomanist" w:cs="Arial"/>
           <w:b/>
           <w:bCs/>
+          <w:highlight w:val="yellow"/>
         </w:rPr>
         <w:t xml:space="preserve"> de Servicios</w:t>
       </w:r>
@@ -7725,6 +8271,7 @@
         <w:rPr>
           <w:rFonts w:ascii="Geomanist" w:hAnsi="Geomanist" w:cs="Arial"/>
           <w:b/>
+          <w:highlight w:val="yellow"/>
         </w:rPr>
         <w:fldChar w:fldCharType="begin"/>
       </w:r>
@@ -7732,6 +8279,7 @@
         <w:rPr>
           <w:rFonts w:ascii="Geomanist" w:hAnsi="Geomanist" w:cs="Arial"/>
           <w:b/>
+          <w:highlight w:val="yellow"/>
         </w:rPr>
         <w:instrText xml:space="preserve"> MERGEFIELD SEXO </w:instrText>
       </w:r>
@@ -7739,6 +8287,7 @@
         <w:rPr>
           <w:rFonts w:ascii="Geomanist" w:hAnsi="Geomanist" w:cs="Arial"/>
           <w:b/>
+          <w:highlight w:val="yellow"/>
         </w:rPr>
         <w:fldChar w:fldCharType="separate"/>
       </w:r>
@@ -7747,6 +8296,7 @@
           <w:rFonts w:ascii="Geomanist" w:hAnsi="Geomanist" w:cs="Arial"/>
           <w:b/>
           <w:noProof/>
+          <w:highlight w:val="yellow"/>
         </w:rPr>
         <w:t>La</w:t>
       </w:r>
@@ -7754,6 +8304,7 @@
         <w:rPr>
           <w:rFonts w:ascii="Geomanist" w:hAnsi="Geomanist" w:cs="Arial"/>
           <w:b/>
+          <w:highlight w:val="yellow"/>
         </w:rPr>
         <w:fldChar w:fldCharType="end"/>
       </w:r>
@@ -7761,6 +8312,7 @@
         <w:rPr>
           <w:rFonts w:ascii="Geomanist" w:hAnsi="Geomanist" w:cs="Arial"/>
           <w:b/>
+          <w:highlight w:val="yellow"/>
         </w:rPr>
         <w:t xml:space="preserve"> Prestador</w:t>
       </w:r>
@@ -7768,6 +8320,7 @@
         <w:rPr>
           <w:rFonts w:ascii="Geomanist" w:hAnsi="Geomanist" w:cs="Arial"/>
           <w:b/>
+          <w:highlight w:val="yellow"/>
         </w:rPr>
         <w:fldChar w:fldCharType="begin"/>
       </w:r>
@@ -7775,6 +8328,7 @@
         <w:rPr>
           <w:rFonts w:ascii="Geomanist" w:hAnsi="Geomanist" w:cs="Arial"/>
           <w:b/>
+          <w:highlight w:val="yellow"/>
         </w:rPr>
         <w:instrText xml:space="preserve"> MERGEFIELD PRESTADOR1 </w:instrText>
       </w:r>
@@ -7782,6 +8336,7 @@
         <w:rPr>
           <w:rFonts w:ascii="Geomanist" w:hAnsi="Geomanist" w:cs="Arial"/>
           <w:b/>
+          <w:highlight w:val="yellow"/>
         </w:rPr>
         <w:fldChar w:fldCharType="separate"/>
       </w:r>
@@ -7790,6 +8345,7 @@
           <w:rFonts w:ascii="Geomanist" w:hAnsi="Geomanist" w:cs="Arial"/>
           <w:b/>
           <w:noProof/>
+          <w:highlight w:val="yellow"/>
         </w:rPr>
         <w:t>a</w:t>
       </w:r>
@@ -7797,6 +8353,7 @@
         <w:rPr>
           <w:rFonts w:ascii="Geomanist" w:hAnsi="Geomanist" w:cs="Arial"/>
           <w:b/>
+          <w:highlight w:val="yellow"/>
         </w:rPr>
         <w:fldChar w:fldCharType="end"/>
       </w:r>
@@ -7804,6 +8361,7 @@
         <w:rPr>
           <w:rFonts w:ascii="Geomanist" w:hAnsi="Geomanist" w:cs="Arial"/>
           <w:b/>
+          <w:highlight w:val="yellow"/>
         </w:rPr>
         <w:t xml:space="preserve"> de Servicios”</w:t>
       </w:r>
@@ -8015,12 +8573,20 @@
         <w:rPr>
           <w:rFonts w:ascii="Geomanist" w:hAnsi="Geomanist" w:cs="Arial"/>
         </w:rPr>
-        <w:t>exponga lo que a su derecho convenga; si transcurrido este plazo “</w:t>
-      </w:r>
-      <w:r>
-        <w:rPr>
-          <w:rFonts w:ascii="Geomanist" w:hAnsi="Geomanist" w:cs="Arial"/>
-          <w:b/>
+        <w:t xml:space="preserve">exponga lo que a su derecho convenga; si transcurrido este plazo </w:t>
+      </w:r>
+      <w:r>
+        <w:rPr>
+          <w:rFonts w:ascii="Geomanist" w:hAnsi="Geomanist" w:cs="Arial"/>
+          <w:highlight w:val="yellow"/>
+        </w:rPr>
+        <w:t>“</w:t>
+      </w:r>
+      <w:r>
+        <w:rPr>
+          <w:rFonts w:ascii="Geomanist" w:hAnsi="Geomanist" w:cs="Arial"/>
+          <w:b/>
+          <w:highlight w:val="yellow"/>
         </w:rPr>
         <w:fldChar w:fldCharType="begin"/>
       </w:r>
@@ -8028,6 +8594,7 @@
         <w:rPr>
           <w:rFonts w:ascii="Geomanist" w:hAnsi="Geomanist" w:cs="Arial"/>
           <w:b/>
+          <w:highlight w:val="yellow"/>
         </w:rPr>
         <w:instrText xml:space="preserve"> MERGEFIELD SEXO </w:instrText>
       </w:r>
@@ -8035,6 +8602,7 @@
         <w:rPr>
           <w:rFonts w:ascii="Geomanist" w:hAnsi="Geomanist" w:cs="Arial"/>
           <w:b/>
+          <w:highlight w:val="yellow"/>
         </w:rPr>
         <w:fldChar w:fldCharType="separate"/>
       </w:r>
@@ -8043,6 +8611,7 @@
           <w:rFonts w:ascii="Geomanist" w:hAnsi="Geomanist" w:cs="Arial"/>
           <w:b/>
           <w:noProof/>
+          <w:highlight w:val="yellow"/>
         </w:rPr>
         <w:t>La</w:t>
       </w:r>
@@ -8050,6 +8619,7 @@
         <w:rPr>
           <w:rFonts w:ascii="Geomanist" w:hAnsi="Geomanist" w:cs="Arial"/>
           <w:b/>
+          <w:highlight w:val="yellow"/>
         </w:rPr>
         <w:fldChar w:fldCharType="end"/>
       </w:r>
@@ -8057,6 +8627,7 @@
         <w:rPr>
           <w:rFonts w:ascii="Geomanist" w:hAnsi="Geomanist" w:cs="Arial"/>
           <w:b/>
+          <w:highlight w:val="yellow"/>
         </w:rPr>
         <w:t xml:space="preserve"> Prestador</w:t>
       </w:r>
@@ -8064,6 +8635,7 @@
         <w:rPr>
           <w:rFonts w:ascii="Geomanist" w:hAnsi="Geomanist" w:cs="Arial"/>
           <w:b/>
+          <w:highlight w:val="yellow"/>
         </w:rPr>
         <w:fldChar w:fldCharType="begin"/>
       </w:r>
@@ -8071,6 +8643,7 @@
         <w:rPr>
           <w:rFonts w:ascii="Geomanist" w:hAnsi="Geomanist" w:cs="Arial"/>
           <w:b/>
+          <w:highlight w:val="yellow"/>
         </w:rPr>
         <w:instrText xml:space="preserve"> MERGEFIELD PRESTADOR1 </w:instrText>
       </w:r>
@@ -8078,6 +8651,7 @@
         <w:rPr>
           <w:rFonts w:ascii="Geomanist" w:hAnsi="Geomanist" w:cs="Arial"/>
           <w:b/>
+          <w:highlight w:val="yellow"/>
         </w:rPr>
         <w:fldChar w:fldCharType="separate"/>
       </w:r>
@@ -8086,6 +8660,7 @@
           <w:rFonts w:ascii="Geomanist" w:hAnsi="Geomanist" w:cs="Arial"/>
           <w:b/>
           <w:noProof/>
+          <w:highlight w:val="yellow"/>
         </w:rPr>
         <w:t>a</w:t>
       </w:r>
@@ -8093,6 +8668,7 @@
         <w:rPr>
           <w:rFonts w:ascii="Geomanist" w:hAnsi="Geomanist" w:cs="Arial"/>
           <w:b/>
+          <w:highlight w:val="yellow"/>
         </w:rPr>
         <w:fldChar w:fldCharType="end"/>
       </w:r>
@@ -8100,8 +8676,16 @@
         <w:rPr>
           <w:rFonts w:ascii="Geomanist" w:hAnsi="Geomanist" w:cs="Arial"/>
           <w:b/>
-        </w:rPr>
-        <w:t xml:space="preserve"> de Servicios”</w:t>
+          <w:highlight w:val="yellow"/>
+        </w:rPr>
+        <w:t xml:space="preserve"> de Servicios</w:t>
+      </w:r>
+      <w:r>
+        <w:rPr>
+          <w:rFonts w:ascii="Geomanist" w:hAnsi="Geomanist" w:cs="Arial"/>
+          <w:b/>
+        </w:rPr>
+        <w:t>”</w:t>
       </w:r>
       <w:r>
         <w:rPr>
@@ -8154,7 +8738,6 @@
           <w:rFonts w:ascii="Geomanist" w:hAnsi="Geomanist" w:cs="Arial"/>
         </w:rPr>
       </w:pPr>
-      <w:proofErr w:type="gramStart"/>
       <w:r>
         <w:rPr>
           <w:rFonts w:ascii="Geomanist" w:hAnsi="Geomanist" w:cs="Arial"/>
@@ -8167,15 +8750,7 @@
           <w:rFonts w:ascii="Geomanist" w:hAnsi="Geomanist" w:cs="Arial"/>
           <w:b/>
         </w:rPr>
-        <w:t>-</w:t>
-      </w:r>
-      <w:proofErr w:type="gramEnd"/>
-      <w:r>
-        <w:rPr>
-          <w:rFonts w:ascii="Geomanist" w:hAnsi="Geomanist" w:cs="Arial"/>
-          <w:b/>
-        </w:rPr>
-        <w:t>“Sometimiento de las Partes”.</w:t>
+        <w:t>-“Sometimiento de las Partes”.</w:t>
       </w:r>
       <w:r>
         <w:rPr>
@@ -8234,6 +8809,7 @@
         <w:rPr>
           <w:rFonts w:ascii="Geomanist" w:hAnsi="Geomanist" w:cs="Arial"/>
           <w:b/>
+          <w:highlight w:val="yellow"/>
         </w:rPr>
         <w:fldChar w:fldCharType="begin"/>
       </w:r>
@@ -8241,6 +8817,7 @@
         <w:rPr>
           <w:rFonts w:ascii="Geomanist" w:hAnsi="Geomanist" w:cs="Arial"/>
           <w:b/>
+          <w:highlight w:val="yellow"/>
         </w:rPr>
         <w:instrText xml:space="preserve"> MERGEFIELD SEXO </w:instrText>
       </w:r>
@@ -8248,6 +8825,7 @@
         <w:rPr>
           <w:rFonts w:ascii="Geomanist" w:hAnsi="Geomanist" w:cs="Arial"/>
           <w:b/>
+          <w:highlight w:val="yellow"/>
         </w:rPr>
         <w:fldChar w:fldCharType="separate"/>
       </w:r>
@@ -8256,6 +8834,7 @@
           <w:rFonts w:ascii="Geomanist" w:hAnsi="Geomanist" w:cs="Arial"/>
           <w:b/>
           <w:noProof/>
+          <w:highlight w:val="yellow"/>
         </w:rPr>
         <w:t>La</w:t>
       </w:r>
@@ -8263,6 +8842,7 @@
         <w:rPr>
           <w:rFonts w:ascii="Geomanist" w:hAnsi="Geomanist" w:cs="Arial"/>
           <w:b/>
+          <w:highlight w:val="yellow"/>
         </w:rPr>
         <w:fldChar w:fldCharType="end"/>
       </w:r>
@@ -8270,6 +8850,7 @@
         <w:rPr>
           <w:rFonts w:ascii="Geomanist" w:hAnsi="Geomanist" w:cs="Arial"/>
           <w:b/>
+          <w:highlight w:val="yellow"/>
         </w:rPr>
         <w:t xml:space="preserve"> Prestador</w:t>
       </w:r>
@@ -8277,6 +8858,7 @@
         <w:rPr>
           <w:rFonts w:ascii="Geomanist" w:hAnsi="Geomanist" w:cs="Arial"/>
           <w:b/>
+          <w:highlight w:val="yellow"/>
         </w:rPr>
         <w:fldChar w:fldCharType="begin"/>
       </w:r>
@@ -8284,6 +8866,7 @@
         <w:rPr>
           <w:rFonts w:ascii="Geomanist" w:hAnsi="Geomanist" w:cs="Arial"/>
           <w:b/>
+          <w:highlight w:val="yellow"/>
         </w:rPr>
         <w:instrText xml:space="preserve"> MERGEFIELD PRESTADOR1 </w:instrText>
       </w:r>
@@ -8291,6 +8874,7 @@
         <w:rPr>
           <w:rFonts w:ascii="Geomanist" w:hAnsi="Geomanist" w:cs="Arial"/>
           <w:b/>
+          <w:highlight w:val="yellow"/>
         </w:rPr>
         <w:fldChar w:fldCharType="separate"/>
       </w:r>
@@ -8299,6 +8883,7 @@
           <w:rFonts w:ascii="Geomanist" w:hAnsi="Geomanist" w:cs="Arial"/>
           <w:b/>
           <w:noProof/>
+          <w:highlight w:val="yellow"/>
         </w:rPr>
         <w:t>a</w:t>
       </w:r>
@@ -8306,6 +8891,7 @@
         <w:rPr>
           <w:rFonts w:ascii="Geomanist" w:hAnsi="Geomanist" w:cs="Arial"/>
           <w:b/>
+          <w:highlight w:val="yellow"/>
         </w:rPr>
         <w:fldChar w:fldCharType="end"/>
       </w:r>
@@ -8313,6 +8899,7 @@
         <w:rPr>
           <w:rFonts w:ascii="Geomanist" w:hAnsi="Geomanist" w:cs="Arial"/>
           <w:b/>
+          <w:highlight w:val="yellow"/>
         </w:rPr>
         <w:t xml:space="preserve"> de Servicios</w:t>
       </w:r>
@@ -8320,6 +8907,7 @@
         <w:rPr>
           <w:rFonts w:ascii="Geomanist" w:hAnsi="Geomanist" w:cs="Arial"/>
           <w:b/>
+          <w:highlight w:val="yellow"/>
         </w:rPr>
         <w:t>”</w:t>
       </w:r>
@@ -8470,23 +9058,7 @@
           <w:rFonts w:ascii="Geomanist" w:hAnsi="Geomanist" w:cs="Arial"/>
           <w:b/>
         </w:rPr>
-        <w:t xml:space="preserve">Décima </w:t>
-      </w:r>
-      <w:proofErr w:type="gramStart"/>
-      <w:r>
-        <w:rPr>
-          <w:rFonts w:ascii="Geomanist" w:hAnsi="Geomanist" w:cs="Arial"/>
-          <w:b/>
-        </w:rPr>
-        <w:t>Primera.-</w:t>
-      </w:r>
-      <w:proofErr w:type="gramEnd"/>
-      <w:r>
-        <w:rPr>
-          <w:rFonts w:ascii="Geomanist" w:hAnsi="Geomanist" w:cs="Arial"/>
-          <w:b/>
-        </w:rPr>
-        <w:t xml:space="preserve"> “Reconocimiento Contractual”.-</w:t>
+        <w:t>Décima Primera.- “Reconocimiento Contractual”.-</w:t>
       </w:r>
       <w:r>
         <w:rPr>
@@ -8601,23 +9173,7 @@
           <w:rFonts w:ascii="Geomanist" w:hAnsi="Geomanist" w:cs="Arial"/>
           <w:b/>
         </w:rPr>
-        <w:t xml:space="preserve">Décima </w:t>
-      </w:r>
-      <w:proofErr w:type="gramStart"/>
-      <w:r>
-        <w:rPr>
-          <w:rFonts w:ascii="Geomanist" w:hAnsi="Geomanist" w:cs="Arial"/>
-          <w:b/>
-        </w:rPr>
-        <w:t>Segunda.-</w:t>
-      </w:r>
-      <w:proofErr w:type="gramEnd"/>
-      <w:r>
-        <w:rPr>
-          <w:rFonts w:ascii="Geomanist" w:hAnsi="Geomanist" w:cs="Arial"/>
-          <w:b/>
-        </w:rPr>
-        <w:t xml:space="preserve"> “Jurisdicción”.-</w:t>
+        <w:t>Décima Segunda.- “Jurisdicción”.-</w:t>
       </w:r>
       <w:r>
         <w:rPr>
@@ -9346,13 +9902,13 @@
               <w:jc w:val="center"/>
               <w:rPr>
                 <w:rFonts w:ascii="Geomanist" w:hAnsi="Geomanist" w:cs="Arial"/>
-                <w:lang w:val="es-MX"/>
+                <w:lang w:val="en-US"/>
               </w:rPr>
             </w:pPr>
             <w:r>
               <w:rPr>
                 <w:rFonts w:ascii="Geomanist" w:hAnsi="Geomanist" w:cs="Arial"/>
-                <w:lang w:val="es-MX"/>
+                <w:lang w:val="en-US"/>
               </w:rPr>
               <w:t>_____________________________________</w:t>
             </w:r>
@@ -9364,13 +9920,13 @@
               <w:jc w:val="center"/>
               <w:rPr>
                 <w:rFonts w:ascii="Geomanist" w:hAnsi="Geomanist" w:cs="Arial"/>
-                <w:lang w:val="es-MX"/>
+                <w:lang w:val="en-US"/>
               </w:rPr>
             </w:pPr>
             <w:r>
               <w:rPr>
                 <w:rFonts w:ascii="Geomanist" w:hAnsi="Geomanist" w:cs="Arial"/>
-                <w:lang w:val="es-MX"/>
+                <w:lang w:val="en-US"/>
               </w:rPr>
               <w:t>Gral. Brig. I.C.E.</w:t>
             </w:r>
@@ -9477,19 +10033,11 @@
                 <w:rFonts w:ascii="Geomanist" w:hAnsi="Geomanist" w:cs="Arial"/>
               </w:rPr>
             </w:pPr>
-            <w:proofErr w:type="spellStart"/>
-            <w:r>
-              <w:rPr>
-                <w:rFonts w:ascii="Geomanist" w:hAnsi="Geomanist" w:cs="Arial"/>
-              </w:rPr>
-              <w:t>Cor</w:t>
-            </w:r>
-            <w:proofErr w:type="spellEnd"/>
-            <w:r>
-              <w:rPr>
-                <w:rFonts w:ascii="Geomanist" w:hAnsi="Geomanist" w:cs="Arial"/>
-              </w:rPr>
-              <w:t>. I.I. E.M.</w:t>
+            <w:r>
+              <w:rPr>
+                <w:rFonts w:ascii="Geomanist" w:hAnsi="Geomanist" w:cs="Arial"/>
+              </w:rPr>
+              <w:t>Cor. I.I. E.M.</w:t>
             </w:r>
           </w:p>
           <w:p>
@@ -9548,7 +10096,7 @@
 </file>
 
 <file path=word/endnotes.xml><?xml version="1.0" encoding="utf-8"?>
-<w:endnotes xmlns:wpc="http://schemas.microsoft.com/office/word/2010/wordprocessingCanvas" xmlns:cx="http://schemas.microsoft.com/office/drawing/2014/chartex" xmlns:cx1="http://schemas.microsoft.com/office/drawing/2015/9/8/chartex" xmlns:mc="http://schemas.openxmlformats.org/markup-compatibility/2006" xmlns:o="urn:schemas-microsoft-com:office:office" xmlns:r="http://schemas.openxmlformats.org/officeDocument/2006/relationships" xmlns:m="http://schemas.openxmlformats.org/officeDocument/2006/math" xmlns:v="urn:schemas-microsoft-com:vml" xmlns:wp14="http://schemas.microsoft.com/office/word/2010/wordprocessingDrawing" xmlns:wp="http://schemas.openxmlformats.org/drawingml/2006/wordprocessingDrawing" xmlns:w10="urn:schemas-microsoft-com:office:word" xmlns:w="http://schemas.openxmlformats.org/wordprocessingml/2006/main" xmlns:w14="http://schemas.microsoft.com/office/word/2010/wordml" xmlns:w15="http://schemas.microsoft.com/office/word/2012/wordml" xmlns:w16se="http://schemas.microsoft.com/office/word/2015/wordml/symex" xmlns:wpg="http://schemas.microsoft.com/office/word/2010/wordprocessingGroup" xmlns:wpi="http://schemas.microsoft.com/office/word/2010/wordprocessingInk" xmlns:wne="http://schemas.microsoft.com/office/word/2006/wordml" xmlns:wps="http://schemas.microsoft.com/office/word/2010/wordprocessingShape" mc:Ignorable="w14 w15 w16se wp14">
+<w:endnotes xmlns:wpc="http://schemas.microsoft.com/office/word/2010/wordprocessingCanvas" xmlns:cx="http://schemas.microsoft.com/office/drawing/2014/chartex" xmlns:cx1="http://schemas.microsoft.com/office/drawing/2015/9/8/chartex" xmlns:cx2="http://schemas.microsoft.com/office/drawing/2015/10/21/chartex" xmlns:cx3="http://schemas.microsoft.com/office/drawing/2016/5/9/chartex" xmlns:cx4="http://schemas.microsoft.com/office/drawing/2016/5/10/chartex" xmlns:cx5="http://schemas.microsoft.com/office/drawing/2016/5/11/chartex" xmlns:cx6="http://schemas.microsoft.com/office/drawing/2016/5/12/chartex" xmlns:cx7="http://schemas.microsoft.com/office/drawing/2016/5/13/chartex" xmlns:cx8="http://schemas.microsoft.com/office/drawing/2016/5/14/chartex" xmlns:mc="http://schemas.openxmlformats.org/markup-compatibility/2006" xmlns:aink="http://schemas.microsoft.com/office/drawing/2016/ink" xmlns:am3d="http://schemas.microsoft.com/office/drawing/2017/model3d" xmlns:o="urn:schemas-microsoft-com:office:office" xmlns:oel="http://schemas.microsoft.com/office/2019/extlst" xmlns:r="http://schemas.openxmlformats.org/officeDocument/2006/relationships" xmlns:m="http://schemas.openxmlformats.org/officeDocument/2006/math" xmlns:v="urn:schemas-microsoft-com:vml" xmlns:wp14="http://schemas.microsoft.com/office/word/2010/wordprocessingDrawing" xmlns:wp="http://schemas.openxmlformats.org/drawingml/2006/wordprocessingDrawing" xmlns:w10="urn:schemas-microsoft-com:office:word" xmlns:w="http://schemas.openxmlformats.org/wordprocessingml/2006/main" xmlns:w14="http://schemas.microsoft.com/office/word/2010/wordml" xmlns:w15="http://schemas.microsoft.com/office/word/2012/wordml" xmlns:w16cex="http://schemas.microsoft.com/office/word/2018/wordml/cex" xmlns:w16cid="http://schemas.microsoft.com/office/word/2016/wordml/cid" xmlns:w16="http://schemas.microsoft.com/office/word/2018/wordml" xmlns:w16du="http://schemas.microsoft.com/office/word/2023/wordml/word16du" xmlns:w16sdtdh="http://schemas.microsoft.com/office/word/2020/wordml/sdtdatahash" xmlns:w16sdtfl="http://schemas.microsoft.com/office/word/2024/wordml/sdtformatlock" xmlns:w16se="http://schemas.microsoft.com/office/word/2015/wordml/symex" xmlns:wpg="http://schemas.microsoft.com/office/word/2010/wordprocessingGroup" xmlns:wpi="http://schemas.microsoft.com/office/word/2010/wordprocessingInk" xmlns:wne="http://schemas.microsoft.com/office/word/2006/wordml" xmlns:wps="http://schemas.microsoft.com/office/word/2010/wordprocessingShape" mc:Ignorable="w14 w15 w16se w16cid w16 w16cex w16sdtdh w16sdtfl w16du wp14">
   <w:endnote w:type="separator" w:id="-1">
     <w:p>
       <w:pPr>
@@ -9573,7 +10121,7 @@
 </file>
 
 <file path=word/footnotes.xml><?xml version="1.0" encoding="utf-8"?>
-<w:footnotes xmlns:wpc="http://schemas.microsoft.com/office/word/2010/wordprocessingCanvas" xmlns:cx="http://schemas.microsoft.com/office/drawing/2014/chartex" xmlns:cx1="http://schemas.microsoft.com/office/drawing/2015/9/8/chartex" xmlns:mc="http://schemas.openxmlformats.org/markup-compatibility/2006" xmlns:o="urn:schemas-microsoft-com:office:office" xmlns:r="http://schemas.openxmlformats.org/officeDocument/2006/relationships" xmlns:m="http://schemas.openxmlformats.org/officeDocument/2006/math" xmlns:v="urn:schemas-microsoft-com:vml" xmlns:wp14="http://schemas.microsoft.com/office/word/2010/wordprocessingDrawing" xmlns:wp="http://schemas.openxmlformats.org/drawingml/2006/wordprocessingDrawing" xmlns:w10="urn:schemas-microsoft-com:office:word" xmlns:w="http://schemas.openxmlformats.org/wordprocessingml/2006/main" xmlns:w14="http://schemas.microsoft.com/office/word/2010/wordml" xmlns:w15="http://schemas.microsoft.com/office/word/2012/wordml" xmlns:w16se="http://schemas.microsoft.com/office/word/2015/wordml/symex" xmlns:wpg="http://schemas.microsoft.com/office/word/2010/wordprocessingGroup" xmlns:wpi="http://schemas.microsoft.com/office/word/2010/wordprocessingInk" xmlns:wne="http://schemas.microsoft.com/office/word/2006/wordml" xmlns:wps="http://schemas.microsoft.com/office/word/2010/wordprocessingShape" mc:Ignorable="w14 w15 w16se wp14">
+<w:footnotes xmlns:wpc="http://schemas.microsoft.com/office/word/2010/wordprocessingCanvas" xmlns:cx="http://schemas.microsoft.com/office/drawing/2014/chartex" xmlns:cx1="http://schemas.microsoft.com/office/drawing/2015/9/8/chartex" xmlns:cx2="http://schemas.microsoft.com/office/drawing/2015/10/21/chartex" xmlns:cx3="http://schemas.microsoft.com/office/drawing/2016/5/9/chartex" xmlns:cx4="http://schemas.microsoft.com/office/drawing/2016/5/10/chartex" xmlns:cx5="http://schemas.microsoft.com/office/drawing/2016/5/11/chartex" xmlns:cx6="http://schemas.microsoft.com/office/drawing/2016/5/12/chartex" xmlns:cx7="http://schemas.microsoft.com/office/drawing/2016/5/13/chartex" xmlns:cx8="http://schemas.microsoft.com/office/drawing/2016/5/14/chartex" xmlns:mc="http://schemas.openxmlformats.org/markup-compatibility/2006" xmlns:aink="http://schemas.microsoft.com/office/drawing/2016/ink" xmlns:am3d="http://schemas.microsoft.com/office/drawing/2017/model3d" xmlns:o="urn:schemas-microsoft-com:office:office" xmlns:oel="http://schemas.microsoft.com/office/2019/extlst" xmlns:r="http://schemas.openxmlformats.org/officeDocument/2006/relationships" xmlns:m="http://schemas.openxmlformats.org/officeDocument/2006/math" xmlns:v="urn:schemas-microsoft-com:vml" xmlns:wp14="http://schemas.microsoft.com/office/word/2010/wordprocessingDrawing" xmlns:wp="http://schemas.openxmlformats.org/drawingml/2006/wordprocessingDrawing" xmlns:w10="urn:schemas-microsoft-com:office:word" xmlns:w="http://schemas.openxmlformats.org/wordprocessingml/2006/main" xmlns:w14="http://schemas.microsoft.com/office/word/2010/wordml" xmlns:w15="http://schemas.microsoft.com/office/word/2012/wordml" xmlns:w16cex="http://schemas.microsoft.com/office/word/2018/wordml/cex" xmlns:w16cid="http://schemas.microsoft.com/office/word/2016/wordml/cid" xmlns:w16="http://schemas.microsoft.com/office/word/2018/wordml" xmlns:w16du="http://schemas.microsoft.com/office/word/2023/wordml/word16du" xmlns:w16sdtdh="http://schemas.microsoft.com/office/word/2020/wordml/sdtdatahash" xmlns:w16sdtfl="http://schemas.microsoft.com/office/word/2024/wordml/sdtformatlock" xmlns:w16se="http://schemas.microsoft.com/office/word/2015/wordml/symex" xmlns:wpg="http://schemas.microsoft.com/office/word/2010/wordprocessingGroup" xmlns:wpi="http://schemas.microsoft.com/office/word/2010/wordprocessingInk" xmlns:wne="http://schemas.microsoft.com/office/word/2006/wordml" xmlns:wps="http://schemas.microsoft.com/office/word/2010/wordprocessingShape" mc:Ignorable="w14 w15 w16se w16cid w16 w16cex w16sdtdh w16sdtfl w16du wp14">
   <w:footnote w:type="separator" w:id="-1">
     <w:p>
       <w:pPr>
@@ -9598,7 +10146,7 @@
 </file>
 
 <file path=word/header1.xml><?xml version="1.0" encoding="utf-8"?>
-<w:hdr xmlns:wpc="http://schemas.microsoft.com/office/word/2010/wordprocessingCanvas" xmlns:cx="http://schemas.microsoft.com/office/drawing/2014/chartex" xmlns:cx1="http://schemas.microsoft.com/office/drawing/2015/9/8/chartex" xmlns:mc="http://schemas.openxmlformats.org/markup-compatibility/2006" xmlns:o="urn:schemas-microsoft-com:office:office" xmlns:r="http://schemas.openxmlformats.org/officeDocument/2006/relationships" xmlns:m="http://schemas.openxmlformats.org/officeDocument/2006/math" xmlns:v="urn:schemas-microsoft-com:vml" xmlns:wp14="http://schemas.microsoft.com/office/word/2010/wordprocessingDrawing" xmlns:wp="http://schemas.openxmlformats.org/drawingml/2006/wordprocessingDrawing" xmlns:w10="urn:schemas-microsoft-com:office:word" xmlns:w="http://schemas.openxmlformats.org/wordprocessingml/2006/main" xmlns:w14="http://schemas.microsoft.com/office/word/2010/wordml" xmlns:w15="http://schemas.microsoft.com/office/word/2012/wordml" xmlns:w16se="http://schemas.microsoft.com/office/word/2015/wordml/symex" xmlns:wpg="http://schemas.microsoft.com/office/word/2010/wordprocessingGroup" xmlns:wpi="http://schemas.microsoft.com/office/word/2010/wordprocessingInk" xmlns:wne="http://schemas.microsoft.com/office/word/2006/wordml" xmlns:wps="http://schemas.microsoft.com/office/word/2010/wordprocessingShape" mc:Ignorable="w14 w15 w16se wp14">
+<w:hdr xmlns:wpc="http://schemas.microsoft.com/office/word/2010/wordprocessingCanvas" xmlns:cx="http://schemas.microsoft.com/office/drawing/2014/chartex" xmlns:cx1="http://schemas.microsoft.com/office/drawing/2015/9/8/chartex" xmlns:cx2="http://schemas.microsoft.com/office/drawing/2015/10/21/chartex" xmlns:cx3="http://schemas.microsoft.com/office/drawing/2016/5/9/chartex" xmlns:cx4="http://schemas.microsoft.com/office/drawing/2016/5/10/chartex" xmlns:cx5="http://schemas.microsoft.com/office/drawing/2016/5/11/chartex" xmlns:cx6="http://schemas.microsoft.com/office/drawing/2016/5/12/chartex" xmlns:cx7="http://schemas.microsoft.com/office/drawing/2016/5/13/chartex" xmlns:cx8="http://schemas.microsoft.com/office/drawing/2016/5/14/chartex" xmlns:mc="http://schemas.openxmlformats.org/markup-compatibility/2006" xmlns:aink="http://schemas.microsoft.com/office/drawing/2016/ink" xmlns:am3d="http://schemas.microsoft.com/office/drawing/2017/model3d" xmlns:o="urn:schemas-microsoft-com:office:office" xmlns:oel="http://schemas.microsoft.com/office/2019/extlst" xmlns:r="http://schemas.openxmlformats.org/officeDocument/2006/relationships" xmlns:m="http://schemas.openxmlformats.org/officeDocument/2006/math" xmlns:v="urn:schemas-microsoft-com:vml" xmlns:wp14="http://schemas.microsoft.com/office/word/2010/wordprocessingDrawing" xmlns:wp="http://schemas.openxmlformats.org/drawingml/2006/wordprocessingDrawing" xmlns:w10="urn:schemas-microsoft-com:office:word" xmlns:w="http://schemas.openxmlformats.org/wordprocessingml/2006/main" xmlns:w14="http://schemas.microsoft.com/office/word/2010/wordml" xmlns:w15="http://schemas.microsoft.com/office/word/2012/wordml" xmlns:w16cex="http://schemas.microsoft.com/office/word/2018/wordml/cex" xmlns:w16cid="http://schemas.microsoft.com/office/word/2016/wordml/cid" xmlns:w16="http://schemas.microsoft.com/office/word/2018/wordml" xmlns:w16du="http://schemas.microsoft.com/office/word/2023/wordml/word16du" xmlns:w16sdtdh="http://schemas.microsoft.com/office/word/2020/wordml/sdtdatahash" xmlns:w16sdtfl="http://schemas.microsoft.com/office/word/2024/wordml/sdtformatlock" xmlns:w16se="http://schemas.microsoft.com/office/word/2015/wordml/symex" xmlns:wpg="http://schemas.microsoft.com/office/word/2010/wordprocessingGroup" xmlns:wpi="http://schemas.microsoft.com/office/word/2010/wordprocessingInk" xmlns:wne="http://schemas.microsoft.com/office/word/2006/wordml" xmlns:wps="http://schemas.microsoft.com/office/word/2010/wordprocessingShape" mc:Ignorable="w14 w15 w16se w16cid w16 w16cex w16sdtdh w16sdtfl w16du wp14">
   <w:sdt>
     <w:sdtPr>
       <w:rPr>
@@ -9610,7 +10158,6 @@
         <w:docPartUnique/>
       </w:docPartObj>
     </w:sdtPr>
-    <w:sdtEndPr/>
     <w:sdtContent>
       <w:p>
         <w:pPr>
@@ -9709,7 +10256,7 @@
 </file>
 
 <file path=word/numbering.xml><?xml version="1.0" encoding="utf-8"?>
-<w:numbering xmlns:wpc="http://schemas.microsoft.com/office/word/2010/wordprocessingCanvas" xmlns:cx="http://schemas.microsoft.com/office/drawing/2014/chartex" xmlns:cx1="http://schemas.microsoft.com/office/drawing/2015/9/8/chartex" xmlns:mc="http://schemas.openxmlformats.org/markup-compatibility/2006" xmlns:o="urn:schemas-microsoft-com:office:office" xmlns:r="http://schemas.openxmlformats.org/officeDocument/2006/relationships" xmlns:m="http://schemas.openxmlformats.org/officeDocument/2006/math" xmlns:v="urn:schemas-microsoft-com:vml" xmlns:wp14="http://schemas.microsoft.com/office/word/2010/wordprocessingDrawing" xmlns:wp="http://schemas.openxmlformats.org/drawingml/2006/wordprocessingDrawing" xmlns:w10="urn:schemas-microsoft-com:office:word" xmlns:w="http://schemas.openxmlformats.org/wordprocessingml/2006/main" xmlns:w14="http://schemas.microsoft.com/office/word/2010/wordml" xmlns:w15="http://schemas.microsoft.com/office/word/2012/wordml" xmlns:w16se="http://schemas.microsoft.com/office/word/2015/wordml/symex" xmlns:wpg="http://schemas.microsoft.com/office/word/2010/wordprocessingGroup" xmlns:wpi="http://schemas.microsoft.com/office/word/2010/wordprocessingInk" xmlns:wne="http://schemas.microsoft.com/office/word/2006/wordml" xmlns:wps="http://schemas.microsoft.com/office/word/2010/wordprocessingShape" mc:Ignorable="w14 w15 w16se wp14">
+<w:numbering xmlns:wpc="http://schemas.microsoft.com/office/word/2010/wordprocessingCanvas" xmlns:cx="http://schemas.microsoft.com/office/drawing/2014/chartex" xmlns:cx1="http://schemas.microsoft.com/office/drawing/2015/9/8/chartex" xmlns:cx2="http://schemas.microsoft.com/office/drawing/2015/10/21/chartex" xmlns:cx3="http://schemas.microsoft.com/office/drawing/2016/5/9/chartex" xmlns:cx4="http://schemas.microsoft.com/office/drawing/2016/5/10/chartex" xmlns:cx5="http://schemas.microsoft.com/office/drawing/2016/5/11/chartex" xmlns:cx6="http://schemas.microsoft.com/office/drawing/2016/5/12/chartex" xmlns:cx7="http://schemas.microsoft.com/office/drawing/2016/5/13/chartex" xmlns:cx8="http://schemas.microsoft.com/office/drawing/2016/5/14/chartex" xmlns:mc="http://schemas.openxmlformats.org/markup-compatibility/2006" xmlns:aink="http://schemas.microsoft.com/office/drawing/2016/ink" xmlns:am3d="http://schemas.microsoft.com/office/drawing/2017/model3d" xmlns:o="urn:schemas-microsoft-com:office:office" xmlns:oel="http://schemas.microsoft.com/office/2019/extlst" xmlns:r="http://schemas.openxmlformats.org/officeDocument/2006/relationships" xmlns:m="http://schemas.openxmlformats.org/officeDocument/2006/math" xmlns:v="urn:schemas-microsoft-com:vml" xmlns:wp14="http://schemas.microsoft.com/office/word/2010/wordprocessingDrawing" xmlns:wp="http://schemas.openxmlformats.org/drawingml/2006/wordprocessingDrawing" xmlns:w10="urn:schemas-microsoft-com:office:word" xmlns:w="http://schemas.openxmlformats.org/wordprocessingml/2006/main" xmlns:w14="http://schemas.microsoft.com/office/word/2010/wordml" xmlns:w15="http://schemas.microsoft.com/office/word/2012/wordml" xmlns:w16cex="http://schemas.microsoft.com/office/word/2018/wordml/cex" xmlns:w16cid="http://schemas.microsoft.com/office/word/2016/wordml/cid" xmlns:w16="http://schemas.microsoft.com/office/word/2018/wordml" xmlns:w16du="http://schemas.microsoft.com/office/word/2023/wordml/word16du" xmlns:w16sdtdh="http://schemas.microsoft.com/office/word/2020/wordml/sdtdatahash" xmlns:w16sdtfl="http://schemas.microsoft.com/office/word/2024/wordml/sdtformatlock" xmlns:w16se="http://schemas.microsoft.com/office/word/2015/wordml/symex" xmlns:wpg="http://schemas.microsoft.com/office/word/2010/wordprocessingGroup" xmlns:wpi="http://schemas.microsoft.com/office/word/2010/wordprocessingInk" xmlns:wne="http://schemas.microsoft.com/office/word/2006/wordml" xmlns:wps="http://schemas.microsoft.com/office/word/2010/wordprocessingShape" mc:Ignorable="w14 w15 w16se w16cid w16 w16cex w16sdtdh w16sdtfl w16du wp14">
   <w:abstractNum w:abstractNumId="0" w15:restartNumberingAfterBreak="0">
     <w:nsid w:val="04130C1E"/>
     <w:multiLevelType w:val="hybridMultilevel"/>
@@ -10581,38 +11128,38 @@
       </w:rPr>
     </w:lvl>
   </w:abstractNum>
-  <w:num w:numId="1">
+  <w:num w:numId="1" w16cid:durableId="1145396172">
     <w:abstractNumId w:val="5"/>
   </w:num>
-  <w:num w:numId="2">
+  <w:num w:numId="2" w16cid:durableId="1856260997">
     <w:abstractNumId w:val="2"/>
   </w:num>
-  <w:num w:numId="3">
+  <w:num w:numId="3" w16cid:durableId="771127182">
     <w:abstractNumId w:val="6"/>
   </w:num>
-  <w:num w:numId="4">
+  <w:num w:numId="4" w16cid:durableId="1674916985">
     <w:abstractNumId w:val="4"/>
   </w:num>
-  <w:num w:numId="5">
+  <w:num w:numId="5" w16cid:durableId="663437440">
     <w:abstractNumId w:val="3"/>
   </w:num>
-  <w:num w:numId="6">
+  <w:num w:numId="6" w16cid:durableId="1631596562">
     <w:abstractNumId w:val="0"/>
   </w:num>
-  <w:num w:numId="7">
+  <w:num w:numId="7" w16cid:durableId="813176189">
     <w:abstractNumId w:val="7"/>
   </w:num>
-  <w:num w:numId="8">
+  <w:num w:numId="8" w16cid:durableId="750354001">
     <w:abstractNumId w:val="8"/>
   </w:num>
-  <w:num w:numId="9">
+  <w:num w:numId="9" w16cid:durableId="1257515757">
     <w:abstractNumId w:val="1"/>
   </w:num>
 </w:numbering>
 </file>
 
 <file path=word/styles.xml><?xml version="1.0" encoding="utf-8"?>
-<w:styles xmlns:mc="http://schemas.openxmlformats.org/markup-compatibility/2006" xmlns:r="http://schemas.openxmlformats.org/officeDocument/2006/relationships" xmlns:w="http://schemas.openxmlformats.org/wordprocessingml/2006/main" xmlns:w14="http://schemas.microsoft.com/office/word/2010/wordml" xmlns:w15="http://schemas.microsoft.com/office/word/2012/wordml" xmlns:w16se="http://schemas.microsoft.com/office/word/2015/wordml/symex" mc:Ignorable="w14 w15 w16se">
+<w:styles xmlns:mc="http://schemas.openxmlformats.org/markup-compatibility/2006" xmlns:r="http://schemas.openxmlformats.org/officeDocument/2006/relationships" xmlns:w="http://schemas.openxmlformats.org/wordprocessingml/2006/main" xmlns:w14="http://schemas.microsoft.com/office/word/2010/wordml" xmlns:w15="http://schemas.microsoft.com/office/word/2012/wordml" xmlns:w16cex="http://schemas.microsoft.com/office/word/2018/wordml/cex" xmlns:w16cid="http://schemas.microsoft.com/office/word/2016/wordml/cid" xmlns:w16="http://schemas.microsoft.com/office/word/2018/wordml" xmlns:w16du="http://schemas.microsoft.com/office/word/2023/wordml/word16du" xmlns:w16sdtdh="http://schemas.microsoft.com/office/word/2020/wordml/sdtdatahash" xmlns:w16sdtfl="http://schemas.microsoft.com/office/word/2024/wordml/sdtformatlock" xmlns:w16se="http://schemas.microsoft.com/office/word/2015/wordml/symex" mc:Ignorable="w14 w15 w16se w16cid w16 w16cex w16sdtdh w16sdtfl w16du">
   <w:docDefaults>
     <w:rPrDefault>
       <w:rPr>
@@ -10622,7 +11169,7 @@
     </w:rPrDefault>
     <w:pPrDefault/>
   </w:docDefaults>
-  <w:latentStyles w:defLockedState="0" w:defUIPriority="99" w:defSemiHidden="0" w:defUnhideWhenUsed="0" w:defQFormat="0" w:count="371">
+  <w:latentStyles w:defLockedState="0" w:defUIPriority="99" w:defSemiHidden="0" w:defUnhideWhenUsed="0" w:defQFormat="0" w:count="376">
     <w:lsdException w:name="Normal" w:uiPriority="0" w:qFormat="1"/>
     <w:lsdException w:name="heading 1" w:uiPriority="9" w:qFormat="1"/>
     <w:lsdException w:name="heading 2" w:semiHidden="1" w:uiPriority="9" w:unhideWhenUsed="1" w:qFormat="1"/>
@@ -10994,6 +11541,11 @@
     <w:lsdException w:name="List Table 5 Dark Accent 6" w:uiPriority="50"/>
     <w:lsdException w:name="List Table 6 Colorful Accent 6" w:uiPriority="51"/>
     <w:lsdException w:name="List Table 7 Colorful Accent 6" w:uiPriority="52"/>
+    <w:lsdException w:name="Mention" w:semiHidden="1" w:unhideWhenUsed="1"/>
+    <w:lsdException w:name="Smart Hyperlink" w:semiHidden="1" w:unhideWhenUsed="1"/>
+    <w:lsdException w:name="Hashtag" w:semiHidden="1" w:unhideWhenUsed="1"/>
+    <w:lsdException w:name="Unresolved Mention" w:semiHidden="1" w:unhideWhenUsed="1"/>
+    <w:lsdException w:name="Smart Link" w:semiHidden="1" w:unhideWhenUsed="1"/>
   </w:latentStyles>
   <w:style w:type="paragraph" w:default="1" w:styleId="Normal">
     <w:name w:val="Normal"/>

--- a/MAR-AGO26 (2).docx
+++ b/MAR-AGO26 (2).docx
@@ -2601,16 +2601,12 @@
               <w:jc w:val="center"/>
               <w:rPr>
                 <w:rFonts w:ascii="Geomanist" w:hAnsi="Geomanist" w:cs="Arial"/>
-                <w:sz w:val="14"/>
-                <w:szCs w:val="14"/>
-                <w:highlight w:val="yellow"/>
-              </w:rPr>
-            </w:pPr>
-            <w:r>
-              <w:rPr>
-                <w:rFonts w:ascii="Geomanist" w:hAnsi="Geomanist" w:cs="Arial"/>
-                <w:sz w:val="14"/>
-                <w:szCs w:val="14"/>
+                <w:highlight w:val="yellow"/>
+              </w:rPr>
+            </w:pPr>
+            <w:r>
+              <w:rPr>
+                <w:rFonts w:ascii="Geomanist" w:hAnsi="Geomanist" w:cs="Arial"/>
                 <w:highlight w:val="yellow"/>
               </w:rPr>
               <w:t>Mes</w:t>
@@ -2631,17 +2627,13 @@
               <w:rPr>
                 <w:rFonts w:ascii="Geomanist" w:hAnsi="Geomanist" w:cs="Arial"/>
                 <w:spacing w:val="-10"/>
-                <w:sz w:val="14"/>
-                <w:szCs w:val="14"/>
-                <w:highlight w:val="yellow"/>
-              </w:rPr>
-            </w:pPr>
-            <w:r>
-              <w:rPr>
-                <w:rFonts w:ascii="Geomanist" w:hAnsi="Geomanist" w:cs="Arial"/>
-                <w:spacing w:val="-10"/>
-                <w:sz w:val="14"/>
-                <w:szCs w:val="14"/>
+                <w:highlight w:val="yellow"/>
+              </w:rPr>
+            </w:pPr>
+            <w:r>
+              <w:rPr>
+                <w:rFonts w:ascii="Geomanist" w:hAnsi="Geomanist" w:cs="Arial"/>
+                <w:spacing w:val="-10"/>
                 <w:highlight w:val="yellow"/>
               </w:rPr>
               <w:t>Horas</w:t>
@@ -2656,17 +2648,13 @@
               <w:rPr>
                 <w:rFonts w:ascii="Geomanist" w:hAnsi="Geomanist" w:cs="Arial"/>
                 <w:spacing w:val="-10"/>
-                <w:sz w:val="14"/>
-                <w:szCs w:val="14"/>
-                <w:highlight w:val="yellow"/>
-              </w:rPr>
-            </w:pPr>
-            <w:r>
-              <w:rPr>
-                <w:rFonts w:ascii="Geomanist" w:hAnsi="Geomanist" w:cs="Arial"/>
-                <w:spacing w:val="-10"/>
-                <w:sz w:val="14"/>
-                <w:szCs w:val="14"/>
+                <w:highlight w:val="yellow"/>
+              </w:rPr>
+            </w:pPr>
+            <w:r>
+              <w:rPr>
+                <w:rFonts w:ascii="Geomanist" w:hAnsi="Geomanist" w:cs="Arial"/>
+                <w:spacing w:val="-10"/>
                 <w:highlight w:val="yellow"/>
               </w:rPr>
               <w:t>Clase</w:t>
@@ -2687,17 +2675,13 @@
               <w:rPr>
                 <w:rFonts w:ascii="Geomanist" w:hAnsi="Geomanist" w:cs="Arial"/>
                 <w:spacing w:val="-10"/>
-                <w:sz w:val="14"/>
-                <w:szCs w:val="14"/>
-                <w:highlight w:val="yellow"/>
-              </w:rPr>
-            </w:pPr>
-            <w:r>
-              <w:rPr>
-                <w:rFonts w:ascii="Geomanist" w:hAnsi="Geomanist" w:cs="Arial"/>
-                <w:spacing w:val="-10"/>
-                <w:sz w:val="14"/>
-                <w:szCs w:val="14"/>
+                <w:highlight w:val="yellow"/>
+              </w:rPr>
+            </w:pPr>
+            <w:r>
+              <w:rPr>
+                <w:rFonts w:ascii="Geomanist" w:hAnsi="Geomanist" w:cs="Arial"/>
+                <w:spacing w:val="-10"/>
                 <w:highlight w:val="yellow"/>
               </w:rPr>
               <w:t>Importe por H</w:t>
@@ -2706,8 +2690,6 @@
               <w:rPr>
                 <w:rFonts w:ascii="Geomanist" w:hAnsi="Geomanist" w:cs="Arial"/>
                 <w:spacing w:val="-10"/>
-                <w:sz w:val="14"/>
-                <w:szCs w:val="14"/>
                 <w:highlight w:val="yellow"/>
               </w:rPr>
               <w:t>ora-</w:t>
@@ -2716,8 +2698,6 @@
               <w:rPr>
                 <w:rFonts w:ascii="Geomanist" w:hAnsi="Geomanist" w:cs="Arial"/>
                 <w:spacing w:val="-10"/>
-                <w:sz w:val="14"/>
-                <w:szCs w:val="14"/>
                 <w:highlight w:val="yellow"/>
               </w:rPr>
               <w:t>C</w:t>
@@ -2726,8 +2706,6 @@
               <w:rPr>
                 <w:rFonts w:ascii="Geomanist" w:hAnsi="Geomanist" w:cs="Arial"/>
                 <w:spacing w:val="-10"/>
-                <w:sz w:val="14"/>
-                <w:szCs w:val="14"/>
                 <w:highlight w:val="yellow"/>
               </w:rPr>
               <w:t>lase</w:t>
@@ -2748,17 +2726,13 @@
               <w:rPr>
                 <w:rFonts w:ascii="Geomanist" w:hAnsi="Geomanist" w:cs="Arial"/>
                 <w:spacing w:val="-10"/>
-                <w:sz w:val="14"/>
-                <w:szCs w:val="14"/>
-                <w:highlight w:val="yellow"/>
-              </w:rPr>
-            </w:pPr>
-            <w:r>
-              <w:rPr>
-                <w:rFonts w:ascii="Geomanist" w:hAnsi="Geomanist" w:cs="Arial"/>
-                <w:spacing w:val="-10"/>
-                <w:sz w:val="14"/>
-                <w:szCs w:val="14"/>
+                <w:highlight w:val="yellow"/>
+              </w:rPr>
+            </w:pPr>
+            <w:r>
+              <w:rPr>
+                <w:rFonts w:ascii="Geomanist" w:hAnsi="Geomanist" w:cs="Arial"/>
+                <w:spacing w:val="-10"/>
                 <w:highlight w:val="yellow"/>
               </w:rPr>
               <w:t>Importe Total de Horas Clase</w:t>
@@ -2779,17 +2753,13 @@
               <w:rPr>
                 <w:rFonts w:ascii="Geomanist" w:hAnsi="Geomanist" w:cs="Arial"/>
                 <w:spacing w:val="-10"/>
-                <w:sz w:val="14"/>
-                <w:szCs w:val="14"/>
-                <w:highlight w:val="yellow"/>
-              </w:rPr>
-            </w:pPr>
-            <w:r>
-              <w:rPr>
-                <w:rFonts w:ascii="Geomanist" w:hAnsi="Geomanist" w:cs="Arial"/>
-                <w:spacing w:val="-10"/>
-                <w:sz w:val="14"/>
-                <w:szCs w:val="14"/>
+                <w:highlight w:val="yellow"/>
+              </w:rPr>
+            </w:pPr>
+            <w:r>
+              <w:rPr>
+                <w:rFonts w:ascii="Geomanist" w:hAnsi="Geomanist" w:cs="Arial"/>
+                <w:spacing w:val="-10"/>
                 <w:highlight w:val="yellow"/>
               </w:rPr>
               <w:t>Más I.V.A.</w:t>
@@ -2810,17 +2780,13 @@
               <w:rPr>
                 <w:rFonts w:ascii="Geomanist" w:hAnsi="Geomanist" w:cs="Arial"/>
                 <w:spacing w:val="-10"/>
-                <w:sz w:val="14"/>
-                <w:szCs w:val="14"/>
-                <w:highlight w:val="yellow"/>
-              </w:rPr>
-            </w:pPr>
-            <w:r>
-              <w:rPr>
-                <w:rFonts w:ascii="Geomanist" w:hAnsi="Geomanist" w:cs="Arial"/>
-                <w:spacing w:val="-10"/>
-                <w:sz w:val="14"/>
-                <w:szCs w:val="14"/>
+                <w:highlight w:val="yellow"/>
+              </w:rPr>
+            </w:pPr>
+            <w:r>
+              <w:rPr>
+                <w:rFonts w:ascii="Geomanist" w:hAnsi="Geomanist" w:cs="Arial"/>
+                <w:spacing w:val="-10"/>
                 <w:highlight w:val="yellow"/>
               </w:rPr>
               <w:t>Importe Bruto</w:t>
@@ -2841,17 +2807,13 @@
               <w:rPr>
                 <w:rFonts w:ascii="Geomanist" w:hAnsi="Geomanist" w:cs="Arial"/>
                 <w:spacing w:val="-10"/>
-                <w:sz w:val="14"/>
-                <w:szCs w:val="14"/>
-                <w:highlight w:val="yellow"/>
-              </w:rPr>
-            </w:pPr>
-            <w:r>
-              <w:rPr>
-                <w:rFonts w:ascii="Geomanist" w:hAnsi="Geomanist" w:cs="Arial"/>
-                <w:spacing w:val="-10"/>
-                <w:sz w:val="14"/>
-                <w:szCs w:val="14"/>
+                <w:highlight w:val="yellow"/>
+              </w:rPr>
+            </w:pPr>
+            <w:r>
+              <w:rPr>
+                <w:rFonts w:ascii="Geomanist" w:hAnsi="Geomanist" w:cs="Arial"/>
+                <w:spacing w:val="-10"/>
                 <w:highlight w:val="yellow"/>
               </w:rPr>
               <w:t>Ret. I.S.R.</w:t>
@@ -2872,17 +2834,13 @@
               <w:rPr>
                 <w:rFonts w:ascii="Geomanist" w:hAnsi="Geomanist" w:cs="Arial"/>
                 <w:spacing w:val="-10"/>
-                <w:sz w:val="14"/>
-                <w:szCs w:val="14"/>
-                <w:highlight w:val="yellow"/>
-              </w:rPr>
-            </w:pPr>
-            <w:r>
-              <w:rPr>
-                <w:rFonts w:ascii="Geomanist" w:hAnsi="Geomanist" w:cs="Arial"/>
-                <w:spacing w:val="-10"/>
-                <w:sz w:val="14"/>
-                <w:szCs w:val="14"/>
+                <w:highlight w:val="yellow"/>
+              </w:rPr>
+            </w:pPr>
+            <w:r>
+              <w:rPr>
+                <w:rFonts w:ascii="Geomanist" w:hAnsi="Geomanist" w:cs="Arial"/>
+                <w:spacing w:val="-10"/>
                 <w:highlight w:val="yellow"/>
               </w:rPr>
               <w:t xml:space="preserve">Retenciones </w:t>
@@ -2891,8 +2849,6 @@
               <w:rPr>
                 <w:rFonts w:ascii="Geomanist" w:hAnsi="Geomanist" w:cs="Arial"/>
                 <w:spacing w:val="-10"/>
-                <w:sz w:val="14"/>
-                <w:szCs w:val="14"/>
                 <w:highlight w:val="yellow"/>
               </w:rPr>
               <w:t xml:space="preserve">de </w:t>
@@ -2901,8 +2857,6 @@
               <w:rPr>
                 <w:rFonts w:ascii="Geomanist" w:hAnsi="Geomanist" w:cs="Arial"/>
                 <w:spacing w:val="-10"/>
-                <w:sz w:val="14"/>
-                <w:szCs w:val="14"/>
                 <w:highlight w:val="yellow"/>
               </w:rPr>
               <w:t>I.V.A.</w:t>
@@ -2923,17 +2877,13 @@
               <w:rPr>
                 <w:rFonts w:ascii="Geomanist" w:hAnsi="Geomanist" w:cs="Arial"/>
                 <w:spacing w:val="-10"/>
-                <w:sz w:val="14"/>
-                <w:szCs w:val="14"/>
-                <w:highlight w:val="yellow"/>
-              </w:rPr>
-            </w:pPr>
-            <w:r>
-              <w:rPr>
-                <w:rFonts w:ascii="Geomanist" w:hAnsi="Geomanist" w:cs="Arial"/>
-                <w:spacing w:val="-10"/>
-                <w:sz w:val="14"/>
-                <w:szCs w:val="14"/>
+                <w:highlight w:val="yellow"/>
+              </w:rPr>
+            </w:pPr>
+            <w:r>
+              <w:rPr>
+                <w:rFonts w:ascii="Geomanist" w:hAnsi="Geomanist" w:cs="Arial"/>
+                <w:spacing w:val="-10"/>
                 <w:highlight w:val="yellow"/>
               </w:rPr>
               <w:t>Importe Neto</w:t>
@@ -2958,17 +2908,13 @@
               <w:rPr>
                 <w:rFonts w:ascii="Geomanist" w:hAnsi="Geomanist" w:cs="Arial"/>
                 <w:spacing w:val="-10"/>
-                <w:sz w:val="14"/>
-                <w:szCs w:val="14"/>
-                <w:highlight w:val="yellow"/>
-              </w:rPr>
-            </w:pPr>
-            <w:r>
-              <w:rPr>
-                <w:rFonts w:ascii="Geomanist" w:hAnsi="Geomanist" w:cs="Arial"/>
-                <w:spacing w:val="-10"/>
-                <w:sz w:val="14"/>
-                <w:szCs w:val="14"/>
+                <w:highlight w:val="yellow"/>
+              </w:rPr>
+            </w:pPr>
+            <w:r>
+              <w:rPr>
+                <w:rFonts w:ascii="Geomanist" w:hAnsi="Geomanist" w:cs="Arial"/>
+                <w:spacing w:val="-10"/>
                 <w:highlight w:val="yellow"/>
               </w:rPr>
               <w:t>Mar</w:t>
@@ -2977,8 +2923,6 @@
               <w:rPr>
                 <w:rFonts w:ascii="Geomanist" w:hAnsi="Geomanist" w:cs="Arial"/>
                 <w:spacing w:val="-10"/>
-                <w:sz w:val="14"/>
-                <w:szCs w:val="14"/>
                 <w:highlight w:val="yellow"/>
               </w:rPr>
               <w:t>. 2026</w:t>
@@ -2998,16 +2942,12 @@
               <w:jc w:val="center"/>
               <w:rPr>
                 <w:rFonts w:ascii="Geomanist" w:hAnsi="Geomanist" w:cs="Arial"/>
-                <w:sz w:val="14"/>
-                <w:szCs w:val="14"/>
-                <w:highlight w:val="yellow"/>
-              </w:rPr>
-            </w:pPr>
-            <w:r>
-              <w:rPr>
-                <w:rFonts w:ascii="Geomanist" w:hAnsi="Geomanist" w:cs="Arial"/>
-                <w:sz w:val="14"/>
-                <w:szCs w:val="14"/>
+                <w:highlight w:val="yellow"/>
+              </w:rPr>
+            </w:pPr>
+            <w:r>
+              <w:rPr>
+                <w:rFonts w:ascii="Geomanist" w:hAnsi="Geomanist" w:cs="Arial"/>
                 <w:highlight w:val="yellow"/>
               </w:rPr>
               <w:t>«HsMes1»</w:t>
@@ -3028,17 +2968,13 @@
               <w:rPr>
                 <w:rFonts w:ascii="Geomanist" w:hAnsi="Geomanist" w:cs="Arial"/>
                 <w:spacing w:val="-10"/>
-                <w:sz w:val="14"/>
-                <w:szCs w:val="14"/>
-                <w:highlight w:val="yellow"/>
-              </w:rPr>
-            </w:pPr>
-            <w:r>
-              <w:rPr>
-                <w:rFonts w:ascii="Geomanist" w:hAnsi="Geomanist" w:cs="Arial"/>
-                <w:spacing w:val="-10"/>
-                <w:sz w:val="14"/>
-                <w:szCs w:val="14"/>
+                <w:highlight w:val="yellow"/>
+              </w:rPr>
+            </w:pPr>
+            <w:r>
+              <w:rPr>
+                <w:rFonts w:ascii="Geomanist" w:hAnsi="Geomanist" w:cs="Arial"/>
+                <w:spacing w:val="-10"/>
                 <w:highlight w:val="yellow"/>
               </w:rPr>
               <w:t>«POR_HORA»</w:t>
@@ -3059,17 +2995,13 @@
               <w:rPr>
                 <w:rFonts w:ascii="Geomanist" w:hAnsi="Geomanist" w:cs="Arial"/>
                 <w:spacing w:val="-10"/>
-                <w:sz w:val="14"/>
-                <w:szCs w:val="14"/>
-                <w:highlight w:val="yellow"/>
-              </w:rPr>
-            </w:pPr>
-            <w:r>
-              <w:rPr>
-                <w:rFonts w:ascii="Geomanist" w:hAnsi="Geomanist" w:cs="Arial"/>
-                <w:spacing w:val="-10"/>
-                <w:sz w:val="14"/>
-                <w:szCs w:val="14"/>
+                <w:highlight w:val="yellow"/>
+              </w:rPr>
+            </w:pPr>
+            <w:r>
+              <w:rPr>
+                <w:rFonts w:ascii="Geomanist" w:hAnsi="Geomanist" w:cs="Arial"/>
+                <w:spacing w:val="-10"/>
                 <w:highlight w:val="yellow"/>
               </w:rPr>
               <w:t>«ImpBruto_Mes1»</w:t>
@@ -3090,17 +3022,13 @@
               <w:rPr>
                 <w:rFonts w:ascii="Geomanist" w:hAnsi="Geomanist" w:cs="Arial"/>
                 <w:spacing w:val="-10"/>
-                <w:sz w:val="14"/>
-                <w:szCs w:val="14"/>
-                <w:highlight w:val="yellow"/>
-              </w:rPr>
-            </w:pPr>
-            <w:r>
-              <w:rPr>
-                <w:rFonts w:ascii="Geomanist" w:hAnsi="Geomanist" w:cs="Arial"/>
-                <w:spacing w:val="-10"/>
-                <w:sz w:val="14"/>
-                <w:szCs w:val="14"/>
+                <w:highlight w:val="yellow"/>
+              </w:rPr>
+            </w:pPr>
+            <w:r>
+              <w:rPr>
+                <w:rFonts w:ascii="Geomanist" w:hAnsi="Geomanist" w:cs="Arial"/>
+                <w:spacing w:val="-10"/>
                 <w:highlight w:val="yellow"/>
               </w:rPr>
               <w:t>«IvaMes1»</w:t>
@@ -3121,17 +3049,13 @@
               <w:rPr>
                 <w:rFonts w:ascii="Geomanist" w:hAnsi="Geomanist" w:cs="Arial"/>
                 <w:spacing w:val="-10"/>
-                <w:sz w:val="14"/>
-                <w:szCs w:val="14"/>
-                <w:highlight w:val="yellow"/>
-              </w:rPr>
-            </w:pPr>
-            <w:r>
-              <w:rPr>
-                <w:rFonts w:ascii="Geomanist" w:hAnsi="Geomanist" w:cs="Arial"/>
-                <w:spacing w:val="-10"/>
-                <w:sz w:val="14"/>
-                <w:szCs w:val="14"/>
+                <w:highlight w:val="yellow"/>
+              </w:rPr>
+            </w:pPr>
+            <w:r>
+              <w:rPr>
+                <w:rFonts w:ascii="Geomanist" w:hAnsi="Geomanist" w:cs="Arial"/>
+                <w:spacing w:val="-10"/>
                 <w:highlight w:val="yellow"/>
               </w:rPr>
               <w:t>«SubtalMes1»</w:t>
@@ -3152,17 +3076,13 @@
               <w:rPr>
                 <w:rFonts w:ascii="Geomanist" w:hAnsi="Geomanist" w:cs="Arial"/>
                 <w:spacing w:val="-10"/>
-                <w:sz w:val="14"/>
-                <w:szCs w:val="14"/>
-                <w:highlight w:val="yellow"/>
-              </w:rPr>
-            </w:pPr>
-            <w:r>
-              <w:rPr>
-                <w:rFonts w:ascii="Geomanist" w:hAnsi="Geomanist" w:cs="Arial"/>
-                <w:spacing w:val="-10"/>
-                <w:sz w:val="14"/>
-                <w:szCs w:val="14"/>
+                <w:highlight w:val="yellow"/>
+              </w:rPr>
+            </w:pPr>
+            <w:r>
+              <w:rPr>
+                <w:rFonts w:ascii="Geomanist" w:hAnsi="Geomanist" w:cs="Arial"/>
+                <w:spacing w:val="-10"/>
                 <w:highlight w:val="yellow"/>
               </w:rPr>
               <w:t>«RetISRMes1»</w:t>
@@ -3183,17 +3103,13 @@
               <w:rPr>
                 <w:rFonts w:ascii="Geomanist" w:hAnsi="Geomanist" w:cs="Arial"/>
                 <w:spacing w:val="-10"/>
-                <w:sz w:val="14"/>
-                <w:szCs w:val="14"/>
-                <w:highlight w:val="yellow"/>
-              </w:rPr>
-            </w:pPr>
-            <w:r>
-              <w:rPr>
-                <w:rFonts w:ascii="Geomanist" w:hAnsi="Geomanist" w:cs="Arial"/>
-                <w:spacing w:val="-10"/>
-                <w:sz w:val="14"/>
-                <w:szCs w:val="14"/>
+                <w:highlight w:val="yellow"/>
+              </w:rPr>
+            </w:pPr>
+            <w:r>
+              <w:rPr>
+                <w:rFonts w:ascii="Geomanist" w:hAnsi="Geomanist" w:cs="Arial"/>
+                <w:spacing w:val="-10"/>
                 <w:highlight w:val="yellow"/>
               </w:rPr>
               <w:t>«RetIVAMes1»</w:t>
@@ -3214,17 +3130,13 @@
               <w:rPr>
                 <w:rFonts w:ascii="Geomanist" w:hAnsi="Geomanist" w:cs="Arial"/>
                 <w:spacing w:val="-10"/>
-                <w:sz w:val="14"/>
-                <w:szCs w:val="14"/>
-                <w:highlight w:val="yellow"/>
-              </w:rPr>
-            </w:pPr>
-            <w:r>
-              <w:rPr>
-                <w:rFonts w:ascii="Geomanist" w:hAnsi="Geomanist" w:cs="Arial"/>
-                <w:spacing w:val="-10"/>
-                <w:sz w:val="14"/>
-                <w:szCs w:val="14"/>
+                <w:highlight w:val="yellow"/>
+              </w:rPr>
+            </w:pPr>
+            <w:r>
+              <w:rPr>
+                <w:rFonts w:ascii="Geomanist" w:hAnsi="Geomanist" w:cs="Arial"/>
+                <w:spacing w:val="-10"/>
                 <w:highlight w:val="yellow"/>
               </w:rPr>
               <w:t>«NetoMes1»</w:t>
@@ -3249,17 +3161,13 @@
               <w:rPr>
                 <w:rFonts w:ascii="Geomanist" w:hAnsi="Geomanist" w:cs="Arial"/>
                 <w:spacing w:val="-10"/>
-                <w:sz w:val="14"/>
-                <w:szCs w:val="14"/>
-                <w:highlight w:val="yellow"/>
-              </w:rPr>
-            </w:pPr>
-            <w:r>
-              <w:rPr>
-                <w:rFonts w:ascii="Geomanist" w:hAnsi="Geomanist" w:cs="Arial"/>
-                <w:spacing w:val="-10"/>
-                <w:sz w:val="14"/>
-                <w:szCs w:val="14"/>
+                <w:highlight w:val="yellow"/>
+              </w:rPr>
+            </w:pPr>
+            <w:r>
+              <w:rPr>
+                <w:rFonts w:ascii="Geomanist" w:hAnsi="Geomanist" w:cs="Arial"/>
+                <w:spacing w:val="-10"/>
                 <w:highlight w:val="yellow"/>
               </w:rPr>
               <w:t>Abr</w:t>
@@ -3268,8 +3176,6 @@
               <w:rPr>
                 <w:rFonts w:ascii="Geomanist" w:hAnsi="Geomanist" w:cs="Arial"/>
                 <w:spacing w:val="-10"/>
-                <w:sz w:val="14"/>
-                <w:szCs w:val="14"/>
                 <w:highlight w:val="yellow"/>
               </w:rPr>
               <w:t>. 2026</w:t>
@@ -3289,16 +3195,12 @@
               <w:jc w:val="center"/>
               <w:rPr>
                 <w:rFonts w:ascii="Geomanist" w:hAnsi="Geomanist" w:cs="Arial"/>
-                <w:sz w:val="14"/>
-                <w:szCs w:val="14"/>
-                <w:highlight w:val="yellow"/>
-              </w:rPr>
-            </w:pPr>
-            <w:r>
-              <w:rPr>
-                <w:rFonts w:ascii="Geomanist" w:hAnsi="Geomanist" w:cs="Arial"/>
-                <w:sz w:val="14"/>
-                <w:szCs w:val="14"/>
+                <w:highlight w:val="yellow"/>
+              </w:rPr>
+            </w:pPr>
+            <w:r>
+              <w:rPr>
+                <w:rFonts w:ascii="Geomanist" w:hAnsi="Geomanist" w:cs="Arial"/>
                 <w:highlight w:val="yellow"/>
               </w:rPr>
               <w:t>«HsMes2»</w:t>
@@ -3319,17 +3221,13 @@
               <w:rPr>
                 <w:rFonts w:ascii="Geomanist" w:hAnsi="Geomanist" w:cs="Arial"/>
                 <w:spacing w:val="-10"/>
-                <w:sz w:val="14"/>
-                <w:szCs w:val="14"/>
-                <w:highlight w:val="yellow"/>
-              </w:rPr>
-            </w:pPr>
-            <w:r>
-              <w:rPr>
-                <w:rFonts w:ascii="Geomanist" w:hAnsi="Geomanist" w:cs="Arial"/>
-                <w:spacing w:val="-10"/>
-                <w:sz w:val="14"/>
-                <w:szCs w:val="14"/>
+                <w:highlight w:val="yellow"/>
+              </w:rPr>
+            </w:pPr>
+            <w:r>
+              <w:rPr>
+                <w:rFonts w:ascii="Geomanist" w:hAnsi="Geomanist" w:cs="Arial"/>
+                <w:spacing w:val="-10"/>
                 <w:highlight w:val="yellow"/>
               </w:rPr>
               <w:t>«POR_HORA»</w:t>
@@ -3350,17 +3248,13 @@
               <w:rPr>
                 <w:rFonts w:ascii="Geomanist" w:hAnsi="Geomanist" w:cs="Arial"/>
                 <w:spacing w:val="-10"/>
-                <w:sz w:val="14"/>
-                <w:szCs w:val="14"/>
-                <w:highlight w:val="yellow"/>
-              </w:rPr>
-            </w:pPr>
-            <w:r>
-              <w:rPr>
-                <w:rFonts w:ascii="Geomanist" w:hAnsi="Geomanist" w:cs="Arial"/>
-                <w:spacing w:val="-10"/>
-                <w:sz w:val="14"/>
-                <w:szCs w:val="14"/>
+                <w:highlight w:val="yellow"/>
+              </w:rPr>
+            </w:pPr>
+            <w:r>
+              <w:rPr>
+                <w:rFonts w:ascii="Geomanist" w:hAnsi="Geomanist" w:cs="Arial"/>
+                <w:spacing w:val="-10"/>
                 <w:highlight w:val="yellow"/>
               </w:rPr>
               <w:t>«ImpBruto_Mes2»</w:t>
@@ -3381,17 +3275,13 @@
               <w:rPr>
                 <w:rFonts w:ascii="Geomanist" w:hAnsi="Geomanist" w:cs="Arial"/>
                 <w:spacing w:val="-10"/>
-                <w:sz w:val="14"/>
-                <w:szCs w:val="14"/>
-                <w:highlight w:val="yellow"/>
-              </w:rPr>
-            </w:pPr>
-            <w:r>
-              <w:rPr>
-                <w:rFonts w:ascii="Geomanist" w:hAnsi="Geomanist" w:cs="Arial"/>
-                <w:spacing w:val="-10"/>
-                <w:sz w:val="14"/>
-                <w:szCs w:val="14"/>
+                <w:highlight w:val="yellow"/>
+              </w:rPr>
+            </w:pPr>
+            <w:r>
+              <w:rPr>
+                <w:rFonts w:ascii="Geomanist" w:hAnsi="Geomanist" w:cs="Arial"/>
+                <w:spacing w:val="-10"/>
                 <w:highlight w:val="yellow"/>
               </w:rPr>
               <w:t>«IvaMes2»</w:t>
@@ -3412,17 +3302,13 @@
               <w:rPr>
                 <w:rFonts w:ascii="Geomanist" w:hAnsi="Geomanist" w:cs="Arial"/>
                 <w:spacing w:val="-10"/>
-                <w:sz w:val="14"/>
-                <w:szCs w:val="14"/>
-                <w:highlight w:val="yellow"/>
-              </w:rPr>
-            </w:pPr>
-            <w:r>
-              <w:rPr>
-                <w:rFonts w:ascii="Geomanist" w:hAnsi="Geomanist" w:cs="Arial"/>
-                <w:spacing w:val="-10"/>
-                <w:sz w:val="14"/>
-                <w:szCs w:val="14"/>
+                <w:highlight w:val="yellow"/>
+              </w:rPr>
+            </w:pPr>
+            <w:r>
+              <w:rPr>
+                <w:rFonts w:ascii="Geomanist" w:hAnsi="Geomanist" w:cs="Arial"/>
+                <w:spacing w:val="-10"/>
                 <w:highlight w:val="yellow"/>
               </w:rPr>
               <w:t>«SubtalMes2»</w:t>
@@ -3443,17 +3329,13 @@
               <w:rPr>
                 <w:rFonts w:ascii="Geomanist" w:hAnsi="Geomanist" w:cs="Arial"/>
                 <w:spacing w:val="-10"/>
-                <w:sz w:val="14"/>
-                <w:szCs w:val="14"/>
-                <w:highlight w:val="yellow"/>
-              </w:rPr>
-            </w:pPr>
-            <w:r>
-              <w:rPr>
-                <w:rFonts w:ascii="Geomanist" w:hAnsi="Geomanist" w:cs="Arial"/>
-                <w:spacing w:val="-10"/>
-                <w:sz w:val="14"/>
-                <w:szCs w:val="14"/>
+                <w:highlight w:val="yellow"/>
+              </w:rPr>
+            </w:pPr>
+            <w:r>
+              <w:rPr>
+                <w:rFonts w:ascii="Geomanist" w:hAnsi="Geomanist" w:cs="Arial"/>
+                <w:spacing w:val="-10"/>
                 <w:highlight w:val="yellow"/>
               </w:rPr>
               <w:t>«RetISRMes2»</w:t>
@@ -3474,17 +3356,13 @@
               <w:rPr>
                 <w:rFonts w:ascii="Geomanist" w:hAnsi="Geomanist" w:cs="Arial"/>
                 <w:spacing w:val="-10"/>
-                <w:sz w:val="14"/>
-                <w:szCs w:val="14"/>
-                <w:highlight w:val="yellow"/>
-              </w:rPr>
-            </w:pPr>
-            <w:r>
-              <w:rPr>
-                <w:rFonts w:ascii="Geomanist" w:hAnsi="Geomanist" w:cs="Arial"/>
-                <w:spacing w:val="-10"/>
-                <w:sz w:val="14"/>
-                <w:szCs w:val="14"/>
+                <w:highlight w:val="yellow"/>
+              </w:rPr>
+            </w:pPr>
+            <w:r>
+              <w:rPr>
+                <w:rFonts w:ascii="Geomanist" w:hAnsi="Geomanist" w:cs="Arial"/>
+                <w:spacing w:val="-10"/>
                 <w:highlight w:val="yellow"/>
               </w:rPr>
               <w:t>«RetIVAMes2»</w:t>
@@ -3505,17 +3383,13 @@
               <w:rPr>
                 <w:rFonts w:ascii="Geomanist" w:hAnsi="Geomanist" w:cs="Arial"/>
                 <w:spacing w:val="-10"/>
-                <w:sz w:val="14"/>
-                <w:szCs w:val="14"/>
-                <w:highlight w:val="yellow"/>
-              </w:rPr>
-            </w:pPr>
-            <w:r>
-              <w:rPr>
-                <w:rFonts w:ascii="Geomanist" w:hAnsi="Geomanist" w:cs="Arial"/>
-                <w:spacing w:val="-10"/>
-                <w:sz w:val="14"/>
-                <w:szCs w:val="14"/>
+                <w:highlight w:val="yellow"/>
+              </w:rPr>
+            </w:pPr>
+            <w:r>
+              <w:rPr>
+                <w:rFonts w:ascii="Geomanist" w:hAnsi="Geomanist" w:cs="Arial"/>
+                <w:spacing w:val="-10"/>
                 <w:highlight w:val="yellow"/>
               </w:rPr>
               <w:t>«NetoMes2»</w:t>
@@ -3540,17 +3414,13 @@
               <w:rPr>
                 <w:rFonts w:ascii="Geomanist" w:hAnsi="Geomanist" w:cs="Arial"/>
                 <w:spacing w:val="-10"/>
-                <w:sz w:val="14"/>
-                <w:szCs w:val="14"/>
-                <w:highlight w:val="yellow"/>
-              </w:rPr>
-            </w:pPr>
-            <w:r>
-              <w:rPr>
-                <w:rFonts w:ascii="Geomanist" w:hAnsi="Geomanist" w:cs="Arial"/>
-                <w:spacing w:val="-10"/>
-                <w:sz w:val="14"/>
-                <w:szCs w:val="14"/>
+                <w:highlight w:val="yellow"/>
+              </w:rPr>
+            </w:pPr>
+            <w:r>
+              <w:rPr>
+                <w:rFonts w:ascii="Geomanist" w:hAnsi="Geomanist" w:cs="Arial"/>
+                <w:spacing w:val="-10"/>
                 <w:highlight w:val="yellow"/>
               </w:rPr>
               <w:t>May. 2026</w:t>
@@ -3570,16 +3440,12 @@
               <w:jc w:val="center"/>
               <w:rPr>
                 <w:rFonts w:ascii="Geomanist" w:hAnsi="Geomanist" w:cs="Arial"/>
-                <w:sz w:val="14"/>
-                <w:szCs w:val="14"/>
-                <w:highlight w:val="yellow"/>
-              </w:rPr>
-            </w:pPr>
-            <w:r>
-              <w:rPr>
-                <w:rFonts w:ascii="Geomanist" w:hAnsi="Geomanist" w:cs="Arial"/>
-                <w:sz w:val="14"/>
-                <w:szCs w:val="14"/>
+                <w:highlight w:val="yellow"/>
+              </w:rPr>
+            </w:pPr>
+            <w:r>
+              <w:rPr>
+                <w:rFonts w:ascii="Geomanist" w:hAnsi="Geomanist" w:cs="Arial"/>
                 <w:highlight w:val="yellow"/>
               </w:rPr>
               <w:t>«HsMes3»</w:t>
@@ -3601,17 +3467,13 @@
                 <w:rFonts w:ascii="Geomanist" w:hAnsi="Geomanist" w:cs="Arial"/>
                 <w:noProof/>
                 <w:spacing w:val="-10"/>
-                <w:sz w:val="14"/>
-                <w:szCs w:val="14"/>
-                <w:highlight w:val="yellow"/>
-              </w:rPr>
-            </w:pPr>
-            <w:r>
-              <w:rPr>
-                <w:rFonts w:ascii="Geomanist" w:hAnsi="Geomanist" w:cs="Arial"/>
-                <w:spacing w:val="-10"/>
-                <w:sz w:val="14"/>
-                <w:szCs w:val="14"/>
+                <w:highlight w:val="yellow"/>
+              </w:rPr>
+            </w:pPr>
+            <w:r>
+              <w:rPr>
+                <w:rFonts w:ascii="Geomanist" w:hAnsi="Geomanist" w:cs="Arial"/>
+                <w:spacing w:val="-10"/>
                 <w:highlight w:val="yellow"/>
               </w:rPr>
               <w:t>«POR_HORA»</w:t>
@@ -3632,17 +3494,13 @@
               <w:rPr>
                 <w:rFonts w:ascii="Geomanist" w:hAnsi="Geomanist" w:cs="Arial"/>
                 <w:spacing w:val="-10"/>
-                <w:sz w:val="14"/>
-                <w:szCs w:val="14"/>
-                <w:highlight w:val="yellow"/>
-              </w:rPr>
-            </w:pPr>
-            <w:r>
-              <w:rPr>
-                <w:rFonts w:ascii="Geomanist" w:hAnsi="Geomanist" w:cs="Arial"/>
-                <w:spacing w:val="-10"/>
-                <w:sz w:val="14"/>
-                <w:szCs w:val="14"/>
+                <w:highlight w:val="yellow"/>
+              </w:rPr>
+            </w:pPr>
+            <w:r>
+              <w:rPr>
+                <w:rFonts w:ascii="Geomanist" w:hAnsi="Geomanist" w:cs="Arial"/>
+                <w:spacing w:val="-10"/>
                 <w:highlight w:val="yellow"/>
               </w:rPr>
               <w:t>«ImpBruto_Mes3»</w:t>
@@ -3663,17 +3521,13 @@
               <w:rPr>
                 <w:rFonts w:ascii="Geomanist" w:hAnsi="Geomanist" w:cs="Arial"/>
                 <w:spacing w:val="-10"/>
-                <w:sz w:val="14"/>
-                <w:szCs w:val="14"/>
-                <w:highlight w:val="yellow"/>
-              </w:rPr>
-            </w:pPr>
-            <w:r>
-              <w:rPr>
-                <w:rFonts w:ascii="Geomanist" w:hAnsi="Geomanist" w:cs="Arial"/>
-                <w:spacing w:val="-10"/>
-                <w:sz w:val="14"/>
-                <w:szCs w:val="14"/>
+                <w:highlight w:val="yellow"/>
+              </w:rPr>
+            </w:pPr>
+            <w:r>
+              <w:rPr>
+                <w:rFonts w:ascii="Geomanist" w:hAnsi="Geomanist" w:cs="Arial"/>
+                <w:spacing w:val="-10"/>
                 <w:highlight w:val="yellow"/>
               </w:rPr>
               <w:t>«IvaMes3»</w:t>
@@ -3694,17 +3548,13 @@
               <w:rPr>
                 <w:rFonts w:ascii="Geomanist" w:hAnsi="Geomanist" w:cs="Arial"/>
                 <w:spacing w:val="-10"/>
-                <w:sz w:val="14"/>
-                <w:szCs w:val="14"/>
-                <w:highlight w:val="yellow"/>
-              </w:rPr>
-            </w:pPr>
-            <w:r>
-              <w:rPr>
-                <w:rFonts w:ascii="Geomanist" w:hAnsi="Geomanist" w:cs="Arial"/>
-                <w:spacing w:val="-10"/>
-                <w:sz w:val="14"/>
-                <w:szCs w:val="14"/>
+                <w:highlight w:val="yellow"/>
+              </w:rPr>
+            </w:pPr>
+            <w:r>
+              <w:rPr>
+                <w:rFonts w:ascii="Geomanist" w:hAnsi="Geomanist" w:cs="Arial"/>
+                <w:spacing w:val="-10"/>
                 <w:highlight w:val="yellow"/>
               </w:rPr>
               <w:t>«SubtalMes3»</w:t>
@@ -3725,17 +3575,13 @@
               <w:rPr>
                 <w:rFonts w:ascii="Geomanist" w:hAnsi="Geomanist" w:cs="Arial"/>
                 <w:spacing w:val="-10"/>
-                <w:sz w:val="14"/>
-                <w:szCs w:val="14"/>
-                <w:highlight w:val="yellow"/>
-              </w:rPr>
-            </w:pPr>
-            <w:r>
-              <w:rPr>
-                <w:rFonts w:ascii="Geomanist" w:hAnsi="Geomanist" w:cs="Arial"/>
-                <w:spacing w:val="-10"/>
-                <w:sz w:val="14"/>
-                <w:szCs w:val="14"/>
+                <w:highlight w:val="yellow"/>
+              </w:rPr>
+            </w:pPr>
+            <w:r>
+              <w:rPr>
+                <w:rFonts w:ascii="Geomanist" w:hAnsi="Geomanist" w:cs="Arial"/>
+                <w:spacing w:val="-10"/>
                 <w:highlight w:val="yellow"/>
               </w:rPr>
               <w:t>«RetISRMes3»</w:t>
@@ -3756,17 +3602,13 @@
               <w:rPr>
                 <w:rFonts w:ascii="Geomanist" w:hAnsi="Geomanist" w:cs="Arial"/>
                 <w:spacing w:val="-10"/>
-                <w:sz w:val="14"/>
-                <w:szCs w:val="14"/>
-                <w:highlight w:val="yellow"/>
-              </w:rPr>
-            </w:pPr>
-            <w:r>
-              <w:rPr>
-                <w:rFonts w:ascii="Geomanist" w:hAnsi="Geomanist" w:cs="Arial"/>
-                <w:spacing w:val="-10"/>
-                <w:sz w:val="14"/>
-                <w:szCs w:val="14"/>
+                <w:highlight w:val="yellow"/>
+              </w:rPr>
+            </w:pPr>
+            <w:r>
+              <w:rPr>
+                <w:rFonts w:ascii="Geomanist" w:hAnsi="Geomanist" w:cs="Arial"/>
+                <w:spacing w:val="-10"/>
                 <w:highlight w:val="yellow"/>
               </w:rPr>
               <w:t>«RetIVAMes3»</w:t>
@@ -3787,17 +3629,13 @@
               <w:rPr>
                 <w:rFonts w:ascii="Geomanist" w:hAnsi="Geomanist" w:cs="Arial"/>
                 <w:spacing w:val="-10"/>
-                <w:sz w:val="14"/>
-                <w:szCs w:val="14"/>
-                <w:highlight w:val="yellow"/>
-              </w:rPr>
-            </w:pPr>
-            <w:r>
-              <w:rPr>
-                <w:rFonts w:ascii="Geomanist" w:hAnsi="Geomanist" w:cs="Arial"/>
-                <w:spacing w:val="-10"/>
-                <w:sz w:val="14"/>
-                <w:szCs w:val="14"/>
+                <w:highlight w:val="yellow"/>
+              </w:rPr>
+            </w:pPr>
+            <w:r>
+              <w:rPr>
+                <w:rFonts w:ascii="Geomanist" w:hAnsi="Geomanist" w:cs="Arial"/>
+                <w:spacing w:val="-10"/>
                 <w:highlight w:val="yellow"/>
               </w:rPr>
               <w:t>«NetoMes3»</w:t>
@@ -3822,17 +3660,13 @@
               <w:rPr>
                 <w:rFonts w:ascii="Geomanist" w:hAnsi="Geomanist" w:cs="Arial"/>
                 <w:spacing w:val="-10"/>
-                <w:sz w:val="14"/>
-                <w:szCs w:val="14"/>
-                <w:highlight w:val="yellow"/>
-              </w:rPr>
-            </w:pPr>
-            <w:r>
-              <w:rPr>
-                <w:rFonts w:ascii="Geomanist" w:hAnsi="Geomanist" w:cs="Arial"/>
-                <w:spacing w:val="-10"/>
-                <w:sz w:val="14"/>
-                <w:szCs w:val="14"/>
+                <w:highlight w:val="yellow"/>
+              </w:rPr>
+            </w:pPr>
+            <w:r>
+              <w:rPr>
+                <w:rFonts w:ascii="Geomanist" w:hAnsi="Geomanist" w:cs="Arial"/>
+                <w:spacing w:val="-10"/>
                 <w:highlight w:val="yellow"/>
               </w:rPr>
               <w:t>Jun. 2026</w:t>
@@ -3852,16 +3686,12 @@
               <w:jc w:val="center"/>
               <w:rPr>
                 <w:rFonts w:ascii="Geomanist" w:hAnsi="Geomanist" w:cs="Arial"/>
-                <w:sz w:val="14"/>
-                <w:szCs w:val="14"/>
-                <w:highlight w:val="yellow"/>
-              </w:rPr>
-            </w:pPr>
-            <w:r>
-              <w:rPr>
-                <w:rFonts w:ascii="Geomanist" w:hAnsi="Geomanist" w:cs="Arial"/>
-                <w:sz w:val="14"/>
-                <w:szCs w:val="14"/>
+                <w:highlight w:val="yellow"/>
+              </w:rPr>
+            </w:pPr>
+            <w:r>
+              <w:rPr>
+                <w:rFonts w:ascii="Geomanist" w:hAnsi="Geomanist" w:cs="Arial"/>
                 <w:highlight w:val="yellow"/>
               </w:rPr>
               <w:t>«HsMes4»</w:t>
@@ -3883,17 +3713,13 @@
                 <w:rFonts w:ascii="Geomanist" w:hAnsi="Geomanist" w:cs="Arial"/>
                 <w:noProof/>
                 <w:spacing w:val="-10"/>
-                <w:sz w:val="14"/>
-                <w:szCs w:val="14"/>
-                <w:highlight w:val="yellow"/>
-              </w:rPr>
-            </w:pPr>
-            <w:r>
-              <w:rPr>
-                <w:rFonts w:ascii="Geomanist" w:hAnsi="Geomanist" w:cs="Arial"/>
-                <w:spacing w:val="-10"/>
-                <w:sz w:val="14"/>
-                <w:szCs w:val="14"/>
+                <w:highlight w:val="yellow"/>
+              </w:rPr>
+            </w:pPr>
+            <w:r>
+              <w:rPr>
+                <w:rFonts w:ascii="Geomanist" w:hAnsi="Geomanist" w:cs="Arial"/>
+                <w:spacing w:val="-10"/>
                 <w:highlight w:val="yellow"/>
               </w:rPr>
               <w:t>«POR_HORA»</w:t>
@@ -3914,17 +3740,13 @@
               <w:rPr>
                 <w:rFonts w:ascii="Geomanist" w:hAnsi="Geomanist" w:cs="Arial"/>
                 <w:spacing w:val="-10"/>
-                <w:sz w:val="14"/>
-                <w:szCs w:val="14"/>
-                <w:highlight w:val="yellow"/>
-              </w:rPr>
-            </w:pPr>
-            <w:r>
-              <w:rPr>
-                <w:rFonts w:ascii="Geomanist" w:hAnsi="Geomanist" w:cs="Arial"/>
-                <w:spacing w:val="-10"/>
-                <w:sz w:val="14"/>
-                <w:szCs w:val="14"/>
+                <w:highlight w:val="yellow"/>
+              </w:rPr>
+            </w:pPr>
+            <w:r>
+              <w:rPr>
+                <w:rFonts w:ascii="Geomanist" w:hAnsi="Geomanist" w:cs="Arial"/>
+                <w:spacing w:val="-10"/>
                 <w:highlight w:val="yellow"/>
               </w:rPr>
               <w:t>«ImpBruto_Mes4»</w:t>
@@ -3945,17 +3767,13 @@
               <w:rPr>
                 <w:rFonts w:ascii="Geomanist" w:hAnsi="Geomanist" w:cs="Arial"/>
                 <w:spacing w:val="-10"/>
-                <w:sz w:val="14"/>
-                <w:szCs w:val="14"/>
-                <w:highlight w:val="yellow"/>
-              </w:rPr>
-            </w:pPr>
-            <w:r>
-              <w:rPr>
-                <w:rFonts w:ascii="Geomanist" w:hAnsi="Geomanist" w:cs="Arial"/>
-                <w:spacing w:val="-10"/>
-                <w:sz w:val="14"/>
-                <w:szCs w:val="14"/>
+                <w:highlight w:val="yellow"/>
+              </w:rPr>
+            </w:pPr>
+            <w:r>
+              <w:rPr>
+                <w:rFonts w:ascii="Geomanist" w:hAnsi="Geomanist" w:cs="Arial"/>
+                <w:spacing w:val="-10"/>
                 <w:highlight w:val="yellow"/>
               </w:rPr>
               <w:t>«IvaMes4»</w:t>
@@ -3976,17 +3794,13 @@
               <w:rPr>
                 <w:rFonts w:ascii="Geomanist" w:hAnsi="Geomanist" w:cs="Arial"/>
                 <w:spacing w:val="-10"/>
-                <w:sz w:val="14"/>
-                <w:szCs w:val="14"/>
-                <w:highlight w:val="yellow"/>
-              </w:rPr>
-            </w:pPr>
-            <w:r>
-              <w:rPr>
-                <w:rFonts w:ascii="Geomanist" w:hAnsi="Geomanist" w:cs="Arial"/>
-                <w:spacing w:val="-10"/>
-                <w:sz w:val="14"/>
-                <w:szCs w:val="14"/>
+                <w:highlight w:val="yellow"/>
+              </w:rPr>
+            </w:pPr>
+            <w:r>
+              <w:rPr>
+                <w:rFonts w:ascii="Geomanist" w:hAnsi="Geomanist" w:cs="Arial"/>
+                <w:spacing w:val="-10"/>
                 <w:highlight w:val="yellow"/>
               </w:rPr>
               <w:t>«SubtalMes4»</w:t>
@@ -4008,17 +3822,13 @@
                 <w:rFonts w:ascii="Geomanist" w:hAnsi="Geomanist" w:cs="Arial"/>
                 <w:noProof/>
                 <w:spacing w:val="-10"/>
-                <w:sz w:val="14"/>
-                <w:szCs w:val="14"/>
-                <w:highlight w:val="yellow"/>
-              </w:rPr>
-            </w:pPr>
-            <w:r>
-              <w:rPr>
-                <w:rFonts w:ascii="Geomanist" w:hAnsi="Geomanist" w:cs="Arial"/>
-                <w:spacing w:val="-10"/>
-                <w:sz w:val="14"/>
-                <w:szCs w:val="14"/>
+                <w:highlight w:val="yellow"/>
+              </w:rPr>
+            </w:pPr>
+            <w:r>
+              <w:rPr>
+                <w:rFonts w:ascii="Geomanist" w:hAnsi="Geomanist" w:cs="Arial"/>
+                <w:spacing w:val="-10"/>
                 <w:highlight w:val="yellow"/>
               </w:rPr>
               <w:t>«RetISRMes4»</w:t>
@@ -4039,17 +3849,13 @@
               <w:rPr>
                 <w:rFonts w:ascii="Geomanist" w:hAnsi="Geomanist" w:cs="Arial"/>
                 <w:spacing w:val="-10"/>
-                <w:sz w:val="14"/>
-                <w:szCs w:val="14"/>
-                <w:highlight w:val="yellow"/>
-              </w:rPr>
-            </w:pPr>
-            <w:r>
-              <w:rPr>
-                <w:rFonts w:ascii="Geomanist" w:hAnsi="Geomanist" w:cs="Arial"/>
-                <w:spacing w:val="-10"/>
-                <w:sz w:val="14"/>
-                <w:szCs w:val="14"/>
+                <w:highlight w:val="yellow"/>
+              </w:rPr>
+            </w:pPr>
+            <w:r>
+              <w:rPr>
+                <w:rFonts w:ascii="Geomanist" w:hAnsi="Geomanist" w:cs="Arial"/>
+                <w:spacing w:val="-10"/>
                 <w:highlight w:val="yellow"/>
               </w:rPr>
               <w:t>«RetIVAMes4»</w:t>
@@ -4070,17 +3876,13 @@
               <w:rPr>
                 <w:rFonts w:ascii="Geomanist" w:hAnsi="Geomanist" w:cs="Arial"/>
                 <w:spacing w:val="-10"/>
-                <w:sz w:val="14"/>
-                <w:szCs w:val="14"/>
-                <w:highlight w:val="yellow"/>
-              </w:rPr>
-            </w:pPr>
-            <w:r>
-              <w:rPr>
-                <w:rFonts w:ascii="Geomanist" w:hAnsi="Geomanist" w:cs="Arial"/>
-                <w:spacing w:val="-10"/>
-                <w:sz w:val="14"/>
-                <w:szCs w:val="14"/>
+                <w:highlight w:val="yellow"/>
+              </w:rPr>
+            </w:pPr>
+            <w:r>
+              <w:rPr>
+                <w:rFonts w:ascii="Geomanist" w:hAnsi="Geomanist" w:cs="Arial"/>
+                <w:spacing w:val="-10"/>
                 <w:highlight w:val="yellow"/>
               </w:rPr>
               <w:t>«NetoMes4»</w:t>
@@ -4105,16 +3907,12 @@
               <w:jc w:val="center"/>
               <w:rPr>
                 <w:rFonts w:ascii="Geomanist" w:hAnsi="Geomanist" w:cs="Arial"/>
-                <w:sz w:val="14"/>
-                <w:szCs w:val="14"/>
-                <w:highlight w:val="yellow"/>
-              </w:rPr>
-            </w:pPr>
-            <w:r>
-              <w:rPr>
-                <w:rFonts w:ascii="Geomanist" w:hAnsi="Geomanist" w:cs="Arial"/>
-                <w:sz w:val="14"/>
-                <w:szCs w:val="14"/>
+                <w:highlight w:val="yellow"/>
+              </w:rPr>
+            </w:pPr>
+            <w:r>
+              <w:rPr>
+                <w:rFonts w:ascii="Geomanist" w:hAnsi="Geomanist" w:cs="Arial"/>
                 <w:highlight w:val="yellow"/>
               </w:rPr>
               <w:t>Totales</w:t>
@@ -4134,16 +3932,12 @@
               <w:jc w:val="center"/>
               <w:rPr>
                 <w:rFonts w:ascii="Geomanist" w:hAnsi="Geomanist" w:cs="Arial"/>
-                <w:sz w:val="14"/>
-                <w:szCs w:val="14"/>
-                <w:highlight w:val="yellow"/>
-              </w:rPr>
-            </w:pPr>
-            <w:r>
-              <w:rPr>
-                <w:rFonts w:ascii="Geomanist" w:hAnsi="Geomanist" w:cs="Arial"/>
-                <w:sz w:val="14"/>
-                <w:szCs w:val="14"/>
+                <w:highlight w:val="yellow"/>
+              </w:rPr>
+            </w:pPr>
+            <w:r>
+              <w:rPr>
+                <w:rFonts w:ascii="Geomanist" w:hAnsi="Geomanist" w:cs="Arial"/>
                 <w:highlight w:val="yellow"/>
               </w:rPr>
               <w:t>«T_HS»</w:t>
@@ -4164,8 +3958,6 @@
                 <w:rFonts w:ascii="Geomanist" w:hAnsi="Geomanist" w:cs="Arial"/>
                 <w:b/>
                 <w:spacing w:val="-10"/>
-                <w:sz w:val="14"/>
-                <w:szCs w:val="14"/>
                 <w:highlight w:val="yellow"/>
               </w:rPr>
             </w:pPr>
@@ -4174,8 +3966,6 @@
                 <w:rFonts w:ascii="Geomanist" w:hAnsi="Geomanist" w:cs="Arial"/>
                 <w:b/>
                 <w:spacing w:val="-10"/>
-                <w:sz w:val="14"/>
-                <w:szCs w:val="14"/>
                 <w:highlight w:val="yellow"/>
               </w:rPr>
               <w:t>-   -</w:t>
@@ -4196,17 +3986,13 @@
               <w:rPr>
                 <w:rFonts w:ascii="Geomanist" w:hAnsi="Geomanist" w:cs="Arial"/>
                 <w:spacing w:val="-10"/>
-                <w:sz w:val="14"/>
-                <w:szCs w:val="14"/>
-                <w:highlight w:val="yellow"/>
-              </w:rPr>
-            </w:pPr>
-            <w:r>
-              <w:rPr>
-                <w:rFonts w:ascii="Geomanist" w:hAnsi="Geomanist" w:cs="Arial"/>
-                <w:spacing w:val="-10"/>
-                <w:sz w:val="14"/>
-                <w:szCs w:val="14"/>
+                <w:highlight w:val="yellow"/>
+              </w:rPr>
+            </w:pPr>
+            <w:r>
+              <w:rPr>
+                <w:rFonts w:ascii="Geomanist" w:hAnsi="Geomanist" w:cs="Arial"/>
+                <w:spacing w:val="-10"/>
                 <w:highlight w:val="yellow"/>
               </w:rPr>
               <w:t>«T_IB»</w:t>
@@ -4227,17 +4013,13 @@
               <w:rPr>
                 <w:rFonts w:ascii="Geomanist" w:hAnsi="Geomanist" w:cs="Arial"/>
                 <w:spacing w:val="-10"/>
-                <w:sz w:val="14"/>
-                <w:szCs w:val="14"/>
-                <w:highlight w:val="yellow"/>
-              </w:rPr>
-            </w:pPr>
-            <w:r>
-              <w:rPr>
-                <w:rFonts w:ascii="Geomanist" w:hAnsi="Geomanist" w:cs="Arial"/>
-                <w:spacing w:val="-10"/>
-                <w:sz w:val="14"/>
-                <w:szCs w:val="14"/>
+                <w:highlight w:val="yellow"/>
+              </w:rPr>
+            </w:pPr>
+            <w:r>
+              <w:rPr>
+                <w:rFonts w:ascii="Geomanist" w:hAnsi="Geomanist" w:cs="Arial"/>
+                <w:spacing w:val="-10"/>
                 <w:highlight w:val="yellow"/>
               </w:rPr>
               <w:t>«T_IVA»</w:t>
@@ -4258,17 +4040,13 @@
               <w:rPr>
                 <w:rFonts w:ascii="Geomanist" w:hAnsi="Geomanist" w:cs="Arial"/>
                 <w:spacing w:val="-10"/>
-                <w:sz w:val="14"/>
-                <w:szCs w:val="14"/>
-                <w:highlight w:val="yellow"/>
-              </w:rPr>
-            </w:pPr>
-            <w:r>
-              <w:rPr>
-                <w:rFonts w:ascii="Geomanist" w:hAnsi="Geomanist" w:cs="Arial"/>
-                <w:spacing w:val="-10"/>
-                <w:sz w:val="14"/>
-                <w:szCs w:val="14"/>
+                <w:highlight w:val="yellow"/>
+              </w:rPr>
+            </w:pPr>
+            <w:r>
+              <w:rPr>
+                <w:rFonts w:ascii="Geomanist" w:hAnsi="Geomanist" w:cs="Arial"/>
+                <w:spacing w:val="-10"/>
                 <w:highlight w:val="yellow"/>
               </w:rPr>
               <w:t>«</w:t>
@@ -4278,8 +4056,6 @@
               <w:rPr>
                 <w:rFonts w:ascii="Geomanist" w:hAnsi="Geomanist" w:cs="Arial"/>
                 <w:spacing w:val="-10"/>
-                <w:sz w:val="14"/>
-                <w:szCs w:val="14"/>
                 <w:highlight w:val="yellow"/>
               </w:rPr>
               <w:t>T_SbT</w:t>
@@ -4289,8 +4065,6 @@
               <w:rPr>
                 <w:rFonts w:ascii="Geomanist" w:hAnsi="Geomanist" w:cs="Arial"/>
                 <w:spacing w:val="-10"/>
-                <w:sz w:val="14"/>
-                <w:szCs w:val="14"/>
                 <w:highlight w:val="yellow"/>
               </w:rPr>
               <w:t>»</w:t>
@@ -4311,17 +4085,13 @@
               <w:rPr>
                 <w:rFonts w:ascii="Geomanist" w:hAnsi="Geomanist" w:cs="Arial"/>
                 <w:spacing w:val="-10"/>
-                <w:sz w:val="14"/>
-                <w:szCs w:val="14"/>
-                <w:highlight w:val="yellow"/>
-              </w:rPr>
-            </w:pPr>
-            <w:r>
-              <w:rPr>
-                <w:rFonts w:ascii="Geomanist" w:hAnsi="Geomanist" w:cs="Arial"/>
-                <w:spacing w:val="-10"/>
-                <w:sz w:val="14"/>
-                <w:szCs w:val="14"/>
+                <w:highlight w:val="yellow"/>
+              </w:rPr>
+            </w:pPr>
+            <w:r>
+              <w:rPr>
+                <w:rFonts w:ascii="Geomanist" w:hAnsi="Geomanist" w:cs="Arial"/>
+                <w:spacing w:val="-10"/>
                 <w:highlight w:val="yellow"/>
               </w:rPr>
               <w:t>«T_RISR»</w:t>
@@ -4342,17 +4112,13 @@
               <w:rPr>
                 <w:rFonts w:ascii="Geomanist" w:hAnsi="Geomanist" w:cs="Arial"/>
                 <w:spacing w:val="-10"/>
-                <w:sz w:val="14"/>
-                <w:szCs w:val="14"/>
-                <w:highlight w:val="yellow"/>
-              </w:rPr>
-            </w:pPr>
-            <w:r>
-              <w:rPr>
-                <w:rFonts w:ascii="Geomanist" w:hAnsi="Geomanist" w:cs="Arial"/>
-                <w:spacing w:val="-10"/>
-                <w:sz w:val="14"/>
-                <w:szCs w:val="14"/>
+                <w:highlight w:val="yellow"/>
+              </w:rPr>
+            </w:pPr>
+            <w:r>
+              <w:rPr>
+                <w:rFonts w:ascii="Geomanist" w:hAnsi="Geomanist" w:cs="Arial"/>
+                <w:spacing w:val="-10"/>
                 <w:highlight w:val="yellow"/>
               </w:rPr>
               <w:t>«T_RIVA»</w:t>
@@ -4374,8 +4140,6 @@
                 <w:rFonts w:ascii="Geomanist" w:hAnsi="Geomanist" w:cs="Arial"/>
                 <w:noProof/>
                 <w:spacing w:val="-10"/>
-                <w:sz w:val="14"/>
-                <w:szCs w:val="14"/>
                 <w:highlight w:val="yellow"/>
               </w:rPr>
             </w:pPr>
@@ -4384,8 +4148,6 @@
                 <w:rFonts w:ascii="Geomanist" w:hAnsi="Geomanist" w:cs="Arial"/>
                 <w:noProof/>
                 <w:spacing w:val="-10"/>
-                <w:sz w:val="14"/>
-                <w:szCs w:val="14"/>
                 <w:highlight w:val="yellow"/>
               </w:rPr>
               <w:t>«T_NET»</w:t>
@@ -4457,6 +4219,7 @@
           <w:rFonts w:ascii="Geomanist" w:hAnsi="Geomanist" w:cs="Arial"/>
           <w:b/>
         </w:rPr>
+        <w:lastRenderedPageBreak/>
         <w:t>Sexta.</w:t>
       </w:r>
       <w:r>
